--- a/cursor/Yandex_Direct_Strategii_Aukcion_CPC_2026-08.docx
+++ b/cursor/Yandex_Direct_Strategii_Aukcion_CPC_2026-08.docx
@@ -8,8 +8,9 @@
       </w:pPr>
       <w:r>
         <w:rPr>
-          <w:rFonts w:ascii="Times New Roman" w:hAnsi="Times New Roman"/>
+          <w:rFonts w:ascii="Times New Roman" w:hAnsi="Times New Roman" w:eastAsia="Times New Roman"/>
           <w:b/>
+          <w:i w:val="0"/>
           <w:color w:val="1A3A5C"/>
           <w:sz w:val="36"/>
         </w:rPr>
@@ -22,13 +23,15 @@
       </w:pPr>
       <w:r>
         <w:rPr>
-          <w:rFonts w:ascii="Times New Roman" w:hAnsi="Times New Roman"/>
+          <w:rFonts w:ascii="Times New Roman" w:hAnsi="Times New Roman" w:eastAsia="Times New Roman"/>
+          <w:b w:val="0"/>
+          <w:i/>
           <w:color w:val="555555"/>
-          <w:sz w:val="22"/>
+          <w:sz w:val="24"/>
         </w:rPr>
-        <w:t>Актуальный обзор на август 2026 года</w:t>
+        <w:t>Подробный практический обзор</w:t>
         <w:br/>
-        <w:t>По материалам официальной справки Яндекс Директа и ЯРД</w:t>
+        <w:t>Актуально на август 2026 года</w:t>
       </w:r>
     </w:p>
     <w:p>
@@ -37,10 +40,15 @@
       </w:pPr>
       <w:r>
         <w:rPr>
-          <w:rFonts w:ascii="Times New Roman" w:hAnsi="Times New Roman"/>
+          <w:rFonts w:ascii="Times New Roman" w:hAnsi="Times New Roman" w:eastAsia="Times New Roman"/>
+          <w:b w:val="0"/>
+          <w:i w:val="0"/>
+          <w:color w:val="666666"/>
           <w:sz w:val="20"/>
         </w:rPr>
         <w:t>Дата подготовки: 01.08.2026</w:t>
+        <w:br/>
+        <w:t>Основано на официальной справке Яндекс Директа и материалах ЯРД</w:t>
       </w:r>
     </w:p>
     <w:p>
@@ -49,81 +57,506 @@
       </w:pPr>
       <w:r>
         <w:rPr>
+          <w:rFonts w:ascii="Times New Roman" w:hAnsi="Times New Roman" w:eastAsia="Times New Roman"/>
+          <w:b/>
+          <w:i w:val="0"/>
           <w:color w:val="1A3A5C"/>
+          <w:sz w:val="32"/>
         </w:rPr>
-        <w:t>1. Введение</w:t>
+        <w:t>Содержание</w:t>
+      </w:r>
+    </w:p>
+    <w:p>
+      <w:pPr>
+        <w:pStyle w:val="ListBullet"/>
+      </w:pPr>
+      <w:r>
+        <w:rPr>
+          <w:rFonts w:ascii="Times New Roman" w:hAnsi="Times New Roman" w:eastAsia="Times New Roman"/>
+          <w:b w:val="0"/>
+          <w:i w:val="0"/>
+          <w:sz w:val="24"/>
+        </w:rPr>
+        <w:t>1. Введение и ключевые понятия</w:t>
+      </w:r>
+    </w:p>
+    <w:p>
+      <w:pPr>
+        <w:pStyle w:val="ListBullet"/>
+      </w:pPr>
+      <w:r>
+        <w:rPr>
+          <w:rFonts w:ascii="Times New Roman" w:hAnsi="Times New Roman" w:eastAsia="Times New Roman"/>
+          <w:b w:val="0"/>
+          <w:i w:val="0"/>
+          <w:sz w:val="24"/>
+        </w:rPr>
+        <w:t>2. Стратегии показов в Директе</w:t>
+      </w:r>
+    </w:p>
+    <w:p>
+      <w:pPr>
+        <w:pStyle w:val="ListBullet"/>
+      </w:pPr>
+      <w:r>
+        <w:rPr>
+          <w:rFonts w:ascii="Times New Roman" w:hAnsi="Times New Roman" w:eastAsia="Times New Roman"/>
+          <w:b w:val="0"/>
+          <w:i w:val="0"/>
+          <w:sz w:val="24"/>
+        </w:rPr>
+        <w:t>3. Стратегия «Максимум конверсий»</w:t>
+      </w:r>
+    </w:p>
+    <w:p>
+      <w:pPr>
+        <w:pStyle w:val="ListBullet"/>
+      </w:pPr>
+      <w:r>
+        <w:rPr>
+          <w:rFonts w:ascii="Times New Roman" w:hAnsi="Times New Roman" w:eastAsia="Times New Roman"/>
+          <w:b w:val="0"/>
+          <w:i w:val="0"/>
+          <w:sz w:val="24"/>
+        </w:rPr>
+        <w:t>4. Стратегия «Максимум кликов»</w:t>
+      </w:r>
+    </w:p>
+    <w:p>
+      <w:pPr>
+        <w:pStyle w:val="ListBullet"/>
+      </w:pPr>
+      <w:r>
+        <w:rPr>
+          <w:rFonts w:ascii="Times New Roman" w:hAnsi="Times New Roman" w:eastAsia="Times New Roman"/>
+          <w:b w:val="0"/>
+          <w:i w:val="0"/>
+          <w:sz w:val="24"/>
+        </w:rPr>
+        <w:t>5. Стратегия «Максимум кликов с ручными ставками»</w:t>
+      </w:r>
+    </w:p>
+    <w:p>
+      <w:pPr>
+        <w:pStyle w:val="ListBullet"/>
+      </w:pPr>
+      <w:r>
+        <w:rPr>
+          <w:rFonts w:ascii="Times New Roman" w:hAnsi="Times New Roman" w:eastAsia="Times New Roman"/>
+          <w:b w:val="0"/>
+          <w:i w:val="0"/>
+          <w:sz w:val="24"/>
+        </w:rPr>
+        <w:t>6. Стратегия «Максимум прибыли» и другие режимы</w:t>
+      </w:r>
+    </w:p>
+    <w:p>
+      <w:pPr>
+        <w:pStyle w:val="ListBullet"/>
+      </w:pPr>
+      <w:r>
+        <w:rPr>
+          <w:rFonts w:ascii="Times New Roman" w:hAnsi="Times New Roman" w:eastAsia="Times New Roman"/>
+          <w:b w:val="0"/>
+          <w:i w:val="0"/>
+          <w:sz w:val="24"/>
+        </w:rPr>
+        <w:t>7. Бюджеты, защита от перетрат, перенос остатка</w:t>
+      </w:r>
+    </w:p>
+    <w:p>
+      <w:pPr>
+        <w:pStyle w:val="ListBullet"/>
+      </w:pPr>
+      <w:r>
+        <w:rPr>
+          <w:rFonts w:ascii="Times New Roman" w:hAnsi="Times New Roman" w:eastAsia="Times New Roman"/>
+          <w:b w:val="0"/>
+          <w:i w:val="0"/>
+          <w:sz w:val="24"/>
+        </w:rPr>
+        <w:t>8. Как работает аукцион: этапы</w:t>
+      </w:r>
+    </w:p>
+    <w:p>
+      <w:pPr>
+        <w:pStyle w:val="ListBullet"/>
+      </w:pPr>
+      <w:r>
+        <w:rPr>
+          <w:rFonts w:ascii="Times New Roman" w:hAnsi="Times New Roman" w:eastAsia="Times New Roman"/>
+          <w:b w:val="0"/>
+          <w:i w:val="0"/>
+          <w:sz w:val="24"/>
+        </w:rPr>
+        <w:t>9. VCG-аукцион на поиске</w:t>
+      </w:r>
+    </w:p>
+    <w:p>
+      <w:pPr>
+        <w:pStyle w:val="ListBullet"/>
+      </w:pPr>
+      <w:r>
+        <w:rPr>
+          <w:rFonts w:ascii="Times New Roman" w:hAnsi="Times New Roman" w:eastAsia="Times New Roman"/>
+          <w:b w:val="0"/>
+          <w:i w:val="0"/>
+          <w:sz w:val="24"/>
+        </w:rPr>
+        <w:t>10. GSP-аукцион в РСЯ и внешних сетях</w:t>
+      </w:r>
+    </w:p>
+    <w:p>
+      <w:pPr>
+        <w:pStyle w:val="ListBullet"/>
+      </w:pPr>
+      <w:r>
+        <w:rPr>
+          <w:rFonts w:ascii="Times New Roman" w:hAnsi="Times New Roman" w:eastAsia="Times New Roman"/>
+          <w:b w:val="0"/>
+          <w:i w:val="0"/>
+          <w:sz w:val="24"/>
+        </w:rPr>
+        <w:t>11. Как формируется списываемая цена клика (CPC)</w:t>
+      </w:r>
+    </w:p>
+    <w:p>
+      <w:pPr>
+        <w:pStyle w:val="ListBullet"/>
+      </w:pPr>
+      <w:r>
+        <w:rPr>
+          <w:rFonts w:ascii="Times New Roman" w:hAnsi="Times New Roman" w:eastAsia="Times New Roman"/>
+          <w:b w:val="0"/>
+          <w:i w:val="0"/>
+          <w:sz w:val="24"/>
+        </w:rPr>
+        <w:t>12. Связь стратегии, ставки и аукциона</w:t>
+      </w:r>
+    </w:p>
+    <w:p>
+      <w:pPr>
+        <w:pStyle w:val="ListBullet"/>
+      </w:pPr>
+      <w:r>
+        <w:rPr>
+          <w:rFonts w:ascii="Times New Roman" w:hAnsi="Times New Roman" w:eastAsia="Times New Roman"/>
+          <w:b w:val="0"/>
+          <w:i w:val="0"/>
+          <w:sz w:val="24"/>
+        </w:rPr>
+        <w:t>13. Формулы для расчёта ставок и экономики</w:t>
+      </w:r>
+    </w:p>
+    <w:p>
+      <w:pPr>
+        <w:pStyle w:val="ListBullet"/>
+      </w:pPr>
+      <w:r>
+        <w:rPr>
+          <w:rFonts w:ascii="Times New Roman" w:hAnsi="Times New Roman" w:eastAsia="Times New Roman"/>
+          <w:b w:val="0"/>
+          <w:i w:val="0"/>
+          <w:sz w:val="24"/>
+        </w:rPr>
+        <w:t>14. Корректировки, атрибуция, сезонность, перезапуск</w:t>
+      </w:r>
+    </w:p>
+    <w:p>
+      <w:pPr>
+        <w:pStyle w:val="ListBullet"/>
+      </w:pPr>
+      <w:r>
+        <w:rPr>
+          <w:rFonts w:ascii="Times New Roman" w:hAnsi="Times New Roman" w:eastAsia="Times New Roman"/>
+          <w:b w:val="0"/>
+          <w:i w:val="0"/>
+          <w:sz w:val="24"/>
+        </w:rPr>
+        <w:t>15. Практические сценарии и типичные ошибки</w:t>
+      </w:r>
+    </w:p>
+    <w:p>
+      <w:pPr>
+        <w:pStyle w:val="ListBullet"/>
+      </w:pPr>
+      <w:r>
+        <w:rPr>
+          <w:rFonts w:ascii="Times New Roman" w:hAnsi="Times New Roman" w:eastAsia="Times New Roman"/>
+          <w:b w:val="0"/>
+          <w:i w:val="0"/>
+          <w:sz w:val="24"/>
+        </w:rPr>
+        <w:t>16. Шпаргалки и источники</w:t>
+      </w:r>
+    </w:p>
+    <w:p>
+      <w:pPr>
+        <w:pStyle w:val="Heading1"/>
+      </w:pPr>
+      <w:r>
+        <w:rPr>
+          <w:rFonts w:ascii="Times New Roman" w:hAnsi="Times New Roman" w:eastAsia="Times New Roman"/>
+          <w:b/>
+          <w:i w:val="0"/>
+          <w:color w:val="1A3A5C"/>
+          <w:sz w:val="32"/>
+        </w:rPr>
+        <w:t>1. Введение и ключевые понятия</w:t>
       </w:r>
     </w:p>
     <w:p>
       <w:r>
         <w:rPr>
-          <w:rFonts w:ascii="Times New Roman" w:hAnsi="Times New Roman"/>
+          <w:rFonts w:ascii="Times New Roman" w:hAnsi="Times New Roman" w:eastAsia="Times New Roman"/>
           <w:b w:val="0"/>
+          <w:i w:val="0"/>
           <w:sz w:val="24"/>
         </w:rPr>
-        <w:t>Яндекс Директ — система размещения поисковой и тематической контекстной рекламы. Рекламодатель платит за клики (и при отдельных настройках — за конверсии) по объявлениям, которые показываются в блоках на поиске Яндекса и в сетях (РСЯ и внешние сети).</w:t>
+        <w:t>Яндекс Директ — система размещения поисковой и тематической контекстной рекламы. Объявления показываются в рекламных блоках на поиске Яндекса и в сетях: РСЯ (Рекламная сеть Яндекса) и внешние сети. Основная модель оплаты — за клики (CPC). В стратегии «Максимум конверсий» доступна также оплата за конверсии (за целевое действие).</w:t>
       </w:r>
     </w:p>
     <w:p>
       <w:r>
         <w:rPr>
-          <w:rFonts w:ascii="Times New Roman" w:hAnsi="Times New Roman"/>
+          <w:rFonts w:ascii="Times New Roman" w:hAnsi="Times New Roman" w:eastAsia="Times New Roman"/>
           <w:b w:val="0"/>
+          <w:i w:val="0"/>
           <w:sz w:val="24"/>
         </w:rPr>
-        <w:t>Стоимость клика не фиксирована: она определяется в результате аукциона в режиме реального времени, пока пользователь загружает страницу с результатами поиска или страницу с рекламными блоками. Ставки задаются в валюте и конвертируются во внутренние единицы Директа по курсу ЦБ РФ на текущую дату.</w:t>
+        <w:t>Цена клика не фиксирована. Она определяется аукционом в режиме реального времени — пока пользователь загружает страницу с результатами поиска или страницу с рекламными блоками. Рекламодатели задают ставки в валюте; торги проходят во внутренних единицах Директа. Конвертация идёт по курсу ЦБ РФ на текущую дату.</w:t>
       </w:r>
     </w:p>
     <w:p>
       <w:pPr>
-        <w:pStyle w:val="Heading1"/>
+        <w:pStyle w:val="Heading2"/>
       </w:pPr>
       <w:r>
         <w:rPr>
-          <w:color w:val="1A3A5C"/>
+          <w:rFonts w:ascii="Times New Roman" w:hAnsi="Times New Roman" w:eastAsia="Times New Roman"/>
+          <w:b/>
+          <w:i w:val="0"/>
+          <w:color w:val="2A4A6C"/>
+          <w:sz w:val="28"/>
         </w:rPr>
-        <w:t>2. Стратегии в Яндекс Директе сейчас</w:t>
+        <w:t>1.1. Базовые термины</w:t>
+      </w:r>
+    </w:p>
+    <w:p>
+      <w:pPr>
+        <w:pStyle w:val="ListBullet"/>
+      </w:pPr>
+      <w:r>
+        <w:rPr>
+          <w:rFonts w:ascii="Times New Roman" w:hAnsi="Times New Roman" w:eastAsia="Times New Roman"/>
+          <w:b w:val="0"/>
+          <w:i w:val="0"/>
+          <w:sz w:val="24"/>
+        </w:rPr>
+        <w:t>Ставка (bid) — максимальная цена, которую система готова предложить в аукционе за клик (или предел, из которого она исходит).</w:t>
+      </w:r>
+    </w:p>
+    <w:p>
+      <w:pPr>
+        <w:pStyle w:val="ListBullet"/>
+      </w:pPr>
+      <w:r>
+        <w:rPr>
+          <w:rFonts w:ascii="Times New Roman" w:hAnsi="Times New Roman" w:eastAsia="Times New Roman"/>
+          <w:b w:val="0"/>
+          <w:i w:val="0"/>
+          <w:sz w:val="24"/>
+        </w:rPr>
+        <w:t>Списываемая цена / CPC — фактически списанная сумма за клик; часто ниже максимальной ставки.</w:t>
+      </w:r>
+    </w:p>
+    <w:p>
+      <w:pPr>
+        <w:pStyle w:val="ListBullet"/>
+      </w:pPr>
+      <w:r>
+        <w:rPr>
+          <w:rFonts w:ascii="Times New Roman" w:hAnsi="Times New Roman" w:eastAsia="Times New Roman"/>
+          <w:b w:val="0"/>
+          <w:i w:val="0"/>
+          <w:sz w:val="24"/>
+        </w:rPr>
+        <w:t>CTR — кликабельность объявления (клики / показы).</w:t>
+      </w:r>
+    </w:p>
+    <w:p>
+      <w:pPr>
+        <w:pStyle w:val="ListBullet"/>
+      </w:pPr>
+      <w:r>
+        <w:rPr>
+          <w:rFonts w:ascii="Times New Roman" w:hAnsi="Times New Roman" w:eastAsia="Times New Roman"/>
+          <w:b w:val="0"/>
+          <w:i w:val="0"/>
+          <w:sz w:val="24"/>
+        </w:rPr>
+        <w:t>Прогноз CTR — оценка кликабельности для конкретного показа; влияет на ранжирование и цену.</w:t>
+      </w:r>
+    </w:p>
+    <w:p>
+      <w:pPr>
+        <w:pStyle w:val="ListBullet"/>
+      </w:pPr>
+      <w:r>
+        <w:rPr>
+          <w:rFonts w:ascii="Times New Roman" w:hAnsi="Times New Roman" w:eastAsia="Times New Roman"/>
+          <w:b w:val="0"/>
+          <w:i w:val="0"/>
+          <w:sz w:val="24"/>
+        </w:rPr>
+        <w:t>Коэффициент качества — оценка качества объявления и релевантности; участвует в ранжировании.</w:t>
+      </w:r>
+    </w:p>
+    <w:p>
+      <w:pPr>
+        <w:pStyle w:val="ListBullet"/>
+      </w:pPr>
+      <w:r>
+        <w:rPr>
+          <w:rFonts w:ascii="Times New Roman" w:hAnsi="Times New Roman" w:eastAsia="Times New Roman"/>
+          <w:b w:val="0"/>
+          <w:i w:val="0"/>
+          <w:sz w:val="24"/>
+        </w:rPr>
+        <w:t>Конверсия — целевое действие (заявка, звонок, покупка и т.п.), зафиксированное Метрикой или другим трекингом.</w:t>
+      </w:r>
+    </w:p>
+    <w:p>
+      <w:pPr>
+        <w:pStyle w:val="ListBullet"/>
+      </w:pPr>
+      <w:r>
+        <w:rPr>
+          <w:rFonts w:ascii="Times New Roman" w:hAnsi="Times New Roman" w:eastAsia="Times New Roman"/>
+          <w:b w:val="0"/>
+          <w:i w:val="0"/>
+          <w:sz w:val="24"/>
+        </w:rPr>
+        <w:t>CPA / CPO — цена конверсии / цена заказа.</w:t>
+      </w:r>
+    </w:p>
+    <w:p>
+      <w:pPr>
+        <w:pStyle w:val="ListBullet"/>
+      </w:pPr>
+      <w:r>
+        <w:rPr>
+          <w:rFonts w:ascii="Times New Roman" w:hAnsi="Times New Roman" w:eastAsia="Times New Roman"/>
+          <w:b w:val="0"/>
+          <w:i w:val="0"/>
+          <w:sz w:val="24"/>
+        </w:rPr>
+        <w:t>CR — конверсия из клика в целевое действие.</w:t>
+      </w:r>
+    </w:p>
+    <w:p>
+      <w:pPr>
+        <w:pStyle w:val="ListBullet"/>
+      </w:pPr>
+      <w:r>
+        <w:rPr>
+          <w:rFonts w:ascii="Times New Roman" w:hAnsi="Times New Roman" w:eastAsia="Times New Roman"/>
+          <w:b w:val="0"/>
+          <w:i w:val="0"/>
+          <w:sz w:val="24"/>
+        </w:rPr>
+        <w:t>ДРР — доля рекламных расходов = расходы / доходы × 100%.</w:t>
+      </w:r>
+    </w:p>
+    <w:p>
+      <w:pPr>
+        <w:pStyle w:val="ListBullet"/>
+      </w:pPr>
+      <w:r>
+        <w:rPr>
+          <w:rFonts w:ascii="Times New Roman" w:hAnsi="Times New Roman" w:eastAsia="Times New Roman"/>
+          <w:b w:val="0"/>
+          <w:i w:val="0"/>
+          <w:sz w:val="24"/>
+        </w:rPr>
+        <w:t>Стратегия — набор правил управления ставками и показами для достижения выбранной цели кампании.</w:t>
+      </w:r>
+    </w:p>
+    <w:p>
+      <w:pPr>
+        <w:pStyle w:val="ListBullet"/>
+      </w:pPr>
+      <w:r>
+        <w:rPr>
+          <w:rFonts w:ascii="Times New Roman" w:hAnsi="Times New Roman" w:eastAsia="Times New Roman"/>
+          <w:b w:val="0"/>
+          <w:i w:val="0"/>
+          <w:sz w:val="24"/>
+        </w:rPr>
+        <w:t>ЕПК — единая перфоманс-кампания (современный основной тип кампании в интерфейсе).</w:t>
+      </w:r>
+    </w:p>
+    <w:p>
+      <w:pPr>
+        <w:pStyle w:val="Heading2"/>
+      </w:pPr>
+      <w:r>
+        <w:rPr>
+          <w:rFonts w:ascii="Times New Roman" w:hAnsi="Times New Roman" w:eastAsia="Times New Roman"/>
+          <w:b/>
+          <w:i w:val="0"/>
+          <w:color w:val="2A4A6C"/>
+          <w:sz w:val="28"/>
+        </w:rPr>
+        <w:t>1.2. Почему нельзя «просто поставить ставку и забыть»</w:t>
       </w:r>
     </w:p>
     <w:p>
       <w:r>
         <w:rPr>
-          <w:rFonts w:ascii="Times New Roman" w:hAnsi="Times New Roman"/>
+          <w:rFonts w:ascii="Times New Roman" w:hAnsi="Times New Roman" w:eastAsia="Times New Roman"/>
           <w:b w:val="0"/>
+          <w:i w:val="0"/>
           <w:sz w:val="24"/>
         </w:rPr>
-        <w:t>Стратегия — это набор правил, по которым система (или рекламодатель совместно с алгоритмом) управляет ставками и показами. В актуальной модели Директа основной упор сделан на автоматические стратегии. Ручное управление ставками сохраняется как режим «Максимум кликов с ручными ставками».</w:t>
+        <w:t>Даже при ручных ставках итоговая списываемая цена зависит от конкурентов, позиции, формата, качества и прогноза CTR в момент показа. Автостратегия не отменяет аукцион: она только решает, какую ставку выставить в каждом аукционе в рамках ваших ограничений (бюджет, CPA, ДРР, средняя цена клика).</w:t>
       </w:r>
     </w:p>
     <w:p>
       <w:pPr>
-        <w:pStyle w:val="Heading2"/>
+        <w:pStyle w:val="Heading1"/>
       </w:pPr>
       <w:r>
         <w:rPr>
-          <w:color w:val="2A4A6C"/>
+          <w:rFonts w:ascii="Times New Roman" w:hAnsi="Times New Roman" w:eastAsia="Times New Roman"/>
+          <w:b/>
+          <w:i w:val="0"/>
+          <w:color w:val="1A3A5C"/>
+          <w:sz w:val="32"/>
         </w:rPr>
-        <w:t>2.1. Максимум конверсий</w:t>
+        <w:t>2. Стратегии показов в Директе</w:t>
       </w:r>
     </w:p>
     <w:p>
       <w:r>
         <w:rPr>
-          <w:rFonts w:ascii="Times New Roman" w:hAnsi="Times New Roman"/>
+          <w:rFonts w:ascii="Times New Roman" w:hAnsi="Times New Roman" w:eastAsia="Times New Roman"/>
           <w:b w:val="0"/>
+          <w:i w:val="0"/>
           <w:sz w:val="24"/>
         </w:rPr>
-        <w:t>Главная стратегия для бизнеса с измеримыми целями (заявка, звонок, покупка, оплата). Алгоритм стремится получить максимум целевых действий при заданных ограничениях.</w:t>
+        <w:t>Стратегия — это набор настроек, которые позволяют решить задачу кампании: привлечь трафик, получить максимум полезных действий, оптимизировать рентабельность или увеличить прибыль от продвижения.</w:t>
       </w:r>
     </w:p>
     <w:p>
       <w:r>
         <w:rPr>
-          <w:rFonts w:ascii="Times New Roman" w:hAnsi="Times New Roman"/>
+          <w:rFonts w:ascii="Times New Roman" w:hAnsi="Times New Roman" w:eastAsia="Times New Roman"/>
           <w:b/>
+          <w:i w:val="0"/>
           <w:sz w:val="24"/>
         </w:rPr>
-        <w:t>Ограничения (одно или комбинация):</w:t>
+        <w:t>Управление ставками бывает двух типов:</w:t>
       </w:r>
     </w:p>
     <w:p>
@@ -132,10 +565,12 @@
       </w:pPr>
       <w:r>
         <w:rPr>
-          <w:rFonts w:ascii="Times New Roman" w:hAnsi="Times New Roman"/>
+          <w:rFonts w:ascii="Times New Roman" w:hAnsi="Times New Roman" w:eastAsia="Times New Roman"/>
+          <w:b w:val="0"/>
+          <w:i w:val="0"/>
           <w:sz w:val="24"/>
         </w:rPr>
-        <w:t>Средняя цена конверсии (CPA) — ориентир средней стоимости целевого действия.</w:t>
+        <w:t>Автоматическое — вы задаёте целевой результат (клики, конверсии, ДРР) и ограничения; алгоритм сам подбирает ставки.</w:t>
       </w:r>
     </w:p>
     <w:p>
@@ -144,761 +579,38 @@
       </w:pPr>
       <w:r>
         <w:rPr>
-          <w:rFonts w:ascii="Times New Roman" w:hAnsi="Times New Roman"/>
+          <w:rFonts w:ascii="Times New Roman" w:hAnsi="Times New Roman" w:eastAsia="Times New Roman"/>
+          <w:b w:val="0"/>
+          <w:i w:val="0"/>
           <w:sz w:val="24"/>
         </w:rPr>
-        <w:t>Недельный бюджет — максимум конверсий в рамках лимита расходов.</w:t>
-      </w:r>
-    </w:p>
-    <w:p>
-      <w:pPr>
-        <w:pStyle w:val="ListBullet"/>
-      </w:pPr>
-      <w:r>
-        <w:rPr>
-          <w:rFonts w:ascii="Times New Roman" w:hAnsi="Times New Roman"/>
-          <w:sz w:val="24"/>
-        </w:rPr>
-        <w:t>Целевая доля рекламных расходов (ДРР) — расходы как доля от ценности/дохода от конверсий.</w:t>
+        <w:t>Ручное — вы сами назначаете ставку для каждого условия показа и при необходимости ограничиваете недельный бюджет.</w:t>
       </w:r>
     </w:p>
     <w:p>
       <w:r>
         <w:rPr>
-          <w:rFonts w:ascii="Times New Roman" w:hAnsi="Times New Roman"/>
-          <w:b/>
+          <w:rFonts w:ascii="Times New Roman" w:hAnsi="Times New Roman" w:eastAsia="Times New Roman"/>
+          <w:b w:val="0"/>
+          <w:i w:val="0"/>
           <w:sz w:val="24"/>
         </w:rPr>
-        <w:t>Модели оплаты:</w:t>
+        <w:t>Яндекс рекомендует автоматические стратегии: они корректируют кампанию гораздо чаще, чем возможно вручную или через сторонние биддеры. Для каждой кампании выбирается только одна стратегия.</w:t>
       </w:r>
     </w:p>
     <w:p>
       <w:pPr>
-        <w:pStyle w:val="ListBullet"/>
+        <w:pStyle w:val="Heading2"/>
       </w:pPr>
       <w:r>
         <w:rPr>
-          <w:rFonts w:ascii="Times New Roman" w:hAnsi="Times New Roman"/>
-          <w:sz w:val="24"/>
+          <w:rFonts w:ascii="Times New Roman" w:hAnsi="Times New Roman" w:eastAsia="Times New Roman"/>
+          <w:b/>
+          <w:i w:val="0"/>
+          <w:color w:val="2A4A6C"/>
+          <w:sz w:val="28"/>
         </w:rPr>
-        <w:t>Оплата за клики (CPC) — платите за переходы; алгоритм показывает объявления пользователям с более высокой вероятностью конверсии.</w:t>
-      </w:r>
-    </w:p>
-    <w:p>
-      <w:pPr>
-        <w:pStyle w:val="ListBullet"/>
-      </w:pPr>
-      <w:r>
-        <w:rPr>
-          <w:rFonts w:ascii="Times New Roman" w:hAnsi="Times New Roman"/>
-          <w:sz w:val="24"/>
-        </w:rPr>
-        <w:t>Оплата за конверсии — списание только за достижение выбранной цели (или по правилам ДРР). Показов и трафика может быть меньше, зато экономика ближе к целевой цене заявки/продажи.</w:t>
-      </w:r>
-    </w:p>
-    <w:p>
-      <w:r>
-        <w:rPr>
-          <w:rFonts w:ascii="Times New Roman" w:hAnsi="Times New Roman"/>
-          <w:b w:val="0"/>
-          <w:sz w:val="24"/>
-        </w:rPr>
-        <w:t>Для устойчивой работы стратегии нужны цели в Метрике и достаточный объём данных. Ориентир практики: от ~10 конверсий в неделю для старта обучения; стабильнее — от 30–50 в неделю. При нехватке данных обычно начинают с оплаты за клики, накапливают статистику, затем при необходимости переходят на оплату за конверсии.</w:t>
-      </w:r>
-    </w:p>
-    <w:p>
-      <w:pPr>
-        <w:pStyle w:val="Heading2"/>
-      </w:pPr>
-      <w:r>
-        <w:rPr>
-          <w:color w:val="2A4A6C"/>
-        </w:rPr>
-        <w:t>2.2. Максимум кликов</w:t>
-      </w:r>
-    </w:p>
-    <w:p>
-      <w:r>
-        <w:rPr>
-          <w:rFonts w:ascii="Times New Roman" w:hAnsi="Times New Roman"/>
-          <w:b w:val="0"/>
-          <w:sz w:val="24"/>
-        </w:rPr>
-        <w:t>Стратегия для набора трафика: максимум переходов при ограничениях по недельному бюджету, средней цене клика и/или нужному числу кликов за неделю. Подходит, когда цель — посещаемость, а воронка конверсий ещё не настроена или конверсий мало для обучения.</w:t>
-      </w:r>
-    </w:p>
-    <w:p>
-      <w:pPr>
-        <w:pStyle w:val="Heading2"/>
-      </w:pPr>
-      <w:r>
-        <w:rPr>
-          <w:color w:val="2A4A6C"/>
-        </w:rPr>
-        <w:t>2.3. Максимум кликов с ручными ставками</w:t>
-      </w:r>
-    </w:p>
-    <w:p>
-      <w:r>
-        <w:rPr>
-          <w:rFonts w:ascii="Times New Roman" w:hAnsi="Times New Roman"/>
-          <w:b w:val="0"/>
-          <w:sz w:val="24"/>
-        </w:rPr>
-        <w:t>Полуавтоматический режим: рекламодатель задаёт ставки на уровне условий показа (фразы, аудитории и т.п.), при необходимости ограничивает средний дневной бюджет. Алгоритм всё равно участвует в оптимизации показов, но верхняя граница ставки контролируется вручную. Удобен для тестов, узких запросов и ситуаций, когда нужно жёстко управлять CPC.</w:t>
-      </w:r>
-    </w:p>
-    <w:p>
-      <w:pPr>
-        <w:pStyle w:val="Heading2"/>
-      </w:pPr>
-      <w:r>
-        <w:rPr>
-          <w:color w:val="2A4A6C"/>
-        </w:rPr>
-        <w:t>2.4. Мастер кампаний и ЕПК</w:t>
-      </w:r>
-    </w:p>
-    <w:p>
-      <w:r>
-        <w:rPr>
-          <w:rFonts w:ascii="Times New Roman" w:hAnsi="Times New Roman"/>
-          <w:b w:val="0"/>
-          <w:sz w:val="24"/>
-        </w:rPr>
-        <w:t>В Мастере кампаний и единых перфоманс-кампаниях (ЕПК) доступны те же логики оптимизации: максимум целевых действий или максимум переходов — с бюджетом, средней ценой и/или ДРР. Система сама подбирает сочетания аудиторий, запросов и площадок в рамках выбранной цели. Для локального бизнеса (аренда, услуги) чаще выбирают «Максимум конверсий» с оплатой за клики и ограничением по CPA или недельному бюджету.</w:t>
-      </w:r>
-    </w:p>
-    <w:p>
-      <w:pPr>
-        <w:pStyle w:val="Heading2"/>
-      </w:pPr>
-      <w:r>
-        <w:rPr>
-          <w:color w:val="2A4A6C"/>
-        </w:rPr>
-        <w:t>2.5. Практические рекомендации по выбору стратегии</w:t>
-      </w:r>
-    </w:p>
-    <w:p>
-      <w:pPr>
-        <w:pStyle w:val="ListBullet"/>
-      </w:pPr>
-      <w:r>
-        <w:rPr>
-          <w:rFonts w:ascii="Times New Roman" w:hAnsi="Times New Roman"/>
-          <w:sz w:val="24"/>
-        </w:rPr>
-        <w:t>Есть цели Метрики и 30+ конверсий/неделю → «Максимум конверсий» (CPC или оплата за конверсии).</w:t>
-      </w:r>
-    </w:p>
-    <w:p>
-      <w:pPr>
-        <w:pStyle w:val="ListBullet"/>
-      </w:pPr>
-      <w:r>
-        <w:rPr>
-          <w:rFonts w:ascii="Times New Roman" w:hAnsi="Times New Roman"/>
-          <w:sz w:val="24"/>
-        </w:rPr>
-        <w:t>Мало конверсий / нужна посещаемость → «Максимум кликов» с лимитом средней цены клика.</w:t>
-      </w:r>
-    </w:p>
-    <w:p>
-      <w:pPr>
-        <w:pStyle w:val="ListBullet"/>
-      </w:pPr>
-      <w:r>
-        <w:rPr>
-          <w:rFonts w:ascii="Times New Roman" w:hAnsi="Times New Roman"/>
-          <w:sz w:val="24"/>
-        </w:rPr>
-        <w:t>Нужен жёсткий контроль ставок по фразам → ручные ставки + дневной бюджет.</w:t>
-      </w:r>
-    </w:p>
-    <w:p>
-      <w:pPr>
-        <w:pStyle w:val="ListBullet"/>
-      </w:pPr>
-      <w:r>
-        <w:rPr>
-          <w:rFonts w:ascii="Times New Roman" w:hAnsi="Times New Roman"/>
-          <w:sz w:val="24"/>
-        </w:rPr>
-        <w:t>Важно соотношение рекламы и выручки → ДРР (особенно при e-commerce и передаче ценности конверсии).</w:t>
-      </w:r>
-    </w:p>
-    <w:p>
-      <w:pPr>
-        <w:pStyle w:val="ListBullet"/>
-      </w:pPr>
-      <w:r>
-        <w:rPr>
-          <w:rFonts w:ascii="Times New Roman" w:hAnsi="Times New Roman"/>
-          <w:sz w:val="24"/>
-        </w:rPr>
-        <w:t>Не меняйте стратегию и ключевые ограничения слишком часто: алгоритму нужно время на обучение (часто ориентир — 1–2 недели при достаточном трафике).</w:t>
-      </w:r>
-    </w:p>
-    <w:p>
-      <w:pPr>
-        <w:pStyle w:val="Heading1"/>
-      </w:pPr>
-      <w:r>
-        <w:rPr>
-          <w:color w:val="1A3A5C"/>
-        </w:rPr>
-        <w:t>3. Как работает аукцион</w:t>
-      </w:r>
-    </w:p>
-    <w:p>
-      <w:r>
-        <w:rPr>
-          <w:rFonts w:ascii="Times New Roman" w:hAnsi="Times New Roman"/>
-          <w:b w:val="0"/>
-          <w:sz w:val="24"/>
-        </w:rPr>
-        <w:t>Аукцион проходит отдельно для каждого рекламного блока на странице пользователя и состоит из двух ключевых этапов: отбор/ранжирование и расчёт списываемой цены.</w:t>
-      </w:r>
-    </w:p>
-    <w:p>
-      <w:pPr>
-        <w:pStyle w:val="Heading2"/>
-      </w:pPr>
-      <w:r>
-        <w:rPr>
-          <w:color w:val="2A4A6C"/>
-        </w:rPr>
-        <w:t>3.1. Отбор и ранжирование</w:t>
-      </w:r>
-    </w:p>
-    <w:p>
-      <w:r>
-        <w:rPr>
-          <w:rFonts w:ascii="Times New Roman" w:hAnsi="Times New Roman"/>
-          <w:b w:val="0"/>
-          <w:sz w:val="24"/>
-        </w:rPr>
-        <w:t>Объявления ранжируются по комбинации:</w:t>
-      </w:r>
-    </w:p>
-    <w:p>
-      <w:pPr>
-        <w:pStyle w:val="ListBullet"/>
-      </w:pPr>
-      <w:r>
-        <w:rPr>
-          <w:rFonts w:ascii="Times New Roman" w:hAnsi="Times New Roman"/>
-          <w:sz w:val="24"/>
-        </w:rPr>
-        <w:t>ставки;</w:t>
-      </w:r>
-    </w:p>
-    <w:p>
-      <w:pPr>
-        <w:pStyle w:val="ListBullet"/>
-      </w:pPr>
-      <w:r>
-        <w:rPr>
-          <w:rFonts w:ascii="Times New Roman" w:hAnsi="Times New Roman"/>
-          <w:sz w:val="24"/>
-        </w:rPr>
-        <w:t>коэффициента качества;</w:t>
-      </w:r>
-    </w:p>
-    <w:p>
-      <w:pPr>
-        <w:pStyle w:val="ListBullet"/>
-      </w:pPr>
-      <w:r>
-        <w:rPr>
-          <w:rFonts w:ascii="Times New Roman" w:hAnsi="Times New Roman"/>
-          <w:sz w:val="24"/>
-        </w:rPr>
-        <w:t>прогноза CTR (кликабельности) для конкретного показа.</w:t>
-      </w:r>
-    </w:p>
-    <w:p>
-      <w:r>
-        <w:rPr>
-          <w:rFonts w:ascii="Times New Roman" w:hAnsi="Times New Roman"/>
-          <w:b w:val="0"/>
-          <w:sz w:val="24"/>
-        </w:rPr>
-        <w:t>В блок попадает объявление с лучшим сочетанием этих показателей. Поэтому повысить позицию можно не только увеличением ставки, но и улучшением объявления, релевантности и посадочной страницы.</w:t>
-      </w:r>
-    </w:p>
-    <w:p>
-      <w:pPr>
-        <w:pStyle w:val="Heading2"/>
-      </w:pPr>
-      <w:r>
-        <w:rPr>
-          <w:color w:val="2A4A6C"/>
-        </w:rPr>
-        <w:t>3.2. Два типа аукциона</w:t>
-      </w:r>
-    </w:p>
-    <w:p>
-      <w:r>
-        <w:rPr>
-          <w:rFonts w:ascii="Times New Roman" w:hAnsi="Times New Roman"/>
-          <w:b/>
-          <w:sz w:val="24"/>
-        </w:rPr>
-        <w:t>В зависимости от площадки применяются разные правила расчёта цены:</w:t>
-      </w:r>
-    </w:p>
-    <w:p>
-      <w:pPr>
-        <w:pStyle w:val="ListBullet"/>
-      </w:pPr>
-      <w:r>
-        <w:rPr>
-          <w:rFonts w:ascii="Times New Roman" w:hAnsi="Times New Roman"/>
-          <w:sz w:val="24"/>
-        </w:rPr>
-        <w:t>VCG-аукцион (Викри–Кларка–Гровса) — поиск Яндекса и поисковые площадки РСЯ. Платите за «ценность» дополнительного трафика относительно конкурентов, а не ровно свою максимальную ставку.</w:t>
-      </w:r>
-    </w:p>
-    <w:p>
-      <w:pPr>
-        <w:pStyle w:val="ListBullet"/>
-      </w:pPr>
-      <w:r>
-        <w:rPr>
-          <w:rFonts w:ascii="Times New Roman" w:hAnsi="Times New Roman"/>
-          <w:sz w:val="24"/>
-        </w:rPr>
-        <w:t>GSP-аукцион (Generalized Second Price) — тематические площадки РСЯ и внешние сети. Списываемая цена ориентируется на ставку ближайшего конкурента снизу.</w:t>
-      </w:r>
-    </w:p>
-    <w:p>
-      <w:pPr>
-        <w:pStyle w:val="Heading2"/>
-      </w:pPr>
-      <w:r>
-        <w:rPr>
-          <w:color w:val="2A4A6C"/>
-        </w:rPr>
-        <w:t>3.3. VCG на поиске: логика объёма трафика</w:t>
-      </w:r>
-    </w:p>
-    <w:p>
-      <w:r>
-        <w:rPr>
-          <w:rFonts w:ascii="Times New Roman" w:hAnsi="Times New Roman"/>
-          <w:b w:val="0"/>
-          <w:sz w:val="24"/>
-        </w:rPr>
-        <w:t>В блоке премиум-показов (спецразмещение) может быть от 0 до 4 объявлений. Каждое место даёт свой «объём трафика» — величину, пропорциональную кликабельности позиции. Пример условных объёмов (значения не постоянны и считаются под конкретный запрос):</w:t>
-      </w:r>
-    </w:p>
-    <w:p>
-      <w:pPr>
-        <w:pStyle w:val="ListBullet"/>
-      </w:pPr>
-      <w:r>
-        <w:rPr>
-          <w:rFonts w:ascii="Times New Roman" w:hAnsi="Times New Roman"/>
-          <w:sz w:val="24"/>
-        </w:rPr>
-        <w:t>1-е место — 100 ед. трафика;</w:t>
-      </w:r>
-    </w:p>
-    <w:p>
-      <w:pPr>
-        <w:pStyle w:val="ListBullet"/>
-      </w:pPr>
-      <w:r>
-        <w:rPr>
-          <w:rFonts w:ascii="Times New Roman" w:hAnsi="Times New Roman"/>
-          <w:sz w:val="24"/>
-        </w:rPr>
-        <w:t>2-е — 85;</w:t>
-      </w:r>
-    </w:p>
-    <w:p>
-      <w:pPr>
-        <w:pStyle w:val="ListBullet"/>
-      </w:pPr>
-      <w:r>
-        <w:rPr>
-          <w:rFonts w:ascii="Times New Roman" w:hAnsi="Times New Roman"/>
-          <w:sz w:val="24"/>
-        </w:rPr>
-        <w:t>3-е — 75;</w:t>
-      </w:r>
-    </w:p>
-    <w:p>
-      <w:pPr>
-        <w:pStyle w:val="ListBullet"/>
-      </w:pPr>
-      <w:r>
-        <w:rPr>
-          <w:rFonts w:ascii="Times New Roman" w:hAnsi="Times New Roman"/>
-          <w:sz w:val="24"/>
-        </w:rPr>
-        <w:t>4-е — 65.</w:t>
-      </w:r>
-    </w:p>
-    <w:p>
-      <w:r>
-        <w:rPr>
-          <w:rFonts w:ascii="Times New Roman" w:hAnsi="Times New Roman"/>
-          <w:b w:val="0"/>
-          <w:sz w:val="24"/>
-        </w:rPr>
-        <w:t>Идея VCG: базовый (минимальный) трафик места в блоке оплачивается по цене конкурента, который не вошёл в блок. Дополнительный трафик более высоких позиций оплачивается по ставкам тех, кого вы «обошли» на этих ступенях. В расчётах клики не делят вручную на «базовые» и «дополнительные» — Директ выводит среднюю списываемую цену с учётом коэффициентов кликабельности мест.</w:t>
-      </w:r>
-    </w:p>
-    <w:p>
-      <w:pPr>
-        <w:pStyle w:val="Heading3"/>
-      </w:pPr>
-      <w:r>
-        <w:t>Упрощённый пример (ставки 10 / 7 / 5 / 3 / 2 ₽, качество и CTR одинаковые)</w:t>
-      </w:r>
-    </w:p>
-    <w:p>
-      <w:r>
-        <w:rPr>
-          <w:rFonts w:ascii="Times New Roman" w:hAnsi="Times New Roman"/>
-          <w:b w:val="0"/>
-          <w:sz w:val="24"/>
-        </w:rPr>
-        <w:t>В блок входят четверо с наибольшими ставками. Все четверо получают минимум 65 ед. трафика по цене ставки пятого (2 ₽). Надбавка за подъём на 3-ю позицию оплачивается с опорой на ставку 4-го (3 ₽), за подъём на 2-ю — с опорой на ставку 3-го (5 ₽), за 1-ю — с опорой на ставку 2-го (7 ₽). В итоге средняя цена клика у лидера обычно ниже его максимальной ставки 10 ₽, но выше, чем у участника на нижней позиции блока.</w:t>
-      </w:r>
-    </w:p>
-    <w:p>
-      <w:r>
-        <w:rPr>
-          <w:rFonts w:ascii="Times New Roman" w:hAnsi="Times New Roman"/>
-          <w:b w:val="0"/>
-          <w:sz w:val="24"/>
-        </w:rPr>
-        <w:t>Если прогнозы CTR различаются, ранжирование и цена пересчитываются с учётом CTR: при равных ставках выше встанет объявление с большим прогнозом кликабельности.</w:t>
-      </w:r>
-    </w:p>
-    <w:p>
-      <w:pPr>
-        <w:pStyle w:val="Heading2"/>
-      </w:pPr>
-      <w:r>
-        <w:rPr>
-          <w:color w:val="2A4A6C"/>
-        </w:rPr>
-        <w:t>3.4. Расширенный формат на поиске</w:t>
-      </w:r>
-    </w:p>
-    <w:p>
-      <w:r>
-        <w:rPr>
-          <w:rFonts w:ascii="Times New Roman" w:hAnsi="Times New Roman"/>
-          <w:b w:val="0"/>
-          <w:sz w:val="24"/>
-        </w:rPr>
-        <w:t>Первое место может показаться в расширенном формате (больше трафика лидеру, меньше — соседям; четвёртый участник может выбыть). Выбор формата зависит от ставок и рассчитанных коэффициентов выгоды для системы. Цена клика при этом считается по тем же принципам VCG: конкуренция за каждый дополнительный слой трафика формирует его стоимость.</w:t>
-      </w:r>
-    </w:p>
-    <w:p>
-      <w:pPr>
-        <w:pStyle w:val="Heading2"/>
-      </w:pPr>
-      <w:r>
-        <w:rPr>
-          <w:color w:val="2A4A6C"/>
-        </w:rPr>
-        <w:t>3.5. GSP в РСЯ и внешних сетях</w:t>
-      </w:r>
-    </w:p>
-    <w:p>
-      <w:r>
-        <w:rPr>
-          <w:rFonts w:ascii="Times New Roman" w:hAnsi="Times New Roman"/>
-          <w:b w:val="0"/>
-          <w:sz w:val="24"/>
-        </w:rPr>
-        <w:t>На тематических площадках РСЯ и во внешних сетях действует GSP: списываемая цена определяется ставкой ближайшего конкурента. Если в блоке одно место — победитель платит на уровне ставки второго участника. При нескольких позициях верхние места получают больше трафика и платят ближе к ставке соседа снизу, нижние — дешевле, но с меньшим объёмом трафика.</w:t>
-      </w:r>
-    </w:p>
-    <w:p>
-      <w:pPr>
-        <w:pStyle w:val="Heading1"/>
-      </w:pPr>
-      <w:r>
-        <w:rPr>
-          <w:color w:val="1A3A5C"/>
-        </w:rPr>
-        <w:t>4. Как формируется цена клика (CPC)</w:t>
-      </w:r>
-    </w:p>
-    <w:p>
-      <w:r>
-        <w:rPr>
-          <w:rFonts w:ascii="Times New Roman" w:hAnsi="Times New Roman"/>
-          <w:b/>
-          <w:sz w:val="24"/>
-        </w:rPr>
-        <w:t>Кратко цепочка выглядит так:</w:t>
-      </w:r>
-    </w:p>
-    <w:p>
-      <w:pPr>
-        <w:pStyle w:val="ListBullet"/>
-      </w:pPr>
-      <w:r>
-        <w:rPr>
-          <w:rFonts w:ascii="Times New Roman" w:hAnsi="Times New Roman"/>
-          <w:sz w:val="24"/>
-        </w:rPr>
-        <w:t>1) Система отбирает конкурентов за показ в конкретном блоке.</w:t>
-      </w:r>
-    </w:p>
-    <w:p>
-      <w:pPr>
-        <w:pStyle w:val="ListBullet"/>
-      </w:pPr>
-      <w:r>
-        <w:rPr>
-          <w:rFonts w:ascii="Times New Roman" w:hAnsi="Times New Roman"/>
-          <w:sz w:val="24"/>
-        </w:rPr>
-        <w:t>2) Ранжирует их по ставке × качество × прогноз CTR.</w:t>
-      </w:r>
-    </w:p>
-    <w:p>
-      <w:pPr>
-        <w:pStyle w:val="ListBullet"/>
-      </w:pPr>
-      <w:r>
-        <w:rPr>
-          <w:rFonts w:ascii="Times New Roman" w:hAnsi="Times New Roman"/>
-          <w:sz w:val="24"/>
-        </w:rPr>
-        <w:t>3) По правилам VCG или GSP считает минимальную списываемую цену, достаточную для удержания позиции.</w:t>
-      </w:r>
-    </w:p>
-    <w:p>
-      <w:pPr>
-        <w:pStyle w:val="ListBullet"/>
-      </w:pPr>
-      <w:r>
-        <w:rPr>
-          <w:rFonts w:ascii="Times New Roman" w:hAnsi="Times New Roman"/>
-          <w:sz w:val="24"/>
-        </w:rPr>
-        <w:t>4) Фактический CPC часто ниже вашей максимальной ставки, но зависит от конкуренции в момент показа.</w:t>
-      </w:r>
-    </w:p>
-    <w:p>
-      <w:pPr>
-        <w:pStyle w:val="Heading2"/>
-      </w:pPr>
-      <w:r>
-        <w:rPr>
-          <w:color w:val="2A4A6C"/>
-        </w:rPr>
-        <w:t>4.1. Что влияет на цену клика</w:t>
-      </w:r>
-    </w:p>
-    <w:p>
-      <w:pPr>
-        <w:pStyle w:val="ListBullet"/>
-      </w:pPr>
-      <w:r>
-        <w:rPr>
-          <w:rFonts w:ascii="Times New Roman" w:hAnsi="Times New Roman"/>
-          <w:sz w:val="24"/>
-        </w:rPr>
-        <w:t>Конкуренция по запросу/аудитории и время показа.</w:t>
-      </w:r>
-    </w:p>
-    <w:p>
-      <w:pPr>
-        <w:pStyle w:val="ListBullet"/>
-      </w:pPr>
-      <w:r>
-        <w:rPr>
-          <w:rFonts w:ascii="Times New Roman" w:hAnsi="Times New Roman"/>
-          <w:sz w:val="24"/>
-        </w:rPr>
-        <w:t>Ваша ставка (верхний предел готовности платить).</w:t>
-      </w:r>
-    </w:p>
-    <w:p>
-      <w:pPr>
-        <w:pStyle w:val="ListBullet"/>
-      </w:pPr>
-      <w:r>
-        <w:rPr>
-          <w:rFonts w:ascii="Times New Roman" w:hAnsi="Times New Roman"/>
-          <w:sz w:val="24"/>
-        </w:rPr>
-        <w:t>Качество объявления и релевантность посадочной.</w:t>
-      </w:r>
-    </w:p>
-    <w:p>
-      <w:pPr>
-        <w:pStyle w:val="ListBullet"/>
-      </w:pPr>
-      <w:r>
-        <w:rPr>
-          <w:rFonts w:ascii="Times New Roman" w:hAnsi="Times New Roman"/>
-          <w:sz w:val="24"/>
-        </w:rPr>
-        <w:t>Прогноз CTR для этого показа.</w:t>
-      </w:r>
-    </w:p>
-    <w:p>
-      <w:pPr>
-        <w:pStyle w:val="ListBullet"/>
-      </w:pPr>
-      <w:r>
-        <w:rPr>
-          <w:rFonts w:ascii="Times New Roman" w:hAnsi="Times New Roman"/>
-          <w:sz w:val="24"/>
-        </w:rPr>
-        <w:t>Позиция и формат (обычный / расширенный).</w:t>
-      </w:r>
-    </w:p>
-    <w:p>
-      <w:pPr>
-        <w:pStyle w:val="ListBullet"/>
-      </w:pPr>
-      <w:r>
-        <w:rPr>
-          <w:rFonts w:ascii="Times New Roman" w:hAnsi="Times New Roman"/>
-          <w:sz w:val="24"/>
-        </w:rPr>
-        <w:t>Тип площадки: поиск (VCG) или тематическая сеть (GSP).</w:t>
-      </w:r>
-    </w:p>
-    <w:p>
-      <w:pPr>
-        <w:pStyle w:val="ListBullet"/>
-      </w:pPr>
-      <w:r>
-        <w:rPr>
-          <w:rFonts w:ascii="Times New Roman" w:hAnsi="Times New Roman"/>
-          <w:sz w:val="24"/>
-        </w:rPr>
-        <w:t>Корректировки ставок (устройства, пол, возраст, регион, аудитории).</w:t>
-      </w:r>
-    </w:p>
-    <w:p>
-      <w:pPr>
-        <w:pStyle w:val="ListBullet"/>
-      </w:pPr>
-      <w:r>
-        <w:rPr>
-          <w:rFonts w:ascii="Times New Roman" w:hAnsi="Times New Roman"/>
-          <w:sz w:val="24"/>
-        </w:rPr>
-        <w:t>Стратегия: автостратегия может поднимать/опускать ставку в аукционе в рамках ваших лимитов.</w:t>
-      </w:r>
-    </w:p>
-    <w:p>
-      <w:pPr>
-        <w:pStyle w:val="Heading2"/>
-      </w:pPr>
-      <w:r>
-        <w:rPr>
-          <w:color w:val="2A4A6C"/>
-        </w:rPr>
-        <w:t>4.2. Связь стратегии и аукциона</w:t>
-      </w:r>
-    </w:p>
-    <w:p>
-      <w:r>
-        <w:rPr>
-          <w:rFonts w:ascii="Times New Roman" w:hAnsi="Times New Roman"/>
-          <w:b w:val="0"/>
-          <w:sz w:val="24"/>
-        </w:rPr>
-        <w:t>Стратегия не отменяет аукцион. Она определяет, какую ставку система готова выставить в каждом аукционе. Например, при «Максимум конверсий» алгоритм чаще поднимает ставку там, где выше вероятность цели, и снижает — на «пустых» сегментах. Итоговая списываемая цена всё равно считается по VCG/GSP относительно конкурентов в этом показе.</w:t>
-      </w:r>
-    </w:p>
-    <w:p>
-      <w:pPr>
-        <w:pStyle w:val="Heading2"/>
-      </w:pPr>
-      <w:r>
-        <w:rPr>
-          <w:color w:val="2A4A6C"/>
-        </w:rPr>
-        <w:t>4.3. Практический вывод для управления CPC</w:t>
-      </w:r>
-    </w:p>
-    <w:p>
-      <w:pPr>
-        <w:pStyle w:val="ListBullet"/>
-      </w:pPr>
-      <w:r>
-        <w:rPr>
-          <w:rFonts w:ascii="Times New Roman" w:hAnsi="Times New Roman"/>
-          <w:sz w:val="24"/>
-        </w:rPr>
-        <w:t>Улучшение CTR и качества часто снижает реальную цену клика без роста ставки.</w:t>
-      </w:r>
-    </w:p>
-    <w:p>
-      <w:pPr>
-        <w:pStyle w:val="ListBullet"/>
-      </w:pPr>
-      <w:r>
-        <w:rPr>
-          <w:rFonts w:ascii="Times New Roman" w:hAnsi="Times New Roman"/>
-          <w:sz w:val="24"/>
-        </w:rPr>
-        <w:t>Слепая гонка ставок на поиске в VCG менее выгодна, чем работа над релевантностью.</w:t>
-      </w:r>
-    </w:p>
-    <w:p>
-      <w:pPr>
-        <w:pStyle w:val="ListBullet"/>
-      </w:pPr>
-      <w:r>
-        <w:rPr>
-          <w:rFonts w:ascii="Times New Roman" w:hAnsi="Times New Roman"/>
-          <w:sz w:val="24"/>
-        </w:rPr>
-        <w:t>В РСЯ (GSP) особенно важны креатив и точность таргетинга — от них зависят и CTR, и стоимость.</w:t>
-      </w:r>
-    </w:p>
-    <w:p>
-      <w:pPr>
-        <w:pStyle w:val="ListBullet"/>
-      </w:pPr>
-      <w:r>
-        <w:rPr>
-          <w:rFonts w:ascii="Times New Roman" w:hAnsi="Times New Roman"/>
-          <w:sz w:val="24"/>
-        </w:rPr>
-        <w:t>Задавайте экономику заранее: предельный CPA/CPO и допустимый CPC = CPA × конверсия в заявку.</w:t>
-      </w:r>
-    </w:p>
-    <w:p>
-      <w:pPr>
-        <w:pStyle w:val="ListBullet"/>
-      </w:pPr>
-      <w:r>
-        <w:rPr>
-          <w:rFonts w:ascii="Times New Roman" w:hAnsi="Times New Roman"/>
-          <w:sz w:val="24"/>
-        </w:rPr>
-        <w:t>Смотрите не только CPC, но и цену целевого действия и долю рекламных расходов.</w:t>
-      </w:r>
-    </w:p>
-    <w:p>
-      <w:pPr>
-        <w:pStyle w:val="Heading1"/>
-      </w:pPr>
-      <w:r>
-        <w:rPr>
-          <w:color w:val="1A3A5C"/>
-        </w:rPr>
-        <w:t>5. Краткая шпаргалка</w:t>
+        <w:t>2.1. Доступность стратегий по типам кампаний (ЕПК и др.)</w:t>
       </w:r>
     </w:p>
     <w:tbl>
@@ -908,36 +620,3569 @@
         <w:tblLook w:firstColumn="1" w:firstRow="1" w:lastColumn="0" w:lastRow="0" w:noHBand="0" w:noVBand="1" w:val="04A0"/>
       </w:tblPr>
       <w:tblGrid>
-        <w:gridCol w:w="3286"/>
-        <w:gridCol w:w="3286"/>
-        <w:gridCol w:w="3286"/>
+        <w:gridCol w:w="4986"/>
+        <w:gridCol w:w="4986"/>
       </w:tblGrid>
       <w:tr>
         <w:tc>
           <w:tcPr>
-            <w:tcW w:type="dxa" w:w="3286"/>
+            <w:tcW w:type="dxa" w:w="4986"/>
           </w:tcPr>
           <w:p>
             <w:r>
               <w:rPr>
-                <w:rFonts w:ascii="Times New Roman" w:hAnsi="Times New Roman"/>
+                <w:rFonts w:ascii="Times New Roman" w:hAnsi="Times New Roman" w:eastAsia="Times New Roman"/>
                 <w:b/>
-                <w:sz w:val="22"/>
+                <w:i w:val="0"/>
+                <w:sz w:val="20"/>
               </w:rPr>
-              <w:t>Вопрос</w:t>
+              <w:t>Тип кампании</w:t>
             </w:r>
           </w:p>
         </w:tc>
         <w:tc>
           <w:tcPr>
-            <w:tcW w:type="dxa" w:w="3286"/>
+            <w:tcW w:type="dxa" w:w="4986"/>
           </w:tcPr>
           <w:p>
             <w:r>
               <w:rPr>
-                <w:rFonts w:ascii="Times New Roman" w:hAnsi="Times New Roman"/>
+                <w:rFonts w:ascii="Times New Roman" w:hAnsi="Times New Roman" w:eastAsia="Times New Roman"/>
                 <w:b/>
-                <w:sz w:val="22"/>
+                <w:i w:val="0"/>
+                <w:sz w:val="20"/>
+              </w:rPr>
+              <w:t>Доступные стратегии</w:t>
+            </w:r>
+          </w:p>
+        </w:tc>
+      </w:tr>
+      <w:tr>
+        <w:tc>
+          <w:tcPr>
+            <w:tcW w:type="dxa" w:w="4986"/>
+          </w:tcPr>
+          <w:p>
+            <w:r>
+              <w:rPr>
+                <w:rFonts w:ascii="Times New Roman" w:hAnsi="Times New Roman" w:eastAsia="Times New Roman"/>
+                <w:b w:val="0"/>
+                <w:i w:val="0"/>
+                <w:sz w:val="20"/>
+              </w:rPr>
+              <w:t>Единая перфоманс-кампания (ЕПК)</w:t>
+            </w:r>
+          </w:p>
+        </w:tc>
+        <w:tc>
+          <w:tcPr>
+            <w:tcW w:type="dxa" w:w="4986"/>
+          </w:tcPr>
+          <w:p>
+            <w:r>
+              <w:rPr>
+                <w:rFonts w:ascii="Times New Roman" w:hAnsi="Times New Roman" w:eastAsia="Times New Roman"/>
+                <w:b w:val="0"/>
+                <w:i w:val="0"/>
+                <w:sz w:val="20"/>
+              </w:rPr>
+              <w:t>Максимум конверсий; Максимум кликов; Максимум кликов с ручными ставками; Максимум прибыли (β)</w:t>
+            </w:r>
+          </w:p>
+        </w:tc>
+      </w:tr>
+      <w:tr>
+        <w:tc>
+          <w:tcPr>
+            <w:tcW w:type="dxa" w:w="4986"/>
+          </w:tcPr>
+          <w:p>
+            <w:r>
+              <w:rPr>
+                <w:rFonts w:ascii="Times New Roman" w:hAnsi="Times New Roman" w:eastAsia="Times New Roman"/>
+                <w:b w:val="0"/>
+                <w:i w:val="0"/>
+                <w:sz w:val="20"/>
+              </w:rPr>
+              <w:t>Продвижение приложений</w:t>
+            </w:r>
+          </w:p>
+        </w:tc>
+        <w:tc>
+          <w:tcPr>
+            <w:tcW w:type="dxa" w:w="4986"/>
+          </w:tcPr>
+          <w:p>
+            <w:r>
+              <w:rPr>
+                <w:rFonts w:ascii="Times New Roman" w:hAnsi="Times New Roman" w:eastAsia="Times New Roman"/>
+                <w:b w:val="0"/>
+                <w:i w:val="0"/>
+                <w:sz w:val="20"/>
+              </w:rPr>
+              <w:t>Оптимизация конверсий; Оптимизация кликов</w:t>
+            </w:r>
+          </w:p>
+        </w:tc>
+      </w:tr>
+      <w:tr>
+        <w:tc>
+          <w:tcPr>
+            <w:tcW w:type="dxa" w:w="4986"/>
+          </w:tcPr>
+          <w:p>
+            <w:r>
+              <w:rPr>
+                <w:rFonts w:ascii="Times New Roman" w:hAnsi="Times New Roman" w:eastAsia="Times New Roman"/>
+                <w:b w:val="0"/>
+                <w:i w:val="0"/>
+                <w:sz w:val="20"/>
+              </w:rPr>
+              <w:t>Баннер на поиске</w:t>
+            </w:r>
+          </w:p>
+        </w:tc>
+        <w:tc>
+          <w:tcPr>
+            <w:tcW w:type="dxa" w:w="4986"/>
+          </w:tcPr>
+          <w:p>
+            <w:r>
+              <w:rPr>
+                <w:rFonts w:ascii="Times New Roman" w:hAnsi="Times New Roman" w:eastAsia="Times New Roman"/>
+                <w:b w:val="0"/>
+                <w:i w:val="0"/>
+                <w:sz w:val="20"/>
+              </w:rPr>
+              <w:t>Оптимизация кликов для баннера; Максимум кликов с ручными ставками</w:t>
+            </w:r>
+          </w:p>
+        </w:tc>
+      </w:tr>
+    </w:tbl>
+    <w:p/>
+    <w:p>
+      <w:pPr>
+        <w:pStyle w:val="Heading2"/>
+      </w:pPr>
+      <w:r>
+        <w:rPr>
+          <w:rFonts w:ascii="Times New Roman" w:hAnsi="Times New Roman" w:eastAsia="Times New Roman"/>
+          <w:b/>
+          <w:i w:val="0"/>
+          <w:color w:val="2A4A6C"/>
+          <w:sz w:val="28"/>
+        </w:rPr>
+        <w:t>2.2. Как алгоритмы стратегий работают внутри</w:t>
+      </w:r>
+    </w:p>
+    <w:p>
+      <w:r>
+        <w:rPr>
+          <w:rFonts w:ascii="Times New Roman" w:hAnsi="Times New Roman" w:eastAsia="Times New Roman"/>
+          <w:b w:val="0"/>
+          <w:i w:val="0"/>
+          <w:sz w:val="24"/>
+        </w:rPr>
+        <w:t>Все стратегии опираются на математический алгоритм, который прогнозирует вероятность клика и/или достижения цели. Система анализирует статистику по ключевым фразам и условиям показа:</w:t>
+      </w:r>
+    </w:p>
+    <w:p>
+      <w:pPr>
+        <w:pStyle w:val="ListBullet"/>
+      </w:pPr>
+      <w:r>
+        <w:rPr>
+          <w:rFonts w:ascii="Times New Roman" w:hAnsi="Times New Roman" w:eastAsia="Times New Roman"/>
+          <w:b w:val="0"/>
+          <w:i w:val="0"/>
+          <w:sz w:val="24"/>
+        </w:rPr>
+        <w:t>для поиска — данные показов на поиске Яндекса;</w:t>
+      </w:r>
+    </w:p>
+    <w:p>
+      <w:pPr>
+        <w:pStyle w:val="ListBullet"/>
+      </w:pPr>
+      <w:r>
+        <w:rPr>
+          <w:rFonts w:ascii="Times New Roman" w:hAnsi="Times New Roman" w:eastAsia="Times New Roman"/>
+          <w:b w:val="0"/>
+          <w:i w:val="0"/>
+          <w:sz w:val="24"/>
+        </w:rPr>
+        <w:t>для сетей — данные РСЯ и внешних сетей;</w:t>
+      </w:r>
+    </w:p>
+    <w:p>
+      <w:pPr>
+        <w:pStyle w:val="ListBullet"/>
+      </w:pPr>
+      <w:r>
+        <w:rPr>
+          <w:rFonts w:ascii="Times New Roman" w:hAnsi="Times New Roman" w:eastAsia="Times New Roman"/>
+          <w:b w:val="0"/>
+          <w:i w:val="0"/>
+          <w:sz w:val="24"/>
+        </w:rPr>
+        <w:t>при недостатке статистики — база аналогий и данные переходов из поиска;</w:t>
+      </w:r>
+    </w:p>
+    <w:p>
+      <w:pPr>
+        <w:pStyle w:val="ListBullet"/>
+      </w:pPr>
+      <w:r>
+        <w:rPr>
+          <w:rFonts w:ascii="Times New Roman" w:hAnsi="Times New Roman" w:eastAsia="Times New Roman"/>
+          <w:b w:val="0"/>
+          <w:i w:val="0"/>
+          <w:sz w:val="24"/>
+        </w:rPr>
+        <w:t>учитывается поведение пользователей, кликающих по объявлениям.</w:t>
+      </w:r>
+    </w:p>
+    <w:p>
+      <w:r>
+        <w:rPr>
+          <w:rFonts w:ascii="Times New Roman" w:hAnsi="Times New Roman" w:eastAsia="Times New Roman"/>
+          <w:b w:val="0"/>
+          <w:i w:val="0"/>
+          <w:sz w:val="24"/>
+        </w:rPr>
+        <w:t>Прогноз строится по часам для каждого дня недели (учёт сезонности внутри недели и времени суток) и регулярно пересчитывается. Система активнее показывает объявления по фразам/сегментам, которые чаще приводят клиентов.</w:t>
+      </w:r>
+    </w:p>
+    <w:p>
+      <w:pPr>
+        <w:pStyle w:val="Heading2"/>
+      </w:pPr>
+      <w:r>
+        <w:rPr>
+          <w:rFonts w:ascii="Times New Roman" w:hAnsi="Times New Roman" w:eastAsia="Times New Roman"/>
+          <w:b/>
+          <w:i w:val="0"/>
+          <w:color w:val="2A4A6C"/>
+          <w:sz w:val="28"/>
+        </w:rPr>
+        <w:t>2.3. Как выбирать стратегию: логика решения</w:t>
+      </w:r>
+    </w:p>
+    <w:p>
+      <w:pPr>
+        <w:pStyle w:val="ListBullet"/>
+      </w:pPr>
+      <w:r>
+        <w:rPr>
+          <w:rFonts w:ascii="Times New Roman" w:hAnsi="Times New Roman" w:eastAsia="Times New Roman"/>
+          <w:b w:val="0"/>
+          <w:i w:val="0"/>
+          <w:sz w:val="24"/>
+        </w:rPr>
+        <w:t>Нужны заявки/продажи и есть цели Метрики → «Максимум конверсий».</w:t>
+      </w:r>
+    </w:p>
+    <w:p>
+      <w:pPr>
+        <w:pStyle w:val="ListBullet"/>
+      </w:pPr>
+      <w:r>
+        <w:rPr>
+          <w:rFonts w:ascii="Times New Roman" w:hAnsi="Times New Roman" w:eastAsia="Times New Roman"/>
+          <w:b w:val="0"/>
+          <w:i w:val="0"/>
+          <w:sz w:val="24"/>
+        </w:rPr>
+        <w:t>Нужен трафик / мало конверсий для обучения → «Максимум кликов».</w:t>
+      </w:r>
+    </w:p>
+    <w:p>
+      <w:pPr>
+        <w:pStyle w:val="ListBullet"/>
+      </w:pPr>
+      <w:r>
+        <w:rPr>
+          <w:rFonts w:ascii="Times New Roman" w:hAnsi="Times New Roman" w:eastAsia="Times New Roman"/>
+          <w:b w:val="0"/>
+          <w:i w:val="0"/>
+          <w:sz w:val="24"/>
+        </w:rPr>
+        <w:t>Нужен жёсткий контроль ставок по фразам на поиске → «Максимум кликов с ручными ставками».</w:t>
+      </w:r>
+    </w:p>
+    <w:p>
+      <w:pPr>
+        <w:pStyle w:val="ListBullet"/>
+      </w:pPr>
+      <w:r>
+        <w:rPr>
+          <w:rFonts w:ascii="Times New Roman" w:hAnsi="Times New Roman" w:eastAsia="Times New Roman"/>
+          <w:b w:val="0"/>
+          <w:i w:val="0"/>
+          <w:sz w:val="24"/>
+        </w:rPr>
+        <w:t>Есть маржа и ценность конверсии, цель — прибыль → «Максимум прибыли» (если доступна).</w:t>
+      </w:r>
+    </w:p>
+    <w:p>
+      <w:pPr>
+        <w:pStyle w:val="ListBullet"/>
+      </w:pPr>
+      <w:r>
+        <w:rPr>
+          <w:rFonts w:ascii="Times New Roman" w:hAnsi="Times New Roman" w:eastAsia="Times New Roman"/>
+          <w:b w:val="0"/>
+          <w:i w:val="0"/>
+          <w:sz w:val="24"/>
+        </w:rPr>
+        <w:t>Важна доля рекламы в выручке → ограничение по ДРР в «Максимум конверсий».</w:t>
+      </w:r>
+    </w:p>
+    <w:p>
+      <w:pPr>
+        <w:pStyle w:val="Heading1"/>
+      </w:pPr>
+      <w:r>
+        <w:rPr>
+          <w:rFonts w:ascii="Times New Roman" w:hAnsi="Times New Roman" w:eastAsia="Times New Roman"/>
+          <w:b/>
+          <w:i w:val="0"/>
+          <w:color w:val="1A3A5C"/>
+          <w:sz w:val="32"/>
+        </w:rPr>
+        <w:t>3. Стратегия «Максимум конверсий»</w:t>
+      </w:r>
+    </w:p>
+    <w:p>
+      <w:r>
+        <w:rPr>
+          <w:rFonts w:ascii="Times New Roman" w:hAnsi="Times New Roman" w:eastAsia="Times New Roman"/>
+          <w:b w:val="0"/>
+          <w:i w:val="0"/>
+          <w:sz w:val="24"/>
+        </w:rPr>
+        <w:t>Стратегия стремится увеличить долю кликов по тем объявлениям и условиям показа, которые чаще приводят к целевому действию. Ставки подбираются автоматически так, чтобы достичь наилучшего результата при заданных ограничениях.</w:t>
+      </w:r>
+    </w:p>
+    <w:p>
+      <w:r>
+        <w:rPr>
+          <w:rFonts w:ascii="Times New Roman" w:hAnsi="Times New Roman" w:eastAsia="Times New Roman"/>
+          <w:b w:val="0"/>
+          <w:i w:val="0"/>
+          <w:sz w:val="24"/>
+        </w:rPr>
+        <w:t>Подходит тем, кто определил цель привлечения посетителей или знает оптимальное соотношение расхода на рекламу и дохода от неё. Результат рекомендуется оценивать через 7–14 дней: на старте нужен первичный сбор статистики.</w:t>
+      </w:r>
+    </w:p>
+    <w:p>
+      <w:pPr>
+        <w:pStyle w:val="Heading2"/>
+      </w:pPr>
+      <w:r>
+        <w:rPr>
+          <w:rFonts w:ascii="Times New Roman" w:hAnsi="Times New Roman" w:eastAsia="Times New Roman"/>
+          <w:b/>
+          <w:i w:val="0"/>
+          <w:color w:val="2A4A6C"/>
+          <w:sz w:val="28"/>
+        </w:rPr>
+        <w:t>3.1. Условия подключения</w:t>
+      </w:r>
+    </w:p>
+    <w:p>
+      <w:pPr>
+        <w:pStyle w:val="ListBullet"/>
+      </w:pPr>
+      <w:r>
+        <w:rPr>
+          <w:rFonts w:ascii="Times New Roman" w:hAnsi="Times New Roman" w:eastAsia="Times New Roman"/>
+          <w:b w:val="0"/>
+          <w:i w:val="0"/>
+          <w:sz w:val="24"/>
+        </w:rPr>
+        <w:t>Нужен счётчик Яндекс Метрики, установленный на сайте (желательно на всех страницах).</w:t>
+      </w:r>
+    </w:p>
+    <w:p>
+      <w:pPr>
+        <w:pStyle w:val="ListBullet"/>
+      </w:pPr>
+      <w:r>
+        <w:rPr>
+          <w:rFonts w:ascii="Times New Roman" w:hAnsi="Times New Roman" w:eastAsia="Times New Roman"/>
+          <w:b w:val="0"/>
+          <w:i w:val="0"/>
+          <w:sz w:val="24"/>
+        </w:rPr>
+        <w:t>На счётчике должны быть настроены цели.</w:t>
+      </w:r>
+    </w:p>
+    <w:p>
+      <w:pPr>
+        <w:pStyle w:val="ListBullet"/>
+      </w:pPr>
+      <w:r>
+        <w:rPr>
+          <w:rFonts w:ascii="Times New Roman" w:hAnsi="Times New Roman" w:eastAsia="Times New Roman"/>
+          <w:b w:val="0"/>
+          <w:i w:val="0"/>
+          <w:sz w:val="24"/>
+        </w:rPr>
+        <w:t>Для ДРР необходима передача ценности/дохода от конверсий (ценность цели, e-commerce, reachGoal с value, автосбор заказов и т.п.).</w:t>
+      </w:r>
+    </w:p>
+    <w:p>
+      <w:pPr>
+        <w:pStyle w:val="ListBullet"/>
+      </w:pPr>
+      <w:r>
+        <w:rPr>
+          <w:rFonts w:ascii="Times New Roman" w:hAnsi="Times New Roman" w:eastAsia="Times New Roman"/>
+          <w:b w:val="0"/>
+          <w:i w:val="0"/>
+          <w:sz w:val="24"/>
+        </w:rPr>
+        <w:t>Может потребоваться подтверждение номера телефона в настройках пользователя.</w:t>
+      </w:r>
+    </w:p>
+    <w:p>
+      <w:pPr>
+        <w:pStyle w:val="ListBullet"/>
+      </w:pPr>
+      <w:r>
+        <w:rPr>
+          <w:rFonts w:ascii="Times New Roman" w:hAnsi="Times New Roman" w:eastAsia="Times New Roman"/>
+          <w:b w:val="0"/>
+          <w:i w:val="0"/>
+          <w:sz w:val="24"/>
+        </w:rPr>
+        <w:t>Если нет доступа к чужому счётчику — можно запросить доступ к целям (владелец включает оптимизацию по целям в рекламе).</w:t>
+      </w:r>
+    </w:p>
+    <w:p>
+      <w:pPr>
+        <w:pStyle w:val="Heading2"/>
+      </w:pPr>
+      <w:r>
+        <w:rPr>
+          <w:rFonts w:ascii="Times New Roman" w:hAnsi="Times New Roman" w:eastAsia="Times New Roman"/>
+          <w:b/>
+          <w:i w:val="0"/>
+          <w:color w:val="2A4A6C"/>
+          <w:sz w:val="28"/>
+        </w:rPr>
+        <w:t>3.2. Модели оплаты</w:t>
+      </w:r>
+    </w:p>
+    <w:p>
+      <w:pPr>
+        <w:pStyle w:val="Heading3"/>
+      </w:pPr>
+      <w:r>
+        <w:rPr>
+          <w:rFonts w:ascii="Times New Roman" w:hAnsi="Times New Roman" w:eastAsia="Times New Roman"/>
+          <w:b/>
+          <w:i w:val="0"/>
+          <w:color w:val="335577"/>
+          <w:sz w:val="24"/>
+        </w:rPr>
+        <w:t>Оплата за клики (CPC)</w:t>
+      </w:r>
+    </w:p>
+    <w:p>
+      <w:r>
+        <w:rPr>
+          <w:rFonts w:ascii="Times New Roman" w:hAnsi="Times New Roman" w:eastAsia="Times New Roman"/>
+          <w:b w:val="0"/>
+          <w:i w:val="0"/>
+          <w:sz w:val="24"/>
+        </w:rPr>
+        <w:t>Вы платите за каждый клик. Алгоритм оптимизирует показы в пользу пользователей и сегментов с более высокой вероятностью конверсии. Средняя цена конверсии / ДРР — ориентир: фактические значения могут отклоняться, особенно при малом числе конверсий. Если критично держать точную цену за цель — используйте оплату за конверсии.</w:t>
+      </w:r>
+    </w:p>
+    <w:p>
+      <w:pPr>
+        <w:pStyle w:val="Heading3"/>
+      </w:pPr>
+      <w:r>
+        <w:rPr>
+          <w:rFonts w:ascii="Times New Roman" w:hAnsi="Times New Roman" w:eastAsia="Times New Roman"/>
+          <w:b/>
+          <w:i w:val="0"/>
+          <w:color w:val="335577"/>
+          <w:sz w:val="24"/>
+        </w:rPr>
+        <w:t>Оплата за конверсии</w:t>
+      </w:r>
+    </w:p>
+    <w:p>
+      <w:r>
+        <w:rPr>
+          <w:rFonts w:ascii="Times New Roman" w:hAnsi="Times New Roman" w:eastAsia="Times New Roman"/>
+          <w:b w:val="0"/>
+          <w:i w:val="0"/>
+          <w:sz w:val="24"/>
+        </w:rPr>
+        <w:t>Списание происходит за достижение выбранной цели (или по правилам ДРР). Показов и «сырого» трафика может быть меньше, чем при CPC, зато экономика ближе к целевой цене заявки/продажи. Фактические списания по датам конверсий смотрят в специализированном отчёте «Оплата за конверсии» (Статистика → Библиотека отчётов → Специализированные отчёты).</w:t>
+      </w:r>
+    </w:p>
+    <w:p>
+      <w:pPr>
+        <w:pStyle w:val="Heading2"/>
+      </w:pPr>
+      <w:r>
+        <w:rPr>
+          <w:rFonts w:ascii="Times New Roman" w:hAnsi="Times New Roman" w:eastAsia="Times New Roman"/>
+          <w:b/>
+          <w:i w:val="0"/>
+          <w:color w:val="2A4A6C"/>
+          <w:sz w:val="28"/>
+        </w:rPr>
+        <w:t>3.3. Ограничения расходов</w:t>
+      </w:r>
+    </w:p>
+    <w:p>
+      <w:r>
+        <w:rPr>
+          <w:rFonts w:ascii="Times New Roman" w:hAnsi="Times New Roman" w:eastAsia="Times New Roman"/>
+          <w:b/>
+          <w:i w:val="0"/>
+          <w:sz w:val="24"/>
+        </w:rPr>
+        <w:t>Можно задать одно из ограничений или их сочетание (в зависимости от интерфейса/настроек):</w:t>
+      </w:r>
+    </w:p>
+    <w:p>
+      <w:pPr>
+        <w:pStyle w:val="ListBullet"/>
+      </w:pPr>
+      <w:r>
+        <w:rPr>
+          <w:rFonts w:ascii="Times New Roman" w:hAnsi="Times New Roman" w:eastAsia="Times New Roman"/>
+          <w:b w:val="0"/>
+          <w:i w:val="0"/>
+          <w:sz w:val="24"/>
+        </w:rPr>
+        <w:t>Средняя цена конверсии (CPA) — ориентир средней стоимости целевого действия за неделю.</w:t>
+      </w:r>
+    </w:p>
+    <w:p>
+      <w:pPr>
+        <w:pStyle w:val="ListBullet"/>
+      </w:pPr>
+      <w:r>
+        <w:rPr>
+          <w:rFonts w:ascii="Times New Roman" w:hAnsi="Times New Roman" w:eastAsia="Times New Roman"/>
+          <w:b w:val="0"/>
+          <w:i w:val="0"/>
+          <w:sz w:val="24"/>
+        </w:rPr>
+        <w:t>Недельный бюджет / бюджет на период — максимум конверсий в рамках лимита денег.</w:t>
+      </w:r>
+    </w:p>
+    <w:p>
+      <w:pPr>
+        <w:pStyle w:val="ListBullet"/>
+      </w:pPr>
+      <w:r>
+        <w:rPr>
+          <w:rFonts w:ascii="Times New Roman" w:hAnsi="Times New Roman" w:eastAsia="Times New Roman"/>
+          <w:b w:val="0"/>
+          <w:i w:val="0"/>
+          <w:sz w:val="24"/>
+        </w:rPr>
+        <w:t>Целевая доля рекламных расходов (ДРР) — расходы как доля от ценности/дохода конверсий.</w:t>
+      </w:r>
+    </w:p>
+    <w:p>
+      <w:r>
+        <w:rPr>
+          <w:rFonts w:ascii="Times New Roman" w:hAnsi="Times New Roman" w:eastAsia="Times New Roman"/>
+          <w:b w:val="0"/>
+          <w:i w:val="0"/>
+          <w:sz w:val="24"/>
+        </w:rPr>
+        <w:t>Рекомендация по бюджету для «Максимум конверсий»: не меньше чем 10 × цена конверсии (чтобы алгоритм имел пространство для обучения и экспериментов).</w:t>
+      </w:r>
+    </w:p>
+    <w:p>
+      <w:pPr>
+        <w:pStyle w:val="Heading2"/>
+      </w:pPr>
+      <w:r>
+        <w:rPr>
+          <w:rFonts w:ascii="Times New Roman" w:hAnsi="Times New Roman" w:eastAsia="Times New Roman"/>
+          <w:b/>
+          <w:i w:val="0"/>
+          <w:color w:val="2A4A6C"/>
+          <w:sz w:val="28"/>
+        </w:rPr>
+        <w:t>3.4. Как считать оптимальную цену конверсии</w:t>
+      </w:r>
+    </w:p>
+    <w:p>
+      <w:r>
+        <w:rPr>
+          <w:rFonts w:ascii="Times New Roman" w:hAnsi="Times New Roman" w:eastAsia="Times New Roman"/>
+          <w:b/>
+          <w:i w:val="0"/>
+          <w:sz w:val="24"/>
+        </w:rPr>
+        <w:t>Прибыль с одного клиента:</w:t>
+      </w:r>
+    </w:p>
+    <w:p>
+      <w:r>
+        <w:rPr>
+          <w:rFonts w:ascii="Times New Roman" w:hAnsi="Times New Roman" w:eastAsia="Times New Roman"/>
+          <w:b w:val="0"/>
+          <w:i w:val="0"/>
+          <w:sz w:val="24"/>
+        </w:rPr>
+        <w:t>Прибыль = Ценность конверсии − Цена конверсии</w:t>
+      </w:r>
+    </w:p>
+    <w:p>
+      <w:r>
+        <w:rPr>
+          <w:rFonts w:ascii="Times New Roman" w:hAnsi="Times New Roman" w:eastAsia="Times New Roman"/>
+          <w:b/>
+          <w:i w:val="0"/>
+          <w:sz w:val="24"/>
+        </w:rPr>
+        <w:t>Общая прибыль:</w:t>
+      </w:r>
+    </w:p>
+    <w:p>
+      <w:r>
+        <w:rPr>
+          <w:rFonts w:ascii="Times New Roman" w:hAnsi="Times New Roman" w:eastAsia="Times New Roman"/>
+          <w:b w:val="0"/>
+          <w:i w:val="0"/>
+          <w:sz w:val="24"/>
+        </w:rPr>
+        <w:t>Прибыль = (Ценность конверсии − Цена конверсии) × Количество конверсий</w:t>
+      </w:r>
+    </w:p>
+    <w:p>
+      <w:r>
+        <w:rPr>
+          <w:rFonts w:ascii="Times New Roman" w:hAnsi="Times New Roman" w:eastAsia="Times New Roman"/>
+          <w:b w:val="0"/>
+          <w:i w:val="0"/>
+          <w:sz w:val="24"/>
+        </w:rPr>
+        <w:t>Ценность конверсии — экономическая выгода от цели. Пример: 100 заявок принесли 50 000 ₽ → ценность заявки = 500 ₽. Слишком низкая CPA даёт мало объёма; слишком высокая — больше объёма, но хуже маржа. Оптимум ищут экспериментами (не меньше недели на вариант).</w:t>
+      </w:r>
+    </w:p>
+    <w:p>
+      <w:pPr>
+        <w:pStyle w:val="Heading2"/>
+      </w:pPr>
+      <w:r>
+        <w:rPr>
+          <w:rFonts w:ascii="Times New Roman" w:hAnsi="Times New Roman" w:eastAsia="Times New Roman"/>
+          <w:b/>
+          <w:i w:val="0"/>
+          <w:color w:val="2A4A6C"/>
+          <w:sz w:val="28"/>
+        </w:rPr>
+        <w:t>3.5. Отклонения от целевого CPA / ДРР при оплате за клики</w:t>
+      </w:r>
+    </w:p>
+    <w:p>
+      <w:r>
+        <w:rPr>
+          <w:rFonts w:ascii="Times New Roman" w:hAnsi="Times New Roman" w:eastAsia="Times New Roman"/>
+          <w:b w:val="0"/>
+          <w:i w:val="0"/>
+          <w:sz w:val="24"/>
+        </w:rPr>
+        <w:t>Стратегия стремится выдержать среднее за календарную неделю; по дням возможны колебания.</w:t>
+      </w:r>
+    </w:p>
+    <w:p>
+      <w:r>
+        <w:rPr>
+          <w:rFonts w:ascii="Times New Roman" w:hAnsi="Times New Roman" w:eastAsia="Times New Roman"/>
+          <w:b/>
+          <w:i w:val="0"/>
+          <w:sz w:val="24"/>
+        </w:rPr>
+        <w:t>Что усиливает отклонения:</w:t>
+      </w:r>
+    </w:p>
+    <w:p>
+      <w:pPr>
+        <w:pStyle w:val="ListBullet"/>
+      </w:pPr>
+      <w:r>
+        <w:rPr>
+          <w:rFonts w:ascii="Times New Roman" w:hAnsi="Times New Roman" w:eastAsia="Times New Roman"/>
+          <w:b w:val="0"/>
+          <w:i w:val="0"/>
+          <w:sz w:val="24"/>
+        </w:rPr>
+        <w:t>Мало конверсий: минимум для обучения — 10 конверсий в неделю (для приложений — 70).</w:t>
+      </w:r>
+    </w:p>
+    <w:p>
+      <w:pPr>
+        <w:pStyle w:val="ListBullet"/>
+      </w:pPr>
+      <w:r>
+        <w:rPr>
+          <w:rFonts w:ascii="Times New Roman" w:hAnsi="Times New Roman" w:eastAsia="Times New Roman"/>
+          <w:b w:val="0"/>
+          <w:i w:val="0"/>
+          <w:sz w:val="24"/>
+        </w:rPr>
+        <w:t>Старт кампании / период обучения (ориентир оценки — 7–14 дней).</w:t>
+      </w:r>
+    </w:p>
+    <w:p>
+      <w:pPr>
+        <w:pStyle w:val="ListBullet"/>
+      </w:pPr>
+      <w:r>
+        <w:rPr>
+          <w:rFonts w:ascii="Times New Roman" w:hAnsi="Times New Roman" w:eastAsia="Times New Roman"/>
+          <w:b w:val="0"/>
+          <w:i w:val="0"/>
+          <w:sz w:val="24"/>
+        </w:rPr>
+        <w:t>Перезапуск стратегии из‑за смены ключевых настроек.</w:t>
+      </w:r>
+    </w:p>
+    <w:p>
+      <w:pPr>
+        <w:pStyle w:val="ListBullet"/>
+      </w:pPr>
+      <w:r>
+        <w:rPr>
+          <w:rFonts w:ascii="Times New Roman" w:hAnsi="Times New Roman" w:eastAsia="Times New Roman"/>
+          <w:b w:val="0"/>
+          <w:i w:val="0"/>
+          <w:sz w:val="24"/>
+        </w:rPr>
+        <w:t>Корректировки ставок: например, CPA 200 ₽ и корректировка группы +50% → целевое для группы 300 ₽.</w:t>
+      </w:r>
+    </w:p>
+    <w:p>
+      <w:pPr>
+        <w:pStyle w:val="ListBullet"/>
+      </w:pPr>
+      <w:r>
+        <w:rPr>
+          <w:rFonts w:ascii="Times New Roman" w:hAnsi="Times New Roman" w:eastAsia="Times New Roman"/>
+          <w:b w:val="0"/>
+          <w:i w:val="0"/>
+          <w:sz w:val="24"/>
+        </w:rPr>
+        <w:t>Минимальный бюджет: повышает порог ставок и объём трафика на этапе обучения.</w:t>
+      </w:r>
+    </w:p>
+    <w:p>
+      <w:pPr>
+        <w:pStyle w:val="Heading2"/>
+      </w:pPr>
+      <w:r>
+        <w:rPr>
+          <w:rFonts w:ascii="Times New Roman" w:hAnsi="Times New Roman" w:eastAsia="Times New Roman"/>
+          <w:b/>
+          <w:i w:val="0"/>
+          <w:color w:val="2A4A6C"/>
+          <w:sz w:val="28"/>
+        </w:rPr>
+        <w:t>3.6. Статистическая значимость при сравнении кампаний</w:t>
+      </w:r>
+    </w:p>
+    <w:p>
+      <w:r>
+        <w:rPr>
+          <w:rFonts w:ascii="Times New Roman" w:hAnsi="Times New Roman" w:eastAsia="Times New Roman"/>
+          <w:b w:val="0"/>
+          <w:i w:val="0"/>
+          <w:sz w:val="24"/>
+        </w:rPr>
+        <w:t>При малом числе конверсий различия в CPA могут быть случайными. Ориентиры погрешности (из справки Директа):</w:t>
+      </w:r>
+    </w:p>
+    <w:tbl>
+      <w:tblPr>
+        <w:tblStyle w:val="TableGrid"/>
+        <w:tblW w:type="auto" w:w="0"/>
+        <w:tblLook w:firstColumn="1" w:firstRow="1" w:lastColumn="0" w:lastRow="0" w:noHBand="0" w:noVBand="1" w:val="04A0"/>
+      </w:tblPr>
+      <w:tblGrid>
+        <w:gridCol w:w="3324"/>
+        <w:gridCol w:w="3324"/>
+        <w:gridCol w:w="3324"/>
+      </w:tblGrid>
+      <w:tr>
+        <w:tc>
+          <w:tcPr>
+            <w:tcW w:type="dxa" w:w="3324"/>
+          </w:tcPr>
+          <w:p>
+            <w:r>
+              <w:rPr>
+                <w:rFonts w:ascii="Times New Roman" w:hAnsi="Times New Roman" w:eastAsia="Times New Roman"/>
+                <w:b/>
+                <w:i w:val="0"/>
+                <w:sz w:val="20"/>
+              </w:rPr>
+              <w:t>Конверсии</w:t>
+            </w:r>
+          </w:p>
+        </w:tc>
+        <w:tc>
+          <w:tcPr>
+            <w:tcW w:type="dxa" w:w="3324"/>
+          </w:tcPr>
+          <w:p>
+            <w:r>
+              <w:rPr>
+                <w:rFonts w:ascii="Times New Roman" w:hAnsi="Times New Roman" w:eastAsia="Times New Roman"/>
+                <w:b/>
+                <w:i w:val="0"/>
+                <w:sz w:val="20"/>
+              </w:rPr>
+              <w:t>Отклонение CR</w:t>
+            </w:r>
+          </w:p>
+        </w:tc>
+        <w:tc>
+          <w:tcPr>
+            <w:tcW w:type="dxa" w:w="3324"/>
+          </w:tcPr>
+          <w:p>
+            <w:r>
+              <w:rPr>
+                <w:rFonts w:ascii="Times New Roman" w:hAnsi="Times New Roman" w:eastAsia="Times New Roman"/>
+                <w:b/>
+                <w:i w:val="0"/>
+                <w:sz w:val="20"/>
+              </w:rPr>
+              <w:t>Отклонение цены конверсии</w:t>
+            </w:r>
+          </w:p>
+        </w:tc>
+      </w:tr>
+      <w:tr>
+        <w:tc>
+          <w:tcPr>
+            <w:tcW w:type="dxa" w:w="3324"/>
+          </w:tcPr>
+          <w:p>
+            <w:r>
+              <w:rPr>
+                <w:rFonts w:ascii="Times New Roman" w:hAnsi="Times New Roman" w:eastAsia="Times New Roman"/>
+                <w:b w:val="0"/>
+                <w:i w:val="0"/>
+                <w:sz w:val="20"/>
+              </w:rPr>
+              <w:t>от 25</w:t>
+            </w:r>
+          </w:p>
+        </w:tc>
+        <w:tc>
+          <w:tcPr>
+            <w:tcW w:type="dxa" w:w="3324"/>
+          </w:tcPr>
+          <w:p>
+            <w:r>
+              <w:rPr>
+                <w:rFonts w:ascii="Times New Roman" w:hAnsi="Times New Roman" w:eastAsia="Times New Roman"/>
+                <w:b w:val="0"/>
+                <w:i w:val="0"/>
+                <w:sz w:val="20"/>
+              </w:rPr>
+              <w:t>±20%</w:t>
+            </w:r>
+          </w:p>
+        </w:tc>
+        <w:tc>
+          <w:tcPr>
+            <w:tcW w:type="dxa" w:w="3324"/>
+          </w:tcPr>
+          <w:p>
+            <w:r>
+              <w:rPr>
+                <w:rFonts w:ascii="Times New Roman" w:hAnsi="Times New Roman" w:eastAsia="Times New Roman"/>
+                <w:b w:val="0"/>
+                <w:i w:val="0"/>
+                <w:sz w:val="20"/>
+              </w:rPr>
+              <w:t>±40%</w:t>
+            </w:r>
+          </w:p>
+        </w:tc>
+      </w:tr>
+      <w:tr>
+        <w:tc>
+          <w:tcPr>
+            <w:tcW w:type="dxa" w:w="3324"/>
+          </w:tcPr>
+          <w:p>
+            <w:r>
+              <w:rPr>
+                <w:rFonts w:ascii="Times New Roman" w:hAnsi="Times New Roman" w:eastAsia="Times New Roman"/>
+                <w:b w:val="0"/>
+                <w:i w:val="0"/>
+                <w:sz w:val="20"/>
+              </w:rPr>
+              <w:t>от 100</w:t>
+            </w:r>
+          </w:p>
+        </w:tc>
+        <w:tc>
+          <w:tcPr>
+            <w:tcW w:type="dxa" w:w="3324"/>
+          </w:tcPr>
+          <w:p>
+            <w:r>
+              <w:rPr>
+                <w:rFonts w:ascii="Times New Roman" w:hAnsi="Times New Roman" w:eastAsia="Times New Roman"/>
+                <w:b w:val="0"/>
+                <w:i w:val="0"/>
+                <w:sz w:val="20"/>
+              </w:rPr>
+              <w:t>±10%</w:t>
+            </w:r>
+          </w:p>
+        </w:tc>
+        <w:tc>
+          <w:tcPr>
+            <w:tcW w:type="dxa" w:w="3324"/>
+          </w:tcPr>
+          <w:p>
+            <w:r>
+              <w:rPr>
+                <w:rFonts w:ascii="Times New Roman" w:hAnsi="Times New Roman" w:eastAsia="Times New Roman"/>
+                <w:b w:val="0"/>
+                <w:i w:val="0"/>
+                <w:sz w:val="20"/>
+              </w:rPr>
+              <w:t>±20%</w:t>
+            </w:r>
+          </w:p>
+        </w:tc>
+      </w:tr>
+      <w:tr>
+        <w:tc>
+          <w:tcPr>
+            <w:tcW w:type="dxa" w:w="3324"/>
+          </w:tcPr>
+          <w:p>
+            <w:r>
+              <w:rPr>
+                <w:rFonts w:ascii="Times New Roman" w:hAnsi="Times New Roman" w:eastAsia="Times New Roman"/>
+                <w:b w:val="0"/>
+                <w:i w:val="0"/>
+                <w:sz w:val="20"/>
+              </w:rPr>
+              <w:t>от 400</w:t>
+            </w:r>
+          </w:p>
+        </w:tc>
+        <w:tc>
+          <w:tcPr>
+            <w:tcW w:type="dxa" w:w="3324"/>
+          </w:tcPr>
+          <w:p>
+            <w:r>
+              <w:rPr>
+                <w:rFonts w:ascii="Times New Roman" w:hAnsi="Times New Roman" w:eastAsia="Times New Roman"/>
+                <w:b w:val="0"/>
+                <w:i w:val="0"/>
+                <w:sz w:val="20"/>
+              </w:rPr>
+              <w:t>±5%</w:t>
+            </w:r>
+          </w:p>
+        </w:tc>
+        <w:tc>
+          <w:tcPr>
+            <w:tcW w:type="dxa" w:w="3324"/>
+          </w:tcPr>
+          <w:p>
+            <w:r>
+              <w:rPr>
+                <w:rFonts w:ascii="Times New Roman" w:hAnsi="Times New Roman" w:eastAsia="Times New Roman"/>
+                <w:b w:val="0"/>
+                <w:i w:val="0"/>
+                <w:sz w:val="20"/>
+              </w:rPr>
+              <w:t>±10%</w:t>
+            </w:r>
+          </w:p>
+        </w:tc>
+      </w:tr>
+      <w:tr>
+        <w:tc>
+          <w:tcPr>
+            <w:tcW w:type="dxa" w:w="3324"/>
+          </w:tcPr>
+          <w:p>
+            <w:r>
+              <w:rPr>
+                <w:rFonts w:ascii="Times New Roman" w:hAnsi="Times New Roman" w:eastAsia="Times New Roman"/>
+                <w:b w:val="0"/>
+                <w:i w:val="0"/>
+                <w:sz w:val="20"/>
+              </w:rPr>
+              <w:t>от 2500</w:t>
+            </w:r>
+          </w:p>
+        </w:tc>
+        <w:tc>
+          <w:tcPr>
+            <w:tcW w:type="dxa" w:w="3324"/>
+          </w:tcPr>
+          <w:p>
+            <w:r>
+              <w:rPr>
+                <w:rFonts w:ascii="Times New Roman" w:hAnsi="Times New Roman" w:eastAsia="Times New Roman"/>
+                <w:b w:val="0"/>
+                <w:i w:val="0"/>
+                <w:sz w:val="20"/>
+              </w:rPr>
+              <w:t>±2%</w:t>
+            </w:r>
+          </w:p>
+        </w:tc>
+        <w:tc>
+          <w:tcPr>
+            <w:tcW w:type="dxa" w:w="3324"/>
+          </w:tcPr>
+          <w:p>
+            <w:r>
+              <w:rPr>
+                <w:rFonts w:ascii="Times New Roman" w:hAnsi="Times New Roman" w:eastAsia="Times New Roman"/>
+                <w:b w:val="0"/>
+                <w:i w:val="0"/>
+                <w:sz w:val="20"/>
+              </w:rPr>
+              <w:t>±4%</w:t>
+            </w:r>
+          </w:p>
+        </w:tc>
+      </w:tr>
+      <w:tr>
+        <w:tc>
+          <w:tcPr>
+            <w:tcW w:type="dxa" w:w="3324"/>
+          </w:tcPr>
+          <w:p>
+            <w:r>
+              <w:rPr>
+                <w:rFonts w:ascii="Times New Roman" w:hAnsi="Times New Roman" w:eastAsia="Times New Roman"/>
+                <w:b w:val="0"/>
+                <w:i w:val="0"/>
+                <w:sz w:val="20"/>
+              </w:rPr>
+              <w:t>от 10 000</w:t>
+            </w:r>
+          </w:p>
+        </w:tc>
+        <w:tc>
+          <w:tcPr>
+            <w:tcW w:type="dxa" w:w="3324"/>
+          </w:tcPr>
+          <w:p>
+            <w:r>
+              <w:rPr>
+                <w:rFonts w:ascii="Times New Roman" w:hAnsi="Times New Roman" w:eastAsia="Times New Roman"/>
+                <w:b w:val="0"/>
+                <w:i w:val="0"/>
+                <w:sz w:val="20"/>
+              </w:rPr>
+              <w:t>±1%</w:t>
+            </w:r>
+          </w:p>
+        </w:tc>
+        <w:tc>
+          <w:tcPr>
+            <w:tcW w:type="dxa" w:w="3324"/>
+          </w:tcPr>
+          <w:p>
+            <w:r>
+              <w:rPr>
+                <w:rFonts w:ascii="Times New Roman" w:hAnsi="Times New Roman" w:eastAsia="Times New Roman"/>
+                <w:b w:val="0"/>
+                <w:i w:val="0"/>
+                <w:sz w:val="20"/>
+              </w:rPr>
+              <w:t>±2%</w:t>
+            </w:r>
+          </w:p>
+        </w:tc>
+      </w:tr>
+    </w:tbl>
+    <w:p/>
+    <w:p>
+      <w:r>
+        <w:rPr>
+          <w:rFonts w:ascii="Times New Roman" w:hAnsi="Times New Roman" w:eastAsia="Times New Roman"/>
+          <w:b w:val="0"/>
+          <w:i w:val="0"/>
+          <w:sz w:val="24"/>
+        </w:rPr>
+        <w:t>Если конверсий меньше 25 или задан минимальный бюджет 300 ₽, отклонение формально не ограничивается. Вывод о превосходстве одной кампании над другой делают, когда доверительные интервалы не пересекаются.</w:t>
+      </w:r>
+    </w:p>
+    <w:p>
+      <w:pPr>
+        <w:pStyle w:val="Heading2"/>
+      </w:pPr>
+      <w:r>
+        <w:rPr>
+          <w:rFonts w:ascii="Times New Roman" w:hAnsi="Times New Roman" w:eastAsia="Times New Roman"/>
+          <w:b/>
+          <w:i w:val="0"/>
+          <w:color w:val="2A4A6C"/>
+          <w:sz w:val="28"/>
+        </w:rPr>
+        <w:t>3.7. Цели и индикаторы готовности</w:t>
+      </w:r>
+    </w:p>
+    <w:p>
+      <w:r>
+        <w:rPr>
+          <w:rFonts w:ascii="Times New Roman" w:hAnsi="Times New Roman" w:eastAsia="Times New Roman"/>
+          <w:b w:val="0"/>
+          <w:i w:val="0"/>
+          <w:sz w:val="24"/>
+        </w:rPr>
+        <w:t>В интерфейсе у целей часто есть цветовой индикатор: зелёный — достаточно целевых визитов по всем источникам; серый — мало данных, риск слабой оптимизации. По умолчанию могут использоваться «вовлечённые сессии», но для бизнеса лучше явная бизнес-цель (заявка, звонок, покупка).</w:t>
+      </w:r>
+    </w:p>
+    <w:p>
+      <w:pPr>
+        <w:pStyle w:val="Heading1"/>
+      </w:pPr>
+      <w:r>
+        <w:rPr>
+          <w:rFonts w:ascii="Times New Roman" w:hAnsi="Times New Roman" w:eastAsia="Times New Roman"/>
+          <w:b/>
+          <w:i w:val="0"/>
+          <w:color w:val="1A3A5C"/>
+          <w:sz w:val="32"/>
+        </w:rPr>
+        <w:t>4. Стратегия «Максимум кликов»</w:t>
+      </w:r>
+    </w:p>
+    <w:p>
+      <w:r>
+        <w:rPr>
+          <w:rFonts w:ascii="Times New Roman" w:hAnsi="Times New Roman" w:eastAsia="Times New Roman"/>
+          <w:b w:val="0"/>
+          <w:i w:val="0"/>
+          <w:sz w:val="24"/>
+        </w:rPr>
+        <w:t>Цель — привлечь как можно больше посетителей при заданных условиях. Выбирают, когда важна посещаемость, а конверсий ещё мало для устойчивой оптимизации по целям, либо нужна «прокачка» трафика и сбор статистики.</w:t>
+      </w:r>
+    </w:p>
+    <w:p>
+      <w:pPr>
+        <w:pStyle w:val="Heading2"/>
+      </w:pPr>
+      <w:r>
+        <w:rPr>
+          <w:rFonts w:ascii="Times New Roman" w:hAnsi="Times New Roman" w:eastAsia="Times New Roman"/>
+          <w:b/>
+          <w:i w:val="0"/>
+          <w:color w:val="2A4A6C"/>
+          <w:sz w:val="28"/>
+        </w:rPr>
+        <w:t>4.1. Вариант «Средняя цена клика»</w:t>
+      </w:r>
+    </w:p>
+    <w:p>
+      <w:r>
+        <w:rPr>
+          <w:rFonts w:ascii="Times New Roman" w:hAnsi="Times New Roman" w:eastAsia="Times New Roman"/>
+          <w:b w:val="0"/>
+          <w:i w:val="0"/>
+          <w:sz w:val="24"/>
+        </w:rPr>
+        <w:t>Подходит, если знаете, сколько готовы платить за посетителя. Система назначает ставки так, чтобы привлечь максимум пользователей: по одним условиям ставка может быть выше средней, по другим — ниже. В течение дня возможны отклонения, но средняя цена клика по итогам недели не должна превысить заданную (при работе без остановок всю календарную неделю).</w:t>
+      </w:r>
+    </w:p>
+    <w:p>
+      <w:pPr>
+        <w:pStyle w:val="ListBullet"/>
+      </w:pPr>
+      <w:r>
+        <w:rPr>
+          <w:rFonts w:ascii="Times New Roman" w:hAnsi="Times New Roman" w:eastAsia="Times New Roman"/>
+          <w:b w:val="0"/>
+          <w:i w:val="0"/>
+          <w:sz w:val="24"/>
+        </w:rPr>
+        <w:t>Эффективна при &gt;100 кликов в неделю.</w:t>
+      </w:r>
+    </w:p>
+    <w:p>
+      <w:pPr>
+        <w:pStyle w:val="ListBullet"/>
+      </w:pPr>
+      <w:r>
+        <w:rPr>
+          <w:rFonts w:ascii="Times New Roman" w:hAnsi="Times New Roman" w:eastAsia="Times New Roman"/>
+          <w:b w:val="0"/>
+          <w:i w:val="0"/>
+          <w:sz w:val="24"/>
+        </w:rPr>
+        <w:t>При низкочастотных фразах и &lt;100 кликах/неделю возможно превышение средней цены, но не более чем в 2 раза.</w:t>
+      </w:r>
+    </w:p>
+    <w:p>
+      <w:pPr>
+        <w:pStyle w:val="ListBullet"/>
+      </w:pPr>
+      <w:r>
+        <w:rPr>
+          <w:rFonts w:ascii="Times New Roman" w:hAnsi="Times New Roman" w:eastAsia="Times New Roman"/>
+          <w:b w:val="0"/>
+          <w:i w:val="0"/>
+          <w:sz w:val="24"/>
+        </w:rPr>
+        <w:t>Минимальная средняя цена клика — 0,9 ₽ (для рублей).</w:t>
+      </w:r>
+    </w:p>
+    <w:p>
+      <w:pPr>
+        <w:pStyle w:val="ListBullet"/>
+      </w:pPr>
+      <w:r>
+        <w:rPr>
+          <w:rFonts w:ascii="Times New Roman" w:hAnsi="Times New Roman" w:eastAsia="Times New Roman"/>
+          <w:b w:val="0"/>
+          <w:i w:val="0"/>
+          <w:sz w:val="24"/>
+        </w:rPr>
+        <w:t>На указанную величину влияют корректировки.</w:t>
+      </w:r>
+    </w:p>
+    <w:p>
+      <w:pPr>
+        <w:pStyle w:val="ListBullet"/>
+      </w:pPr>
+      <w:r>
+        <w:rPr>
+          <w:rFonts w:ascii="Times New Roman" w:hAnsi="Times New Roman" w:eastAsia="Times New Roman"/>
+          <w:b w:val="0"/>
+          <w:i w:val="0"/>
+          <w:sz w:val="24"/>
+        </w:rPr>
+        <w:t>Для оценки оптимальной средней цены клика полезен Прогноз бюджета в Директе.</w:t>
+      </w:r>
+    </w:p>
+    <w:p>
+      <w:pPr>
+        <w:pStyle w:val="Heading2"/>
+      </w:pPr>
+      <w:r>
+        <w:rPr>
+          <w:rFonts w:ascii="Times New Roman" w:hAnsi="Times New Roman" w:eastAsia="Times New Roman"/>
+          <w:b/>
+          <w:i w:val="0"/>
+          <w:color w:val="2A4A6C"/>
+          <w:sz w:val="28"/>
+        </w:rPr>
+        <w:t>4.2. Вариант «Бюджет»</w:t>
+      </w:r>
+    </w:p>
+    <w:p>
+      <w:r>
+        <w:rPr>
+          <w:rFonts w:ascii="Times New Roman" w:hAnsi="Times New Roman" w:eastAsia="Times New Roman"/>
+          <w:b w:val="0"/>
+          <w:i w:val="0"/>
+          <w:sz w:val="24"/>
+        </w:rPr>
+        <w:t>Система распределяет средства так, чтобы получить максимум переходов за указанный бюджет. Фразам с высоким прогнозом CTR даёт больше трафика; по слабым — понижает ставки. Ограничение выдерживается, если стратегия работает без изменений всю неделю/период.</w:t>
+      </w:r>
+    </w:p>
+    <w:p>
+      <w:pPr>
+        <w:pStyle w:val="ListBullet"/>
+      </w:pPr>
+      <w:r>
+        <w:rPr>
+          <w:rFonts w:ascii="Times New Roman" w:hAnsi="Times New Roman" w:eastAsia="Times New Roman"/>
+          <w:b w:val="0"/>
+          <w:i w:val="0"/>
+          <w:sz w:val="24"/>
+        </w:rPr>
+        <w:t>Минимальный недельный бюджет — 300 ₽.</w:t>
+      </w:r>
+    </w:p>
+    <w:p>
+      <w:pPr>
+        <w:pStyle w:val="ListBullet"/>
+      </w:pPr>
+      <w:r>
+        <w:rPr>
+          <w:rFonts w:ascii="Times New Roman" w:hAnsi="Times New Roman" w:eastAsia="Times New Roman"/>
+          <w:b w:val="0"/>
+          <w:i w:val="0"/>
+          <w:sz w:val="24"/>
+        </w:rPr>
+        <w:t>Бюджет на период — от 50 ₽ в день (для флайтовых кампаний с датами).</w:t>
+      </w:r>
+    </w:p>
+    <w:p>
+      <w:pPr>
+        <w:pStyle w:val="Heading2"/>
+      </w:pPr>
+      <w:r>
+        <w:rPr>
+          <w:rFonts w:ascii="Times New Roman" w:hAnsi="Times New Roman" w:eastAsia="Times New Roman"/>
+          <w:b/>
+          <w:i w:val="0"/>
+          <w:color w:val="2A4A6C"/>
+          <w:sz w:val="28"/>
+        </w:rPr>
+        <w:t>4.3. Дополнительные настройки</w:t>
+      </w:r>
+    </w:p>
+    <w:p>
+      <w:pPr>
+        <w:pStyle w:val="ListBullet"/>
+      </w:pPr>
+      <w:r>
+        <w:rPr>
+          <w:rFonts w:ascii="Times New Roman" w:hAnsi="Times New Roman" w:eastAsia="Times New Roman"/>
+          <w:b w:val="0"/>
+          <w:i w:val="0"/>
+          <w:sz w:val="24"/>
+        </w:rPr>
+        <w:t>Счётчик Метрики и целевые действия/ценность (даже в кликовой стратегии помогает качеству трафика).</w:t>
+      </w:r>
+    </w:p>
+    <w:p>
+      <w:pPr>
+        <w:pStyle w:val="ListBullet"/>
+      </w:pPr>
+      <w:r>
+        <w:rPr>
+          <w:rFonts w:ascii="Times New Roman" w:hAnsi="Times New Roman" w:eastAsia="Times New Roman"/>
+          <w:b w:val="0"/>
+          <w:i w:val="0"/>
+          <w:sz w:val="24"/>
+        </w:rPr>
+        <w:t>Модель атрибуции (по умолчанию — автоматическая).</w:t>
+      </w:r>
+    </w:p>
+    <w:p>
+      <w:r>
+        <w:rPr>
+          <w:rFonts w:ascii="Times New Roman" w:hAnsi="Times New Roman" w:eastAsia="Times New Roman"/>
+          <w:b w:val="0"/>
+          <w:i w:val="0"/>
+          <w:sz w:val="24"/>
+        </w:rPr>
+        <w:t>Важно: недостижимая средняя цена, слишком маленький бюджет или слишком низкий потолок ставки мешают поднимать ставки по эффективным фразам — кликов и конверсий станет меньше.</w:t>
+      </w:r>
+    </w:p>
+    <w:p>
+      <w:pPr>
+        <w:pStyle w:val="Heading1"/>
+      </w:pPr>
+      <w:r>
+        <w:rPr>
+          <w:rFonts w:ascii="Times New Roman" w:hAnsi="Times New Roman" w:eastAsia="Times New Roman"/>
+          <w:b/>
+          <w:i w:val="0"/>
+          <w:color w:val="1A3A5C"/>
+          <w:sz w:val="32"/>
+        </w:rPr>
+        <w:t>5. Стратегия «Максимум кликов с ручными ставками»</w:t>
+      </w:r>
+    </w:p>
+    <w:p>
+      <w:r>
+        <w:rPr>
+          <w:rFonts w:ascii="Times New Roman" w:hAnsi="Times New Roman" w:eastAsia="Times New Roman"/>
+          <w:b w:val="0"/>
+          <w:i w:val="0"/>
+          <w:sz w:val="24"/>
+        </w:rPr>
+        <w:t>Позволяет самостоятельно назначать ставки для отдельных условий показа в кампаниях только на поиске. Вы получаете максимально возможное число показов и кликов с учётом ставок, региона, конкуренции и прочих ограничений.</w:t>
+      </w:r>
+    </w:p>
+    <w:p>
+      <w:r>
+        <w:rPr>
+          <w:rFonts w:ascii="Times New Roman" w:hAnsi="Times New Roman" w:eastAsia="Times New Roman"/>
+          <w:b w:val="0"/>
+          <w:i w:val="0"/>
+          <w:sz w:val="24"/>
+        </w:rPr>
+        <w:t>Важно: в кампаниях с показами в РСЯ или «поиск + РСЯ» действуют правила GSP, ставка устанавливается автоматически, полноценное ручное управление недоступно. Ручные ставки — инструмент прежде всего для поиска.</w:t>
+      </w:r>
+    </w:p>
+    <w:p>
+      <w:pPr>
+        <w:pStyle w:val="Heading2"/>
+      </w:pPr>
+      <w:r>
+        <w:rPr>
+          <w:rFonts w:ascii="Times New Roman" w:hAnsi="Times New Roman" w:eastAsia="Times New Roman"/>
+          <w:b/>
+          <w:i w:val="0"/>
+          <w:color w:val="2A4A6C"/>
+          <w:sz w:val="28"/>
+        </w:rPr>
+        <w:t>5.1. Что остаётся «автоматическим» даже при ручных ставках</w:t>
+      </w:r>
+    </w:p>
+    <w:p>
+      <w:r>
+        <w:rPr>
+          <w:rFonts w:ascii="Times New Roman" w:hAnsi="Times New Roman" w:eastAsia="Times New Roman"/>
+          <w:b w:val="0"/>
+          <w:i w:val="0"/>
+          <w:sz w:val="24"/>
+        </w:rPr>
+        <w:t>Благодаря прогнозатору конверсий ставки могут автоматически снижаться для кликов с низкой вероятностью конверсии и повышаться при высокой вероятности. Чтобы это работало на бизнес-цели, укажите целевые действия и их ценности. Также можно задать недельный бюджет, счётчик Метрики и модель атрибуции.</w:t>
+      </w:r>
+    </w:p>
+    <w:p>
+      <w:pPr>
+        <w:pStyle w:val="Heading2"/>
+      </w:pPr>
+      <w:r>
+        <w:rPr>
+          <w:rFonts w:ascii="Times New Roman" w:hAnsi="Times New Roman" w:eastAsia="Times New Roman"/>
+          <w:b/>
+          <w:i w:val="0"/>
+          <w:color w:val="2A4A6C"/>
+          <w:sz w:val="28"/>
+        </w:rPr>
+        <w:t>5.2. Когда выбирать ручные ставки</w:t>
+      </w:r>
+    </w:p>
+    <w:p>
+      <w:pPr>
+        <w:pStyle w:val="ListBullet"/>
+      </w:pPr>
+      <w:r>
+        <w:rPr>
+          <w:rFonts w:ascii="Times New Roman" w:hAnsi="Times New Roman" w:eastAsia="Times New Roman"/>
+          <w:b w:val="0"/>
+          <w:i w:val="0"/>
+          <w:sz w:val="24"/>
+        </w:rPr>
+        <w:t>Тесты ставок/позиций по узким высокомаржинальным запросам.</w:t>
+      </w:r>
+    </w:p>
+    <w:p>
+      <w:pPr>
+        <w:pStyle w:val="ListBullet"/>
+      </w:pPr>
+      <w:r>
+        <w:rPr>
+          <w:rFonts w:ascii="Times New Roman" w:hAnsi="Times New Roman" w:eastAsia="Times New Roman"/>
+          <w:b w:val="0"/>
+          <w:i w:val="0"/>
+          <w:sz w:val="24"/>
+        </w:rPr>
+        <w:t>Жёсткий контроль CPC на бренде или «горячих» коммерческих фразах.</w:t>
+      </w:r>
+    </w:p>
+    <w:p>
+      <w:pPr>
+        <w:pStyle w:val="ListBullet"/>
+      </w:pPr>
+      <w:r>
+        <w:rPr>
+          <w:rFonts w:ascii="Times New Roman" w:hAnsi="Times New Roman" w:eastAsia="Times New Roman"/>
+          <w:b w:val="0"/>
+          <w:i w:val="0"/>
+          <w:sz w:val="24"/>
+        </w:rPr>
+        <w:t>Ситуации, когда автостратегия «размазывает» бюджет по широким сегментам.</w:t>
+      </w:r>
+    </w:p>
+    <w:p>
+      <w:pPr>
+        <w:pStyle w:val="ListBullet"/>
+      </w:pPr>
+      <w:r>
+        <w:rPr>
+          <w:rFonts w:ascii="Times New Roman" w:hAnsi="Times New Roman" w:eastAsia="Times New Roman"/>
+          <w:b w:val="0"/>
+          <w:i w:val="0"/>
+          <w:sz w:val="24"/>
+        </w:rPr>
+        <w:t>Эксперименты с креативами при фиксированном потолке ставки.</w:t>
+      </w:r>
+    </w:p>
+    <w:p>
+      <w:pPr>
+        <w:pStyle w:val="Heading1"/>
+      </w:pPr>
+      <w:r>
+        <w:rPr>
+          <w:rFonts w:ascii="Times New Roman" w:hAnsi="Times New Roman" w:eastAsia="Times New Roman"/>
+          <w:b/>
+          <w:i w:val="0"/>
+          <w:color w:val="1A3A5C"/>
+          <w:sz w:val="32"/>
+        </w:rPr>
+        <w:t>6. Стратегия «Максимум прибыли» и другие режимы</w:t>
+      </w:r>
+    </w:p>
+    <w:p>
+      <w:r>
+        <w:rPr>
+          <w:rFonts w:ascii="Times New Roman" w:hAnsi="Times New Roman" w:eastAsia="Times New Roman"/>
+          <w:b w:val="0"/>
+          <w:i w:val="0"/>
+          <w:sz w:val="24"/>
+        </w:rPr>
+        <w:t>В ЕПК доступна стратегия «Максимум прибыли» (β): алгоритм ориентируется на маржу/прибыль от конверсий при корректно заданной ценности. Рекомендуемый бюджет — не меньше 10 × маржа с конверсии в неделю. Используйте, когда хорошо известны экономика сделки и ценность цели; иначе надёжнее стартовать с «Максимум конверсий».</w:t>
+      </w:r>
+    </w:p>
+    <w:p>
+      <w:r>
+        <w:rPr>
+          <w:rFonts w:ascii="Times New Roman" w:hAnsi="Times New Roman" w:eastAsia="Times New Roman"/>
+          <w:b w:val="0"/>
+          <w:i w:val="0"/>
+          <w:sz w:val="24"/>
+        </w:rPr>
+        <w:t>В Мастере кампаний логика та же: оптимизация по кликам или целевым действиям с бюджетом/ценой/ДРР. Система шире использует автоматический подбор аудиторий и формулировок в рамках цели.</w:t>
+      </w:r>
+    </w:p>
+    <w:p>
+      <w:pPr>
+        <w:pStyle w:val="Heading1"/>
+      </w:pPr>
+      <w:r>
+        <w:rPr>
+          <w:rFonts w:ascii="Times New Roman" w:hAnsi="Times New Roman" w:eastAsia="Times New Roman"/>
+          <w:b/>
+          <w:i w:val="0"/>
+          <w:color w:val="1A3A5C"/>
+          <w:sz w:val="32"/>
+        </w:rPr>
+        <w:t>7. Бюджеты, защита от перетрат, перенос остатка</w:t>
+      </w:r>
+    </w:p>
+    <w:p>
+      <w:pPr>
+        <w:pStyle w:val="Heading2"/>
+      </w:pPr>
+      <w:r>
+        <w:rPr>
+          <w:rFonts w:ascii="Times New Roman" w:hAnsi="Times New Roman" w:eastAsia="Times New Roman"/>
+          <w:b/>
+          <w:i w:val="0"/>
+          <w:color w:val="2A4A6C"/>
+          <w:sz w:val="28"/>
+        </w:rPr>
+        <w:t>7.1. Недельный бюджет</w:t>
+      </w:r>
+    </w:p>
+    <w:p>
+      <w:r>
+        <w:rPr>
+          <w:rFonts w:ascii="Times New Roman" w:hAnsi="Times New Roman" w:eastAsia="Times New Roman"/>
+          <w:b w:val="0"/>
+          <w:i w:val="0"/>
+          <w:sz w:val="24"/>
+        </w:rPr>
+        <w:t>Стратегия стремится выдержать бюджет на календарную неделю (пн–вс). Расход внутри недели может быть неравномерным, но недельный лимит не превышается (кроме случаев рестарта бюджета). Если показы только в отдельные дни по таймтаргетингу — бюджет распределяется на эти дни.</w:t>
+      </w:r>
+    </w:p>
+    <w:p>
+      <w:r>
+        <w:rPr>
+          <w:rFonts w:ascii="Times New Roman" w:hAnsi="Times New Roman" w:eastAsia="Times New Roman"/>
+          <w:b/>
+          <w:i w:val="0"/>
+          <w:sz w:val="24"/>
+        </w:rPr>
+        <w:t>Максимальный расход в день (по московскому времени):</w:t>
+      </w:r>
+    </w:p>
+    <w:p>
+      <w:pPr>
+        <w:pStyle w:val="ListBullet"/>
+      </w:pPr>
+      <w:r>
+        <w:rPr>
+          <w:rFonts w:ascii="Times New Roman" w:hAnsi="Times New Roman" w:eastAsia="Times New Roman"/>
+          <w:b w:val="0"/>
+          <w:i w:val="0"/>
+          <w:sz w:val="24"/>
+        </w:rPr>
+        <w:t>расписание 1 день — до 100% недельного бюджета;</w:t>
+      </w:r>
+    </w:p>
+    <w:p>
+      <w:pPr>
+        <w:pStyle w:val="ListBullet"/>
+      </w:pPr>
+      <w:r>
+        <w:rPr>
+          <w:rFonts w:ascii="Times New Roman" w:hAnsi="Times New Roman" w:eastAsia="Times New Roman"/>
+          <w:b w:val="0"/>
+          <w:i w:val="0"/>
+          <w:sz w:val="24"/>
+        </w:rPr>
+        <w:t>2 дня — до 50%;</w:t>
+      </w:r>
+    </w:p>
+    <w:p>
+      <w:pPr>
+        <w:pStyle w:val="ListBullet"/>
+      </w:pPr>
+      <w:r>
+        <w:rPr>
+          <w:rFonts w:ascii="Times New Roman" w:hAnsi="Times New Roman" w:eastAsia="Times New Roman"/>
+          <w:b w:val="0"/>
+          <w:i w:val="0"/>
+          <w:sz w:val="24"/>
+        </w:rPr>
+        <w:t>3+ дня или без ограничений — до 35% недельного бюджета.</w:t>
+      </w:r>
+    </w:p>
+    <w:p>
+      <w:r>
+        <w:rPr>
+          <w:rFonts w:ascii="Times New Roman" w:hAnsi="Times New Roman" w:eastAsia="Times New Roman"/>
+          <w:b w:val="0"/>
+          <w:i w:val="0"/>
+          <w:sz w:val="24"/>
+        </w:rPr>
+        <w:t>Если бюджет не тратится: часто виноваты слабые ключи, мало средств на счёте, низкая макс. ставка или слишком жёсткая цена конверсии.</w:t>
+      </w:r>
+    </w:p>
+    <w:p>
+      <w:pPr>
+        <w:pStyle w:val="Heading2"/>
+      </w:pPr>
+      <w:r>
+        <w:rPr>
+          <w:rFonts w:ascii="Times New Roman" w:hAnsi="Times New Roman" w:eastAsia="Times New Roman"/>
+          <w:b/>
+          <w:i w:val="0"/>
+          <w:color w:val="2A4A6C"/>
+          <w:sz w:val="28"/>
+        </w:rPr>
+        <w:t>7.2. Встроенная защита от перетрат</w:t>
+      </w:r>
+    </w:p>
+    <w:p>
+      <w:pPr>
+        <w:pStyle w:val="ListBullet"/>
+      </w:pPr>
+      <w:r>
+        <w:rPr>
+          <w:rFonts w:ascii="Times New Roman" w:hAnsi="Times New Roman" w:eastAsia="Times New Roman"/>
+          <w:b w:val="0"/>
+          <w:i w:val="0"/>
+          <w:sz w:val="24"/>
+        </w:rPr>
+        <w:t>В стратегиях с оплатой за клики система не тратит за день более 35% недельного бюджета (с оговорками по таймтаргетингу).</w:t>
+      </w:r>
+    </w:p>
+    <w:p>
+      <w:pPr>
+        <w:pStyle w:val="ListBullet"/>
+      </w:pPr>
+      <w:r>
+        <w:rPr>
+          <w:rFonts w:ascii="Times New Roman" w:hAnsi="Times New Roman" w:eastAsia="Times New Roman"/>
+          <w:b w:val="0"/>
+          <w:i w:val="0"/>
+          <w:sz w:val="24"/>
+        </w:rPr>
+        <w:t>Ставка не поднимается выше 10% от недельного бюджета, если нет повышающих корректировок.</w:t>
+      </w:r>
+    </w:p>
+    <w:p>
+      <w:pPr>
+        <w:pStyle w:val="ListBullet"/>
+      </w:pPr>
+      <w:r>
+        <w:rPr>
+          <w:rFonts w:ascii="Times New Roman" w:hAnsi="Times New Roman" w:eastAsia="Times New Roman"/>
+          <w:b w:val="0"/>
+          <w:i w:val="0"/>
+          <w:sz w:val="24"/>
+        </w:rPr>
+        <w:t>При повышающей корректировке ставка может превысить 10% бюджета.</w:t>
+      </w:r>
+    </w:p>
+    <w:p>
+      <w:pPr>
+        <w:pStyle w:val="ListBullet"/>
+      </w:pPr>
+      <w:r>
+        <w:rPr>
+          <w:rFonts w:ascii="Times New Roman" w:hAnsi="Times New Roman" w:eastAsia="Times New Roman"/>
+          <w:b w:val="0"/>
+          <w:i w:val="0"/>
+          <w:sz w:val="24"/>
+        </w:rPr>
+        <w:t>При смене недельного бюджета в день изменения расход может составить до 35% старого + 35% нового (CPC) или до 100%+100% (оплата за конверсии).</w:t>
+      </w:r>
+    </w:p>
+    <w:p>
+      <w:pPr>
+        <w:pStyle w:val="Heading2"/>
+      </w:pPr>
+      <w:r>
+        <w:rPr>
+          <w:rFonts w:ascii="Times New Roman" w:hAnsi="Times New Roman" w:eastAsia="Times New Roman"/>
+          <w:b/>
+          <w:i w:val="0"/>
+          <w:color w:val="2A4A6C"/>
+          <w:sz w:val="28"/>
+        </w:rPr>
+        <w:t>7.3. Рестарт недельного бюджета</w:t>
+      </w:r>
+    </w:p>
+    <w:p>
+      <w:r>
+        <w:rPr>
+          <w:rFonts w:ascii="Times New Roman" w:hAnsi="Times New Roman" w:eastAsia="Times New Roman"/>
+          <w:b/>
+          <w:i w:val="0"/>
+          <w:sz w:val="24"/>
+        </w:rPr>
+        <w:t>Рестарт трат происходит при:</w:t>
+      </w:r>
+    </w:p>
+    <w:p>
+      <w:pPr>
+        <w:pStyle w:val="ListBullet"/>
+      </w:pPr>
+      <w:r>
+        <w:rPr>
+          <w:rFonts w:ascii="Times New Roman" w:hAnsi="Times New Roman" w:eastAsia="Times New Roman"/>
+          <w:b w:val="0"/>
+          <w:i w:val="0"/>
+          <w:sz w:val="24"/>
+        </w:rPr>
+        <w:t>изменении недельного бюджета;</w:t>
+      </w:r>
+    </w:p>
+    <w:p>
+      <w:pPr>
+        <w:pStyle w:val="ListBullet"/>
+      </w:pPr>
+      <w:r>
+        <w:rPr>
+          <w:rFonts w:ascii="Times New Roman" w:hAnsi="Times New Roman" w:eastAsia="Times New Roman"/>
+          <w:b w:val="0"/>
+          <w:i w:val="0"/>
+          <w:sz w:val="24"/>
+        </w:rPr>
+        <w:t>смене модели оплаты;</w:t>
+      </w:r>
+    </w:p>
+    <w:p>
+      <w:pPr>
+        <w:pStyle w:val="ListBullet"/>
+      </w:pPr>
+      <w:r>
+        <w:rPr>
+          <w:rFonts w:ascii="Times New Roman" w:hAnsi="Times New Roman" w:eastAsia="Times New Roman"/>
+          <w:b w:val="0"/>
+          <w:i w:val="0"/>
+          <w:sz w:val="24"/>
+        </w:rPr>
+        <w:t>переносе даты начала кампании в будущее / перезапуске дат.</w:t>
+      </w:r>
+    </w:p>
+    <w:p>
+      <w:r>
+        <w:rPr>
+          <w:rFonts w:ascii="Times New Roman" w:hAnsi="Times New Roman" w:eastAsia="Times New Roman"/>
+          <w:b w:val="0"/>
+          <w:i w:val="0"/>
+          <w:sz w:val="24"/>
+        </w:rPr>
+        <w:t>Остальные изменения (вкл/выкл, смена стратегии, цены клика/конверсии и т.п.) на рестарт трат не влияют. Чтобы избежать перерасхода, бюджет лучше менять в начале календарной недели. Частые смены бюджета вредны.</w:t>
+      </w:r>
+    </w:p>
+    <w:p>
+      <w:pPr>
+        <w:pStyle w:val="Heading2"/>
+      </w:pPr>
+      <w:r>
+        <w:rPr>
+          <w:rFonts w:ascii="Times New Roman" w:hAnsi="Times New Roman" w:eastAsia="Times New Roman"/>
+          <w:b/>
+          <w:i w:val="0"/>
+          <w:color w:val="2A4A6C"/>
+          <w:sz w:val="28"/>
+        </w:rPr>
+        <w:t>7.4. Перенос неиспользованного бюджета (с 6 июля)</w:t>
+      </w:r>
+    </w:p>
+    <w:p>
+      <w:r>
+        <w:rPr>
+          <w:rFonts w:ascii="Times New Roman" w:hAnsi="Times New Roman" w:eastAsia="Times New Roman"/>
+          <w:b w:val="0"/>
+          <w:i w:val="0"/>
+          <w:sz w:val="24"/>
+        </w:rPr>
+        <w:t>В кампаниях с оплатой за клики часть остатка может переноситься на следующую неделю — не более 30% от установленного недельного бюджета. Это помогает добрать трафик после провала спроса, сохраняя контроль расходов.</w:t>
+      </w:r>
+    </w:p>
+    <w:p>
+      <w:pPr>
+        <w:pStyle w:val="Heading2"/>
+      </w:pPr>
+      <w:r>
+        <w:rPr>
+          <w:rFonts w:ascii="Times New Roman" w:hAnsi="Times New Roman" w:eastAsia="Times New Roman"/>
+          <w:b/>
+          <w:i w:val="0"/>
+          <w:color w:val="2A4A6C"/>
+          <w:sz w:val="28"/>
+        </w:rPr>
+        <w:t>7.5. Единый недельный формат для ручных ставок (с 22 июня)</w:t>
+      </w:r>
+    </w:p>
+    <w:p>
+      <w:r>
+        <w:rPr>
+          <w:rFonts w:ascii="Times New Roman" w:hAnsi="Times New Roman" w:eastAsia="Times New Roman"/>
+          <w:b w:val="0"/>
+          <w:i w:val="0"/>
+          <w:sz w:val="24"/>
+        </w:rPr>
+        <w:t>Кампании с ручными ставками и общий счёт аккаунта переведены с дневных на единый формат недельных бюджетов; старые дневные значения пересчитаны в недельные с учётом расписания показов.</w:t>
+      </w:r>
+    </w:p>
+    <w:p>
+      <w:pPr>
+        <w:pStyle w:val="Heading1"/>
+      </w:pPr>
+      <w:r>
+        <w:rPr>
+          <w:rFonts w:ascii="Times New Roman" w:hAnsi="Times New Roman" w:eastAsia="Times New Roman"/>
+          <w:b/>
+          <w:i w:val="0"/>
+          <w:color w:val="1A3A5C"/>
+          <w:sz w:val="32"/>
+        </w:rPr>
+        <w:t>8. Как работает аукцион: этапы</w:t>
+      </w:r>
+    </w:p>
+    <w:p>
+      <w:r>
+        <w:rPr>
+          <w:rFonts w:ascii="Times New Roman" w:hAnsi="Times New Roman" w:eastAsia="Times New Roman"/>
+          <w:b w:val="0"/>
+          <w:i w:val="0"/>
+          <w:sz w:val="24"/>
+        </w:rPr>
+        <w:t>Аукцион запускается отдельно для каждого рекламного блока на странице пользователя и включает два ключевых этапа.</w:t>
+      </w:r>
+    </w:p>
+    <w:p>
+      <w:pPr>
+        <w:pStyle w:val="Heading2"/>
+      </w:pPr>
+      <w:r>
+        <w:rPr>
+          <w:rFonts w:ascii="Times New Roman" w:hAnsi="Times New Roman" w:eastAsia="Times New Roman"/>
+          <w:b/>
+          <w:i w:val="0"/>
+          <w:color w:val="2A4A6C"/>
+          <w:sz w:val="28"/>
+        </w:rPr>
+        <w:t>8.1. Этап 1. Отбор и ранжирование</w:t>
+      </w:r>
+    </w:p>
+    <w:p>
+      <w:r>
+        <w:rPr>
+          <w:rFonts w:ascii="Times New Roman" w:hAnsi="Times New Roman" w:eastAsia="Times New Roman"/>
+          <w:b w:val="0"/>
+          <w:i w:val="0"/>
+          <w:sz w:val="24"/>
+        </w:rPr>
+        <w:t>Объявления отбираются отдельно для каждого блока. Ранжирование идёт по комбинации:</w:t>
+      </w:r>
+    </w:p>
+    <w:p>
+      <w:pPr>
+        <w:pStyle w:val="ListBullet"/>
+      </w:pPr>
+      <w:r>
+        <w:rPr>
+          <w:rFonts w:ascii="Times New Roman" w:hAnsi="Times New Roman" w:eastAsia="Times New Roman"/>
+          <w:b w:val="0"/>
+          <w:i w:val="0"/>
+          <w:sz w:val="24"/>
+        </w:rPr>
+        <w:t>ставки;</w:t>
+      </w:r>
+    </w:p>
+    <w:p>
+      <w:pPr>
+        <w:pStyle w:val="ListBullet"/>
+      </w:pPr>
+      <w:r>
+        <w:rPr>
+          <w:rFonts w:ascii="Times New Roman" w:hAnsi="Times New Roman" w:eastAsia="Times New Roman"/>
+          <w:b w:val="0"/>
+          <w:i w:val="0"/>
+          <w:sz w:val="24"/>
+        </w:rPr>
+        <w:t>коэффициента качества;</w:t>
+      </w:r>
+    </w:p>
+    <w:p>
+      <w:pPr>
+        <w:pStyle w:val="ListBullet"/>
+      </w:pPr>
+      <w:r>
+        <w:rPr>
+          <w:rFonts w:ascii="Times New Roman" w:hAnsi="Times New Roman" w:eastAsia="Times New Roman"/>
+          <w:b w:val="0"/>
+          <w:i w:val="0"/>
+          <w:sz w:val="24"/>
+        </w:rPr>
+        <w:t>прогноза CTR для конкретного показа.</w:t>
+      </w:r>
+    </w:p>
+    <w:p>
+      <w:r>
+        <w:rPr>
+          <w:rFonts w:ascii="Times New Roman" w:hAnsi="Times New Roman" w:eastAsia="Times New Roman"/>
+          <w:b w:val="0"/>
+          <w:i w:val="0"/>
+          <w:sz w:val="24"/>
+        </w:rPr>
+        <w:t>В блок попадает объявление с лучшим сочетанием показателей. Поэтому позиция — это не «кто дал больше денег», а «чья комбинация ставка × качество × прогноз CTR сильнее».</w:t>
+      </w:r>
+    </w:p>
+    <w:p>
+      <w:pPr>
+        <w:pStyle w:val="Heading2"/>
+      </w:pPr>
+      <w:r>
+        <w:rPr>
+          <w:rFonts w:ascii="Times New Roman" w:hAnsi="Times New Roman" w:eastAsia="Times New Roman"/>
+          <w:b/>
+          <w:i w:val="0"/>
+          <w:color w:val="2A4A6C"/>
+          <w:sz w:val="28"/>
+        </w:rPr>
+        <w:t>8.2. Этап 2. Определение списываемой цены</w:t>
+      </w:r>
+    </w:p>
+    <w:p>
+      <w:r>
+        <w:rPr>
+          <w:rFonts w:ascii="Times New Roman" w:hAnsi="Times New Roman" w:eastAsia="Times New Roman"/>
+          <w:b/>
+          <w:i w:val="0"/>
+          <w:sz w:val="24"/>
+        </w:rPr>
+        <w:t>Правила зависят от площадки:</w:t>
+      </w:r>
+    </w:p>
+    <w:p>
+      <w:pPr>
+        <w:pStyle w:val="ListBullet"/>
+      </w:pPr>
+      <w:r>
+        <w:rPr>
+          <w:rFonts w:ascii="Times New Roman" w:hAnsi="Times New Roman" w:eastAsia="Times New Roman"/>
+          <w:b w:val="0"/>
+          <w:i w:val="0"/>
+          <w:sz w:val="24"/>
+        </w:rPr>
+        <w:t>Поиск Яндекса и поисковые площадки РСЯ → VCG-аукцион.</w:t>
+      </w:r>
+    </w:p>
+    <w:p>
+      <w:pPr>
+        <w:pStyle w:val="ListBullet"/>
+      </w:pPr>
+      <w:r>
+        <w:rPr>
+          <w:rFonts w:ascii="Times New Roman" w:hAnsi="Times New Roman" w:eastAsia="Times New Roman"/>
+          <w:b w:val="0"/>
+          <w:i w:val="0"/>
+          <w:sz w:val="24"/>
+        </w:rPr>
+        <w:t>Тематические площадки РСЯ и внешние сети → GSP-аукцион.</w:t>
+      </w:r>
+    </w:p>
+    <w:p>
+      <w:pPr>
+        <w:pStyle w:val="Heading2"/>
+      </w:pPr>
+      <w:r>
+        <w:rPr>
+          <w:rFonts w:ascii="Times New Roman" w:hAnsi="Times New Roman" w:eastAsia="Times New Roman"/>
+          <w:b/>
+          <w:i w:val="0"/>
+          <w:color w:val="2A4A6C"/>
+          <w:sz w:val="28"/>
+        </w:rPr>
+        <w:t>8.3. Что такое «объём трафика»</w:t>
+      </w:r>
+    </w:p>
+    <w:p>
+      <w:r>
+        <w:rPr>
+          <w:rFonts w:ascii="Times New Roman" w:hAnsi="Times New Roman" w:eastAsia="Times New Roman"/>
+          <w:b w:val="0"/>
+          <w:i w:val="0"/>
+          <w:sz w:val="24"/>
+        </w:rPr>
+        <w:t>Объём трафика — величина, прямо пропорциональная кликабельности места показа. Он не постоянен и считается для конкретного запроса с учётом дизайна объявления, числа объявлений в блоке, их форматов и позиции на странице. Более высокое место даёт больший объём трафика (больше кликов на те же показы).</w:t>
+      </w:r>
+    </w:p>
+    <w:p>
+      <w:pPr>
+        <w:pStyle w:val="Heading1"/>
+      </w:pPr>
+      <w:r>
+        <w:rPr>
+          <w:rFonts w:ascii="Times New Roman" w:hAnsi="Times New Roman" w:eastAsia="Times New Roman"/>
+          <w:b/>
+          <w:i w:val="0"/>
+          <w:color w:val="1A3A5C"/>
+          <w:sz w:val="32"/>
+        </w:rPr>
+        <w:t>9. VCG-аукцион на поиске</w:t>
+      </w:r>
+    </w:p>
+    <w:p>
+      <w:r>
+        <w:rPr>
+          <w:rFonts w:ascii="Times New Roman" w:hAnsi="Times New Roman" w:eastAsia="Times New Roman"/>
+          <w:b w:val="0"/>
+          <w:i w:val="0"/>
+          <w:sz w:val="24"/>
+        </w:rPr>
+        <w:t>VCG (Vickrey–Clarke–Groves) используется для расчёта списываемой цены на поиске Яндекса и на поисковых площадках РСЯ. Идея: вы платите не «свою ставку целиком», а компенсируете системе «ущерб»/влияние на распределение трафика относительно конкурентов. Практически это выражается через оплату базового и дополнительных слоёв трафика по ставкам обойдённых участников.</w:t>
+      </w:r>
+    </w:p>
+    <w:p>
+      <w:pPr>
+        <w:pStyle w:val="Heading2"/>
+      </w:pPr>
+      <w:r>
+        <w:rPr>
+          <w:rFonts w:ascii="Times New Roman" w:hAnsi="Times New Roman" w:eastAsia="Times New Roman"/>
+          <w:b/>
+          <w:i w:val="0"/>
+          <w:color w:val="2A4A6C"/>
+          <w:sz w:val="28"/>
+        </w:rPr>
+        <w:t>9.1. Пример блока премиум-показов (спецразмещение)</w:t>
+      </w:r>
+    </w:p>
+    <w:p>
+      <w:r>
+        <w:rPr>
+          <w:rFonts w:ascii="Times New Roman" w:hAnsi="Times New Roman" w:eastAsia="Times New Roman"/>
+          <w:b w:val="0"/>
+          <w:i w:val="0"/>
+          <w:sz w:val="24"/>
+        </w:rPr>
+        <w:t>В зависимости от конкуренции в блоке может быть от 0 до 4 объявлений. Условный пример объёмов трафика (цифры иллюстративные и меняются по запросам):</w:t>
+      </w:r>
+    </w:p>
+    <w:p>
+      <w:pPr>
+        <w:pStyle w:val="ListBullet"/>
+      </w:pPr>
+      <w:r>
+        <w:rPr>
+          <w:rFonts w:ascii="Times New Roman" w:hAnsi="Times New Roman" w:eastAsia="Times New Roman"/>
+          <w:b w:val="0"/>
+          <w:i w:val="0"/>
+          <w:sz w:val="24"/>
+        </w:rPr>
+        <w:t>1-е место — 100 ед.;</w:t>
+      </w:r>
+    </w:p>
+    <w:p>
+      <w:pPr>
+        <w:pStyle w:val="ListBullet"/>
+      </w:pPr>
+      <w:r>
+        <w:rPr>
+          <w:rFonts w:ascii="Times New Roman" w:hAnsi="Times New Roman" w:eastAsia="Times New Roman"/>
+          <w:b w:val="0"/>
+          <w:i w:val="0"/>
+          <w:sz w:val="24"/>
+        </w:rPr>
+        <w:t>2-е — 85;</w:t>
+      </w:r>
+    </w:p>
+    <w:p>
+      <w:pPr>
+        <w:pStyle w:val="ListBullet"/>
+      </w:pPr>
+      <w:r>
+        <w:rPr>
+          <w:rFonts w:ascii="Times New Roman" w:hAnsi="Times New Roman" w:eastAsia="Times New Roman"/>
+          <w:b w:val="0"/>
+          <w:i w:val="0"/>
+          <w:sz w:val="24"/>
+        </w:rPr>
+        <w:t>3-е — 75;</w:t>
+      </w:r>
+    </w:p>
+    <w:p>
+      <w:pPr>
+        <w:pStyle w:val="ListBullet"/>
+      </w:pPr>
+      <w:r>
+        <w:rPr>
+          <w:rFonts w:ascii="Times New Roman" w:hAnsi="Times New Roman" w:eastAsia="Times New Roman"/>
+          <w:b w:val="0"/>
+          <w:i w:val="0"/>
+          <w:sz w:val="24"/>
+        </w:rPr>
+        <w:t>4-е — 65.</w:t>
+      </w:r>
+    </w:p>
+    <w:p>
+      <w:pPr>
+        <w:pStyle w:val="Heading2"/>
+      </w:pPr>
+      <w:r>
+        <w:rPr>
+          <w:rFonts w:ascii="Times New Roman" w:hAnsi="Times New Roman" w:eastAsia="Times New Roman"/>
+          <w:b/>
+          <w:i w:val="0"/>
+          <w:color w:val="2A4A6C"/>
+          <w:sz w:val="28"/>
+        </w:rPr>
+        <w:t>9.2. Разбор на ставках 10 / 7 / 5 / 3 / 2 ₽</w:t>
+      </w:r>
+    </w:p>
+    <w:p>
+      <w:r>
+        <w:rPr>
+          <w:rFonts w:ascii="Times New Roman" w:hAnsi="Times New Roman" w:eastAsia="Times New Roman"/>
+          <w:b w:val="0"/>
+          <w:i w:val="0"/>
+          <w:sz w:val="24"/>
+        </w:rPr>
+        <w:t>Пять рекламодателей конкурируют за 4 места. Качество и CTR одинаковые → в блок входят четверо с наибольшими ставками (10, 7, 5, 3). Пятый со ставкой 2 ₽ остаётся вне блока.</w:t>
+      </w:r>
+    </w:p>
+    <w:p>
+      <w:pPr>
+        <w:pStyle w:val="ListBullet"/>
+      </w:pPr>
+      <w:r>
+        <w:rPr>
+          <w:rFonts w:ascii="Times New Roman" w:hAnsi="Times New Roman" w:eastAsia="Times New Roman"/>
+          <w:b w:val="0"/>
+          <w:i w:val="0"/>
+          <w:sz w:val="24"/>
+        </w:rPr>
+        <w:t>Все четверо получают минимум 65 ед. трафика. Цена этого «базового» трафика определяется ставкой 5-го (2 ₽).</w:t>
+      </w:r>
+    </w:p>
+    <w:p>
+      <w:pPr>
+        <w:pStyle w:val="ListBullet"/>
+      </w:pPr>
+      <w:r>
+        <w:rPr>
+          <w:rFonts w:ascii="Times New Roman" w:hAnsi="Times New Roman" w:eastAsia="Times New Roman"/>
+          <w:b w:val="0"/>
+          <w:i w:val="0"/>
+          <w:sz w:val="24"/>
+        </w:rPr>
+        <w:t>Доп. 10 ед. (подъём с 4-й на 3-ю) получают трое лидеров; цену задаёт 4-й (3 ₽).</w:t>
+      </w:r>
+    </w:p>
+    <w:p>
+      <w:pPr>
+        <w:pStyle w:val="ListBullet"/>
+      </w:pPr>
+      <w:r>
+        <w:rPr>
+          <w:rFonts w:ascii="Times New Roman" w:hAnsi="Times New Roman" w:eastAsia="Times New Roman"/>
+          <w:b w:val="0"/>
+          <w:i w:val="0"/>
+          <w:sz w:val="24"/>
+        </w:rPr>
+        <w:t>Ещё +10 ед. (с 3-й на 2-ю) получают двое лидеров; цену задаёт 3-й (5 ₽).</w:t>
+      </w:r>
+    </w:p>
+    <w:p>
+      <w:pPr>
+        <w:pStyle w:val="ListBullet"/>
+      </w:pPr>
+      <w:r>
+        <w:rPr>
+          <w:rFonts w:ascii="Times New Roman" w:hAnsi="Times New Roman" w:eastAsia="Times New Roman"/>
+          <w:b w:val="0"/>
+          <w:i w:val="0"/>
+          <w:sz w:val="24"/>
+        </w:rPr>
+        <w:t>+15 ед. (с 2-й на 1-ю) получает лидер; цену задаёт 2-й (7 ₽).</w:t>
+      </w:r>
+    </w:p>
+    <w:p>
+      <w:r>
+        <w:rPr>
+          <w:rFonts w:ascii="Times New Roman" w:hAnsi="Times New Roman" w:eastAsia="Times New Roman"/>
+          <w:b w:val="0"/>
+          <w:i w:val="0"/>
+          <w:sz w:val="24"/>
+        </w:rPr>
+        <w:t>В расчётах клики не делят вручную на «базовые» и «дополнительные». Директ выводит среднюю списываемую цену с учётом коэффициентов кликабельности мест. Принцип: основной трафик не должен дорожать непропорционально при подъёме на более заметные места.</w:t>
+      </w:r>
+    </w:p>
+    <w:p>
+      <w:pPr>
+        <w:pStyle w:val="Heading2"/>
+      </w:pPr>
+      <w:r>
+        <w:rPr>
+          <w:rFonts w:ascii="Times New Roman" w:hAnsi="Times New Roman" w:eastAsia="Times New Roman"/>
+          <w:b/>
+          <w:i w:val="0"/>
+          <w:color w:val="2A4A6C"/>
+          <w:sz w:val="28"/>
+        </w:rPr>
+        <w:t>9.3. Роль прогноза CTR в цене</w:t>
+      </w:r>
+    </w:p>
+    <w:p>
+      <w:r>
+        <w:rPr>
+          <w:rFonts w:ascii="Times New Roman" w:hAnsi="Times New Roman" w:eastAsia="Times New Roman"/>
+          <w:b w:val="0"/>
+          <w:i w:val="0"/>
+          <w:sz w:val="24"/>
+        </w:rPr>
+        <w:t>В формулах списываемой цены учитывается прогноз CTR объявлений блока. Если ставки и качество равны, выше встанет объявление с большим прогнозом CTR. Более кликабельное объявление может получить лучшую позицию и/или более выгодную экономику показа при той же ставке.</w:t>
+      </w:r>
+    </w:p>
+    <w:p>
+      <w:pPr>
+        <w:pStyle w:val="Heading2"/>
+      </w:pPr>
+      <w:r>
+        <w:rPr>
+          <w:rFonts w:ascii="Times New Roman" w:hAnsi="Times New Roman" w:eastAsia="Times New Roman"/>
+          <w:b/>
+          <w:i w:val="0"/>
+          <w:color w:val="2A4A6C"/>
+          <w:sz w:val="28"/>
+        </w:rPr>
+        <w:t>9.4. Расширенный формат</w:t>
+      </w:r>
+    </w:p>
+    <w:p>
+      <w:r>
+        <w:rPr>
+          <w:rFonts w:ascii="Times New Roman" w:hAnsi="Times New Roman" w:eastAsia="Times New Roman"/>
+          <w:b w:val="0"/>
+          <w:i w:val="0"/>
+          <w:sz w:val="24"/>
+        </w:rPr>
+        <w:t>В премиум-показах первое место может быть в расширенном формате, а 2–3 — в минималистичном. Расширенный формат даёт доп. трафик лидеру (условно +20 ед.), но отнимает трафик у соседей (условно по −10) и может вытеснить 4-го участника. Формат выбирается, если это выгодно по рассчитанному условию с учётом ставок (и качества). Цена клика считается по тем же принципам VCG: конкуренция за каждый дополнительный слой трафика формирует его стоимость.</w:t>
+      </w:r>
+    </w:p>
+    <w:p>
+      <w:pPr>
+        <w:pStyle w:val="Heading2"/>
+      </w:pPr>
+      <w:r>
+        <w:rPr>
+          <w:rFonts w:ascii="Times New Roman" w:hAnsi="Times New Roman" w:eastAsia="Times New Roman"/>
+          <w:b/>
+          <w:i w:val="0"/>
+          <w:color w:val="2A4A6C"/>
+          <w:sz w:val="28"/>
+        </w:rPr>
+        <w:t>9.5. Практические следствия VCG для рекламодателя</w:t>
+      </w:r>
+    </w:p>
+    <w:p>
+      <w:pPr>
+        <w:pStyle w:val="ListBullet"/>
+      </w:pPr>
+      <w:r>
+        <w:rPr>
+          <w:rFonts w:ascii="Times New Roman" w:hAnsi="Times New Roman" w:eastAsia="Times New Roman"/>
+          <w:b w:val="0"/>
+          <w:i w:val="0"/>
+          <w:sz w:val="24"/>
+        </w:rPr>
+        <w:t>Слепая гонка ставок менее эффективна, чем рост качества и CTR.</w:t>
+      </w:r>
+    </w:p>
+    <w:p>
+      <w:pPr>
+        <w:pStyle w:val="ListBullet"/>
+      </w:pPr>
+      <w:r>
+        <w:rPr>
+          <w:rFonts w:ascii="Times New Roman" w:hAnsi="Times New Roman" w:eastAsia="Times New Roman"/>
+          <w:b w:val="0"/>
+          <w:i w:val="0"/>
+          <w:sz w:val="24"/>
+        </w:rPr>
+        <w:t>Фактический CPC лидера обычно ниже его максимальной ставки.</w:t>
+      </w:r>
+    </w:p>
+    <w:p>
+      <w:pPr>
+        <w:pStyle w:val="ListBullet"/>
+      </w:pPr>
+      <w:r>
+        <w:rPr>
+          <w:rFonts w:ascii="Times New Roman" w:hAnsi="Times New Roman" w:eastAsia="Times New Roman"/>
+          <w:b w:val="0"/>
+          <w:i w:val="0"/>
+          <w:sz w:val="24"/>
+        </w:rPr>
+        <w:t>Чем выше позиция, тем сильнее средняя цена зависит от ставок соседей на «ступенях» трафика.</w:t>
+      </w:r>
+    </w:p>
+    <w:p>
+      <w:pPr>
+        <w:pStyle w:val="ListBullet"/>
+      </w:pPr>
+      <w:r>
+        <w:rPr>
+          <w:rFonts w:ascii="Times New Roman" w:hAnsi="Times New Roman" w:eastAsia="Times New Roman"/>
+          <w:b w:val="0"/>
+          <w:i w:val="0"/>
+          <w:sz w:val="24"/>
+        </w:rPr>
+        <w:t>VCG снижает стимул «разогревать» ставки друг другу так агрессивно, как в простых first-price схемах.</w:t>
+      </w:r>
+    </w:p>
+    <w:p>
+      <w:pPr>
+        <w:pStyle w:val="Heading1"/>
+      </w:pPr>
+      <w:r>
+        <w:rPr>
+          <w:rFonts w:ascii="Times New Roman" w:hAnsi="Times New Roman" w:eastAsia="Times New Roman"/>
+          <w:b/>
+          <w:i w:val="0"/>
+          <w:color w:val="1A3A5C"/>
+          <w:sz w:val="32"/>
+        </w:rPr>
+        <w:t>10. GSP-аукцион в РСЯ и внешних сетях</w:t>
+      </w:r>
+    </w:p>
+    <w:p>
+      <w:r>
+        <w:rPr>
+          <w:rFonts w:ascii="Times New Roman" w:hAnsi="Times New Roman" w:eastAsia="Times New Roman"/>
+          <w:b w:val="0"/>
+          <w:i w:val="0"/>
+          <w:sz w:val="24"/>
+        </w:rPr>
+        <w:t>GSP (Generalized Second Price) определяет списываемую цену на тематических площадках РСЯ и во внешних сетях. Базовая идея: цена ориентируется на ставку ближайшего конкурента снизу.</w:t>
+      </w:r>
+    </w:p>
+    <w:p>
+      <w:r>
+        <w:rPr>
+          <w:rFonts w:ascii="Times New Roman" w:hAnsi="Times New Roman" w:eastAsia="Times New Roman"/>
+          <w:b/>
+          <w:i w:val="0"/>
+          <w:sz w:val="24"/>
+        </w:rPr>
+        <w:t>Пример (ставки 10 / 7 / 5 / 2 ₽, три места, трафик 100% / 85% / 75%):</w:t>
+      </w:r>
+    </w:p>
+    <w:p>
+      <w:pPr>
+        <w:pStyle w:val="ListBullet"/>
+      </w:pPr>
+      <w:r>
+        <w:rPr>
+          <w:rFonts w:ascii="Times New Roman" w:hAnsi="Times New Roman" w:eastAsia="Times New Roman"/>
+          <w:b w:val="0"/>
+          <w:i w:val="0"/>
+          <w:sz w:val="24"/>
+        </w:rPr>
+        <w:t>1-е место (ставка 10) — максимум трафика, цена клика ≈ 7 ₽ (ставка соседа).</w:t>
+      </w:r>
+    </w:p>
+    <w:p>
+      <w:pPr>
+        <w:pStyle w:val="ListBullet"/>
+      </w:pPr>
+      <w:r>
+        <w:rPr>
+          <w:rFonts w:ascii="Times New Roman" w:hAnsi="Times New Roman" w:eastAsia="Times New Roman"/>
+          <w:b w:val="0"/>
+          <w:i w:val="0"/>
+          <w:sz w:val="24"/>
+        </w:rPr>
+        <w:t>2-е (ставка 7) — 85% трафика, цена ≈ 5 ₽.</w:t>
+      </w:r>
+    </w:p>
+    <w:p>
+      <w:pPr>
+        <w:pStyle w:val="ListBullet"/>
+      </w:pPr>
+      <w:r>
+        <w:rPr>
+          <w:rFonts w:ascii="Times New Roman" w:hAnsi="Times New Roman" w:eastAsia="Times New Roman"/>
+          <w:b w:val="0"/>
+          <w:i w:val="0"/>
+          <w:sz w:val="24"/>
+        </w:rPr>
+        <w:t>3-е (ставка 5) — 75% трафика, цена ≈ 2 ₽.</w:t>
+      </w:r>
+    </w:p>
+    <w:p>
+      <w:r>
+        <w:rPr>
+          <w:rFonts w:ascii="Times New Roman" w:hAnsi="Times New Roman" w:eastAsia="Times New Roman"/>
+          <w:b w:val="0"/>
+          <w:i w:val="0"/>
+          <w:sz w:val="24"/>
+        </w:rPr>
+        <w:t>Если в блоке одно объявление, победитель платит на уровне ставки второго участника. В сетях критичны креатив, охват площадок, минус-площадки и точность таргетинга — от них зависят CTR и реальная экономика.</w:t>
+      </w:r>
+    </w:p>
+    <w:p>
+      <w:pPr>
+        <w:pStyle w:val="Heading1"/>
+      </w:pPr>
+      <w:r>
+        <w:rPr>
+          <w:rFonts w:ascii="Times New Roman" w:hAnsi="Times New Roman" w:eastAsia="Times New Roman"/>
+          <w:b/>
+          <w:i w:val="0"/>
+          <w:color w:val="1A3A5C"/>
+          <w:sz w:val="32"/>
+        </w:rPr>
+        <w:t>11. Как формируется списываемая цена клика (CPC)</w:t>
+      </w:r>
+    </w:p>
+    <w:p>
+      <w:pPr>
+        <w:pStyle w:val="Heading2"/>
+      </w:pPr>
+      <w:r>
+        <w:rPr>
+          <w:rFonts w:ascii="Times New Roman" w:hAnsi="Times New Roman" w:eastAsia="Times New Roman"/>
+          <w:b/>
+          <w:i w:val="0"/>
+          <w:color w:val="2A4A6C"/>
+          <w:sz w:val="28"/>
+        </w:rPr>
+        <w:t>11.1. Полная цепочка</w:t>
+      </w:r>
+    </w:p>
+    <w:p>
+      <w:pPr>
+        <w:pStyle w:val="ListBullet"/>
+      </w:pPr>
+      <w:r>
+        <w:rPr>
+          <w:rFonts w:ascii="Times New Roman" w:hAnsi="Times New Roman" w:eastAsia="Times New Roman"/>
+          <w:b w:val="0"/>
+          <w:i w:val="0"/>
+          <w:sz w:val="24"/>
+        </w:rPr>
+        <w:t>1. Пользователь загружает страницу → для каждого блока стартует аукцион.</w:t>
+      </w:r>
+    </w:p>
+    <w:p>
+      <w:pPr>
+        <w:pStyle w:val="ListBullet"/>
+      </w:pPr>
+      <w:r>
+        <w:rPr>
+          <w:rFonts w:ascii="Times New Roman" w:hAnsi="Times New Roman" w:eastAsia="Times New Roman"/>
+          <w:b w:val="0"/>
+          <w:i w:val="0"/>
+          <w:sz w:val="24"/>
+        </w:rPr>
+        <w:t>2. Отбираются кандидаты (релевантность, targeting, статус объявлений, остаток бюджета, расписание).</w:t>
+      </w:r>
+    </w:p>
+    <w:p>
+      <w:pPr>
+        <w:pStyle w:val="ListBullet"/>
+      </w:pPr>
+      <w:r>
+        <w:rPr>
+          <w:rFonts w:ascii="Times New Roman" w:hAnsi="Times New Roman" w:eastAsia="Times New Roman"/>
+          <w:b w:val="0"/>
+          <w:i w:val="0"/>
+          <w:sz w:val="24"/>
+        </w:rPr>
+        <w:t>3. Кандидаты ранжируются по ставке × качество × прогноз CTR.</w:t>
+      </w:r>
+    </w:p>
+    <w:p>
+      <w:pPr>
+        <w:pStyle w:val="ListBullet"/>
+      </w:pPr>
+      <w:r>
+        <w:rPr>
+          <w:rFonts w:ascii="Times New Roman" w:hAnsi="Times New Roman" w:eastAsia="Times New Roman"/>
+          <w:b w:val="0"/>
+          <w:i w:val="0"/>
+          <w:sz w:val="24"/>
+        </w:rPr>
+        <w:t>4. Определяются победители и позиции/форматы.</w:t>
+      </w:r>
+    </w:p>
+    <w:p>
+      <w:pPr>
+        <w:pStyle w:val="ListBullet"/>
+      </w:pPr>
+      <w:r>
+        <w:rPr>
+          <w:rFonts w:ascii="Times New Roman" w:hAnsi="Times New Roman" w:eastAsia="Times New Roman"/>
+          <w:b w:val="0"/>
+          <w:i w:val="0"/>
+          <w:sz w:val="24"/>
+        </w:rPr>
+        <w:t>5. По VCG или GSP считается минимальная списываемая цена для удержания результата.</w:t>
+      </w:r>
+    </w:p>
+    <w:p>
+      <w:pPr>
+        <w:pStyle w:val="ListBullet"/>
+      </w:pPr>
+      <w:r>
+        <w:rPr>
+          <w:rFonts w:ascii="Times New Roman" w:hAnsi="Times New Roman" w:eastAsia="Times New Roman"/>
+          <w:b w:val="0"/>
+          <w:i w:val="0"/>
+          <w:sz w:val="24"/>
+        </w:rPr>
+        <w:t>6. При клике списывается рассчитанный CPC (с учётом валюты/внутренних единиц).</w:t>
+      </w:r>
+    </w:p>
+    <w:p>
+      <w:pPr>
+        <w:pStyle w:val="Heading2"/>
+      </w:pPr>
+      <w:r>
+        <w:rPr>
+          <w:rFonts w:ascii="Times New Roman" w:hAnsi="Times New Roman" w:eastAsia="Times New Roman"/>
+          <w:b/>
+          <w:i w:val="0"/>
+          <w:color w:val="2A4A6C"/>
+          <w:sz w:val="28"/>
+        </w:rPr>
+        <w:t>11.2. Факторы, влияющие на CPC</w:t>
+      </w:r>
+    </w:p>
+    <w:p>
+      <w:pPr>
+        <w:pStyle w:val="ListBullet"/>
+      </w:pPr>
+      <w:r>
+        <w:rPr>
+          <w:rFonts w:ascii="Times New Roman" w:hAnsi="Times New Roman" w:eastAsia="Times New Roman"/>
+          <w:b w:val="0"/>
+          <w:i w:val="0"/>
+          <w:sz w:val="24"/>
+        </w:rPr>
+        <w:t>Конкуренция по запросу/сегменту и времени показа.</w:t>
+      </w:r>
+    </w:p>
+    <w:p>
+      <w:pPr>
+        <w:pStyle w:val="ListBullet"/>
+      </w:pPr>
+      <w:r>
+        <w:rPr>
+          <w:rFonts w:ascii="Times New Roman" w:hAnsi="Times New Roman" w:eastAsia="Times New Roman"/>
+          <w:b w:val="0"/>
+          <w:i w:val="0"/>
+          <w:sz w:val="24"/>
+        </w:rPr>
+        <w:t>Ваша ставка / ставка, выставленная стратегией.</w:t>
+      </w:r>
+    </w:p>
+    <w:p>
+      <w:pPr>
+        <w:pStyle w:val="ListBullet"/>
+      </w:pPr>
+      <w:r>
+        <w:rPr>
+          <w:rFonts w:ascii="Times New Roman" w:hAnsi="Times New Roman" w:eastAsia="Times New Roman"/>
+          <w:b w:val="0"/>
+          <w:i w:val="0"/>
+          <w:sz w:val="24"/>
+        </w:rPr>
+        <w:t>Качество объявления и посадочной.</w:t>
+      </w:r>
+    </w:p>
+    <w:p>
+      <w:pPr>
+        <w:pStyle w:val="ListBullet"/>
+      </w:pPr>
+      <w:r>
+        <w:rPr>
+          <w:rFonts w:ascii="Times New Roman" w:hAnsi="Times New Roman" w:eastAsia="Times New Roman"/>
+          <w:b w:val="0"/>
+          <w:i w:val="0"/>
+          <w:sz w:val="24"/>
+        </w:rPr>
+        <w:t>Прогноз CTR именно для этого показа.</w:t>
+      </w:r>
+    </w:p>
+    <w:p>
+      <w:pPr>
+        <w:pStyle w:val="ListBullet"/>
+      </w:pPr>
+      <w:r>
+        <w:rPr>
+          <w:rFonts w:ascii="Times New Roman" w:hAnsi="Times New Roman" w:eastAsia="Times New Roman"/>
+          <w:b w:val="0"/>
+          <w:i w:val="0"/>
+          <w:sz w:val="24"/>
+        </w:rPr>
+        <w:t>Позиция и формат (обычный / расширенный).</w:t>
+      </w:r>
+    </w:p>
+    <w:p>
+      <w:pPr>
+        <w:pStyle w:val="ListBullet"/>
+      </w:pPr>
+      <w:r>
+        <w:rPr>
+          <w:rFonts w:ascii="Times New Roman" w:hAnsi="Times New Roman" w:eastAsia="Times New Roman"/>
+          <w:b w:val="0"/>
+          <w:i w:val="0"/>
+          <w:sz w:val="24"/>
+        </w:rPr>
+        <w:t>Тип площадки: поиск (VCG) vs тематическая сеть (GSP).</w:t>
+      </w:r>
+    </w:p>
+    <w:p>
+      <w:pPr>
+        <w:pStyle w:val="ListBullet"/>
+      </w:pPr>
+      <w:r>
+        <w:rPr>
+          <w:rFonts w:ascii="Times New Roman" w:hAnsi="Times New Roman" w:eastAsia="Times New Roman"/>
+          <w:b w:val="0"/>
+          <w:i w:val="0"/>
+          <w:sz w:val="24"/>
+        </w:rPr>
+        <w:t>Корректировки (устройства, демография, регион, аудитории).</w:t>
+      </w:r>
+    </w:p>
+    <w:p>
+      <w:pPr>
+        <w:pStyle w:val="ListBullet"/>
+      </w:pPr>
+      <w:r>
+        <w:rPr>
+          <w:rFonts w:ascii="Times New Roman" w:hAnsi="Times New Roman" w:eastAsia="Times New Roman"/>
+          <w:b w:val="0"/>
+          <w:i w:val="0"/>
+          <w:sz w:val="24"/>
+        </w:rPr>
+        <w:t>Ограничения стратегии (бюджет, средняя цена, CPA, ДРР).</w:t>
+      </w:r>
+    </w:p>
+    <w:p>
+      <w:pPr>
+        <w:pStyle w:val="ListBullet"/>
+      </w:pPr>
+      <w:r>
+        <w:rPr>
+          <w:rFonts w:ascii="Times New Roman" w:hAnsi="Times New Roman" w:eastAsia="Times New Roman"/>
+          <w:b w:val="0"/>
+          <w:i w:val="0"/>
+          <w:sz w:val="24"/>
+        </w:rPr>
+        <w:t>Объём накопленной статистики (точность прогнозов).</w:t>
+      </w:r>
+    </w:p>
+    <w:p>
+      <w:pPr>
+        <w:pStyle w:val="Heading2"/>
+      </w:pPr>
+      <w:r>
+        <w:rPr>
+          <w:rFonts w:ascii="Times New Roman" w:hAnsi="Times New Roman" w:eastAsia="Times New Roman"/>
+          <w:b/>
+          <w:i w:val="0"/>
+          <w:color w:val="2A4A6C"/>
+          <w:sz w:val="28"/>
+        </w:rPr>
+        <w:t>11.3. Почему CPC «прыгает»</w:t>
+      </w:r>
+    </w:p>
+    <w:p>
+      <w:r>
+        <w:rPr>
+          <w:rFonts w:ascii="Times New Roman" w:hAnsi="Times New Roman" w:eastAsia="Times New Roman"/>
+          <w:b w:val="0"/>
+          <w:i w:val="0"/>
+          <w:sz w:val="24"/>
+        </w:rPr>
+        <w:t>Каждый показ — отдельный аукцион с другим набором конкурентов и другим прогнозом. Поэтому средняя цена клика в отчёте за день/неделю — усреднение тысяч разных аукционов. Смотреть нужно не только CPC, но и CPA, CR, ДРР и вклад в заявки/выручку.</w:t>
+      </w:r>
+    </w:p>
+    <w:p>
+      <w:pPr>
+        <w:pStyle w:val="Heading1"/>
+      </w:pPr>
+      <w:r>
+        <w:rPr>
+          <w:rFonts w:ascii="Times New Roman" w:hAnsi="Times New Roman" w:eastAsia="Times New Roman"/>
+          <w:b/>
+          <w:i w:val="0"/>
+          <w:color w:val="1A3A5C"/>
+          <w:sz w:val="32"/>
+        </w:rPr>
+        <w:t>12. Связь стратегии, ставки и аукциона</w:t>
+      </w:r>
+    </w:p>
+    <w:p>
+      <w:r>
+        <w:rPr>
+          <w:rFonts w:ascii="Times New Roman" w:hAnsi="Times New Roman" w:eastAsia="Times New Roman"/>
+          <w:b w:val="0"/>
+          <w:i w:val="0"/>
+          <w:sz w:val="24"/>
+        </w:rPr>
+        <w:t>Стратегия = политика назначения ставок. Аукцион = механизм определения победителя и списываемой цены.</w:t>
+      </w:r>
+    </w:p>
+    <w:p>
+      <w:pPr>
+        <w:pStyle w:val="ListBullet"/>
+      </w:pPr>
+      <w:r>
+        <w:rPr>
+          <w:rFonts w:ascii="Times New Roman" w:hAnsi="Times New Roman" w:eastAsia="Times New Roman"/>
+          <w:b w:val="0"/>
+          <w:i w:val="0"/>
+          <w:sz w:val="24"/>
+        </w:rPr>
+        <w:t>«Максимум конверсий» поднимает ставки там, где выше P(конверсия), и снижает на «пустых» сегментах.</w:t>
+      </w:r>
+    </w:p>
+    <w:p>
+      <w:pPr>
+        <w:pStyle w:val="ListBullet"/>
+      </w:pPr>
+      <w:r>
+        <w:rPr>
+          <w:rFonts w:ascii="Times New Roman" w:hAnsi="Times New Roman" w:eastAsia="Times New Roman"/>
+          <w:b w:val="0"/>
+          <w:i w:val="0"/>
+          <w:sz w:val="24"/>
+        </w:rPr>
+        <w:t>«Максимум кликов» максимизирует клики при лимите средней цены или бюджета.</w:t>
+      </w:r>
+    </w:p>
+    <w:p>
+      <w:pPr>
+        <w:pStyle w:val="ListBullet"/>
+      </w:pPr>
+      <w:r>
+        <w:rPr>
+          <w:rFonts w:ascii="Times New Roman" w:hAnsi="Times New Roman" w:eastAsia="Times New Roman"/>
+          <w:b w:val="0"/>
+          <w:i w:val="0"/>
+          <w:sz w:val="24"/>
+        </w:rPr>
+        <w:t>Ручные ставки задают верхний предел/базу по условию показа; прогнозатор может локально корректировать.</w:t>
+      </w:r>
+    </w:p>
+    <w:p>
+      <w:r>
+        <w:rPr>
+          <w:rFonts w:ascii="Times New Roman" w:hAnsi="Times New Roman" w:eastAsia="Times New Roman"/>
+          <w:b w:val="0"/>
+          <w:i w:val="0"/>
+          <w:sz w:val="24"/>
+        </w:rPr>
+        <w:t>Итог: вы управляете экономикой через ограничения стратегии и качество связки «запрос → объявление → сайт», а рынок (конкуренты + аукцион) определяет фактический CPC в каждом показе.</w:t>
+      </w:r>
+    </w:p>
+    <w:p>
+      <w:pPr>
+        <w:pStyle w:val="Heading1"/>
+      </w:pPr>
+      <w:r>
+        <w:rPr>
+          <w:rFonts w:ascii="Times New Roman" w:hAnsi="Times New Roman" w:eastAsia="Times New Roman"/>
+          <w:b/>
+          <w:i w:val="0"/>
+          <w:color w:val="1A3A5C"/>
+          <w:sz w:val="32"/>
+        </w:rPr>
+        <w:t>13. Формулы для расчёта ставок и экономики</w:t>
+      </w:r>
+    </w:p>
+    <w:p>
+      <w:pPr>
+        <w:pStyle w:val="Heading2"/>
+      </w:pPr>
+      <w:r>
+        <w:rPr>
+          <w:rFonts w:ascii="Times New Roman" w:hAnsi="Times New Roman" w:eastAsia="Times New Roman"/>
+          <w:b/>
+          <w:i w:val="0"/>
+          <w:color w:val="2A4A6C"/>
+          <w:sz w:val="28"/>
+        </w:rPr>
+        <w:t>13.1. От целевой CPA / CPO</w:t>
+      </w:r>
+    </w:p>
+    <w:p>
+      <w:r>
+        <w:rPr>
+          <w:rFonts w:ascii="Times New Roman" w:hAnsi="Times New Roman" w:eastAsia="Times New Roman"/>
+          <w:b w:val="0"/>
+          <w:i w:val="0"/>
+          <w:sz w:val="24"/>
+        </w:rPr>
+        <w:t>Оптимальная ставка ≈ CPA (CPO) × CR</w:t>
+      </w:r>
+    </w:p>
+    <w:p>
+      <w:r>
+        <w:rPr>
+          <w:rFonts w:ascii="Times New Roman" w:hAnsi="Times New Roman" w:eastAsia="Times New Roman"/>
+          <w:b w:val="0"/>
+          <w:i w:val="0"/>
+          <w:sz w:val="24"/>
+        </w:rPr>
+        <w:t>где CR = конверсии / клики.</w:t>
+      </w:r>
+    </w:p>
+    <w:p>
+      <w:r>
+        <w:rPr>
+          <w:rFonts w:ascii="Times New Roman" w:hAnsi="Times New Roman" w:eastAsia="Times New Roman"/>
+          <w:b w:val="0"/>
+          <w:i w:val="0"/>
+          <w:sz w:val="24"/>
+        </w:rPr>
+        <w:t>Пример: целевая CPA = 700 ₽, было 500 кликов и 5 заявок → CR = 1% → ставка ≈ 7 ₽.</w:t>
+      </w:r>
+    </w:p>
+    <w:p>
+      <w:pPr>
+        <w:pStyle w:val="Heading2"/>
+      </w:pPr>
+      <w:r>
+        <w:rPr>
+          <w:rFonts w:ascii="Times New Roman" w:hAnsi="Times New Roman" w:eastAsia="Times New Roman"/>
+          <w:b/>
+          <w:i w:val="0"/>
+          <w:color w:val="2A4A6C"/>
+          <w:sz w:val="28"/>
+        </w:rPr>
+        <w:t>13.2. От ДРР и среднего чека</w:t>
+      </w:r>
+    </w:p>
+    <w:p>
+      <w:r>
+        <w:rPr>
+          <w:rFonts w:ascii="Times New Roman" w:hAnsi="Times New Roman" w:eastAsia="Times New Roman"/>
+          <w:b w:val="0"/>
+          <w:i w:val="0"/>
+          <w:sz w:val="24"/>
+        </w:rPr>
+        <w:t>ДРР = расходы / доходы × 100%</w:t>
+      </w:r>
+    </w:p>
+    <w:p>
+      <w:r>
+        <w:rPr>
+          <w:rFonts w:ascii="Times New Roman" w:hAnsi="Times New Roman" w:eastAsia="Times New Roman"/>
+          <w:b w:val="0"/>
+          <w:i w:val="0"/>
+          <w:sz w:val="24"/>
+        </w:rPr>
+        <w:t>Оптимальная ставка ≈ средний чек × CR × ДРР</w:t>
+      </w:r>
+    </w:p>
+    <w:p>
+      <w:r>
+        <w:rPr>
+          <w:rFonts w:ascii="Times New Roman" w:hAnsi="Times New Roman" w:eastAsia="Times New Roman"/>
+          <w:b w:val="0"/>
+          <w:i w:val="0"/>
+          <w:sz w:val="24"/>
+        </w:rPr>
+        <w:t>где CR — конверсия клика в продажу.</w:t>
+      </w:r>
+    </w:p>
+    <w:p>
+      <w:pPr>
+        <w:pStyle w:val="Heading2"/>
+      </w:pPr>
+      <w:r>
+        <w:rPr>
+          <w:rFonts w:ascii="Times New Roman" w:hAnsi="Times New Roman" w:eastAsia="Times New Roman"/>
+          <w:b/>
+          <w:i w:val="0"/>
+          <w:color w:val="2A4A6C"/>
+          <w:sz w:val="28"/>
+        </w:rPr>
+        <w:t>13.3. Связка CPC и CPA</w:t>
+      </w:r>
+    </w:p>
+    <w:p>
+      <w:r>
+        <w:rPr>
+          <w:rFonts w:ascii="Times New Roman" w:hAnsi="Times New Roman" w:eastAsia="Times New Roman"/>
+          <w:b w:val="0"/>
+          <w:i w:val="0"/>
+          <w:sz w:val="24"/>
+        </w:rPr>
+        <w:t>CPA ≈ CPC / CR   или   CPC ≈ CPA × CR</w:t>
+      </w:r>
+    </w:p>
+    <w:p>
+      <w:r>
+        <w:rPr>
+          <w:rFonts w:ascii="Times New Roman" w:hAnsi="Times New Roman" w:eastAsia="Times New Roman"/>
+          <w:b w:val="0"/>
+          <w:i w:val="0"/>
+          <w:sz w:val="24"/>
+        </w:rPr>
+        <w:t>Пример для услуг: целевая заявка 1500 ₽, CR сайта 5% → допустимый средний CPC ≈ 75 ₽. Если факт CPC 120 ₽ при CR 5%, CPA ≈ 2400 ₽ — выше плана; нужно либо дешеветь трафик, либо растить CR (объявления/лендинг/оффер), либо пересмотреть целевую экономику.</w:t>
+      </w:r>
+    </w:p>
+    <w:p>
+      <w:pPr>
+        <w:pStyle w:val="Heading2"/>
+      </w:pPr>
+      <w:r>
+        <w:rPr>
+          <w:rFonts w:ascii="Times New Roman" w:hAnsi="Times New Roman" w:eastAsia="Times New Roman"/>
+          <w:b/>
+          <w:i w:val="0"/>
+          <w:color w:val="2A4A6C"/>
+          <w:sz w:val="28"/>
+        </w:rPr>
+        <w:t>13.4. Прибыль</w:t>
+      </w:r>
+    </w:p>
+    <w:p>
+      <w:r>
+        <w:rPr>
+          <w:rFonts w:ascii="Times New Roman" w:hAnsi="Times New Roman" w:eastAsia="Times New Roman"/>
+          <w:b w:val="0"/>
+          <w:i w:val="0"/>
+          <w:sz w:val="24"/>
+        </w:rPr>
+        <w:t>Прибыль ≈ (Ценность конверсии − CPA) × Число конверсий</w:t>
+      </w:r>
+    </w:p>
+    <w:p>
+      <w:r>
+        <w:rPr>
+          <w:rFonts w:ascii="Times New Roman" w:hAnsi="Times New Roman" w:eastAsia="Times New Roman"/>
+          <w:b w:val="0"/>
+          <w:i w:val="0"/>
+          <w:sz w:val="24"/>
+        </w:rPr>
+        <w:t>Максимум конверсий при слишком низкой CPA может дать мало объёма; максимум объёма при высокой CPA съедает маржу. Оптимум ищут тестами.</w:t>
+      </w:r>
+    </w:p>
+    <w:p>
+      <w:pPr>
+        <w:pStyle w:val="Heading1"/>
+      </w:pPr>
+      <w:r>
+        <w:rPr>
+          <w:rFonts w:ascii="Times New Roman" w:hAnsi="Times New Roman" w:eastAsia="Times New Roman"/>
+          <w:b/>
+          <w:i w:val="0"/>
+          <w:color w:val="1A3A5C"/>
+          <w:sz w:val="32"/>
+        </w:rPr>
+        <w:t>14. Корректировки, атрибуция, сезонность, перезапуск</w:t>
+      </w:r>
+    </w:p>
+    <w:p>
+      <w:pPr>
+        <w:pStyle w:val="Heading2"/>
+      </w:pPr>
+      <w:r>
+        <w:rPr>
+          <w:rFonts w:ascii="Times New Roman" w:hAnsi="Times New Roman" w:eastAsia="Times New Roman"/>
+          <w:b/>
+          <w:i w:val="0"/>
+          <w:color w:val="2A4A6C"/>
+          <w:sz w:val="28"/>
+        </w:rPr>
+        <w:t>14.1. Корректировки</w:t>
+      </w:r>
+    </w:p>
+    <w:p>
+      <w:r>
+        <w:rPr>
+          <w:rFonts w:ascii="Times New Roman" w:hAnsi="Times New Roman" w:eastAsia="Times New Roman"/>
+          <w:b w:val="0"/>
+          <w:i w:val="0"/>
+          <w:sz w:val="24"/>
+        </w:rPr>
+        <w:t>Корректировки повышают или понижают ставку / целевую цену клика / цену конверсии для срезов (устройства, пол, возраст, регион, аудитории и др.). В автостратегиях они сдвигают целевое значение. Пример: CPA 200 ₽ и +50% на группу → ориентир 300 ₽ для этой группы. В «Максимум кликов» средняя цена клика выдерживается с учётом корректировок, но недельный бюджет не превышается.</w:t>
+      </w:r>
+    </w:p>
+    <w:p>
+      <w:pPr>
+        <w:pStyle w:val="Heading2"/>
+      </w:pPr>
+      <w:r>
+        <w:rPr>
+          <w:rFonts w:ascii="Times New Roman" w:hAnsi="Times New Roman" w:eastAsia="Times New Roman"/>
+          <w:b/>
+          <w:i w:val="0"/>
+          <w:color w:val="2A4A6C"/>
+          <w:sz w:val="28"/>
+        </w:rPr>
+        <w:t>14.2. Модель атрибуции</w:t>
+      </w:r>
+    </w:p>
+    <w:p>
+      <w:r>
+        <w:rPr>
+          <w:rFonts w:ascii="Times New Roman" w:hAnsi="Times New Roman" w:eastAsia="Times New Roman"/>
+          <w:b w:val="0"/>
+          <w:i w:val="0"/>
+          <w:sz w:val="24"/>
+        </w:rPr>
+        <w:t>Модель атрибуции определяет, какой переход считать источником визита/конверсии. От неё зависит, какую статистику Метрики видит стратегия при назначении ставок. По умолчанию — автоматическая модель. Смена модели атрибуции или цели обычно требует повторного обучения.</w:t>
+      </w:r>
+    </w:p>
+    <w:p>
+      <w:pPr>
+        <w:pStyle w:val="Heading2"/>
+      </w:pPr>
+      <w:r>
+        <w:rPr>
+          <w:rFonts w:ascii="Times New Roman" w:hAnsi="Times New Roman" w:eastAsia="Times New Roman"/>
+          <w:b/>
+          <w:i w:val="0"/>
+          <w:color w:val="2A4A6C"/>
+          <w:sz w:val="28"/>
+        </w:rPr>
+        <w:t>14.3. Сезонный рост конверсионности</w:t>
+      </w:r>
+    </w:p>
+    <w:p>
+      <w:r>
+        <w:rPr>
+          <w:rFonts w:ascii="Times New Roman" w:hAnsi="Times New Roman" w:eastAsia="Times New Roman"/>
+          <w:b w:val="0"/>
+          <w:i w:val="0"/>
+          <w:sz w:val="24"/>
+        </w:rPr>
+        <w:t>Если ожидается краткий всплеск CR (распродажа, праздники), можно задать период и ожидаемый рост CR в %. Это помогает стратегии не «сломаться» на аномалии и корректнее вернуться после пика. Доступно для «Максимум конверсий» и «Максимум кликов» с оплатой за клики; при оплате за конверсии — нет. Учитывается только рост, не падение. Без уверенности в цифрах настройку лучше не включать.</w:t>
+      </w:r>
+    </w:p>
+    <w:p>
+      <w:pPr>
+        <w:pStyle w:val="Heading2"/>
+      </w:pPr>
+      <w:r>
+        <w:rPr>
+          <w:rFonts w:ascii="Times New Roman" w:hAnsi="Times New Roman" w:eastAsia="Times New Roman"/>
+          <w:b/>
+          <w:i w:val="0"/>
+          <w:color w:val="2A4A6C"/>
+          <w:sz w:val="28"/>
+        </w:rPr>
+        <w:t>14.4. Перезапуск стратегии</w:t>
+      </w:r>
+    </w:p>
+    <w:p>
+      <w:r>
+        <w:rPr>
+          <w:rFonts w:ascii="Times New Roman" w:hAnsi="Times New Roman" w:eastAsia="Times New Roman"/>
+          <w:b w:val="0"/>
+          <w:i w:val="0"/>
+          <w:sz w:val="24"/>
+        </w:rPr>
+        <w:t>Смена стратегии и ряда ключевых настроек вызывает переобучение и пересчёт прогнозов. Статистика учитывается с устареванием (новые данные весомее). Если стратегия не работала более 28 календарных дней, статистика сбрасывается. Частые переключения «авто ↔ ручное» и постоянные ломки настроек ухудшают качество прогноза.</w:t>
+      </w:r>
+    </w:p>
+    <w:p>
+      <w:pPr>
+        <w:pStyle w:val="Heading2"/>
+      </w:pPr>
+      <w:r>
+        <w:rPr>
+          <w:rFonts w:ascii="Times New Roman" w:hAnsi="Times New Roman" w:eastAsia="Times New Roman"/>
+          <w:b/>
+          <w:i w:val="0"/>
+          <w:color w:val="2A4A6C"/>
+          <w:sz w:val="28"/>
+        </w:rPr>
+        <w:t>14.5. Общие рекомендации Яндекса по эффективности стратегий</w:t>
+      </w:r>
+    </w:p>
+    <w:p>
+      <w:pPr>
+        <w:pStyle w:val="ListBullet"/>
+      </w:pPr>
+      <w:r>
+        <w:rPr>
+          <w:rFonts w:ascii="Times New Roman" w:hAnsi="Times New Roman" w:eastAsia="Times New Roman"/>
+          <w:b w:val="0"/>
+          <w:i w:val="0"/>
+          <w:sz w:val="24"/>
+        </w:rPr>
+        <w:t>Страницы перехода должны быть доступны большую часть времени.</w:t>
+      </w:r>
+    </w:p>
+    <w:p>
+      <w:pPr>
+        <w:pStyle w:val="ListBullet"/>
+      </w:pPr>
+      <w:r>
+        <w:rPr>
+          <w:rFonts w:ascii="Times New Roman" w:hAnsi="Times New Roman" w:eastAsia="Times New Roman"/>
+          <w:b w:val="0"/>
+          <w:i w:val="0"/>
+          <w:sz w:val="24"/>
+        </w:rPr>
+        <w:t>Достаточно объявлений и ключевых фраз; желательно один сайт на кампанию.</w:t>
+      </w:r>
+    </w:p>
+    <w:p>
+      <w:pPr>
+        <w:pStyle w:val="ListBullet"/>
+      </w:pPr>
+      <w:r>
+        <w:rPr>
+          <w:rFonts w:ascii="Times New Roman" w:hAnsi="Times New Roman" w:eastAsia="Times New Roman"/>
+          <w:b w:val="0"/>
+          <w:i w:val="0"/>
+          <w:sz w:val="24"/>
+        </w:rPr>
+        <w:t>Стабильные показатели в течение месяца помогают алгоритму.</w:t>
+      </w:r>
+    </w:p>
+    <w:p>
+      <w:pPr>
+        <w:pStyle w:val="ListBullet"/>
+      </w:pPr>
+      <w:r>
+        <w:rPr>
+          <w:rFonts w:ascii="Times New Roman" w:hAnsi="Times New Roman" w:eastAsia="Times New Roman"/>
+          <w:b w:val="0"/>
+          <w:i w:val="0"/>
+          <w:sz w:val="24"/>
+        </w:rPr>
+        <w:t>Цель должна быть достижимой и связанной с бизнесом.</w:t>
+      </w:r>
+    </w:p>
+    <w:p>
+      <w:pPr>
+        <w:pStyle w:val="ListBullet"/>
+      </w:pPr>
+      <w:r>
+        <w:rPr>
+          <w:rFonts w:ascii="Times New Roman" w:hAnsi="Times New Roman" w:eastAsia="Times New Roman"/>
+          <w:b w:val="0"/>
+          <w:i w:val="0"/>
+          <w:sz w:val="24"/>
+        </w:rPr>
+        <w:t>Дайте несколько недель на проявление результата.</w:t>
+      </w:r>
+    </w:p>
+    <w:p>
+      <w:pPr>
+        <w:pStyle w:val="ListBullet"/>
+      </w:pPr>
+      <w:r>
+        <w:rPr>
+          <w:rFonts w:ascii="Times New Roman" w:hAnsi="Times New Roman" w:eastAsia="Times New Roman"/>
+          <w:b w:val="0"/>
+          <w:i w:val="0"/>
+          <w:sz w:val="24"/>
+        </w:rPr>
+        <w:t>На низкочастотных запросах расширяйте семантику — иначе обучение медленнее.</w:t>
+      </w:r>
+    </w:p>
+    <w:p>
+      <w:pPr>
+        <w:pStyle w:val="ListBullet"/>
+      </w:pPr>
+      <w:r>
+        <w:rPr>
+          <w:rFonts w:ascii="Times New Roman" w:hAnsi="Times New Roman" w:eastAsia="Times New Roman"/>
+          <w:b w:val="0"/>
+          <w:i w:val="0"/>
+          <w:sz w:val="24"/>
+        </w:rPr>
+        <w:t>Чем меньше лишних жёстких ограничений, тем проще найти оптимум цена/объём.</w:t>
+      </w:r>
+    </w:p>
+    <w:p>
+      <w:pPr>
+        <w:pStyle w:val="ListBullet"/>
+      </w:pPr>
+      <w:r>
+        <w:rPr>
+          <w:rFonts w:ascii="Times New Roman" w:hAnsi="Times New Roman" w:eastAsia="Times New Roman"/>
+          <w:b w:val="0"/>
+          <w:i w:val="0"/>
+          <w:sz w:val="24"/>
+        </w:rPr>
+        <w:t>Не занижайте нереалистично среднюю цену клика/конверсии.</w:t>
+      </w:r>
+    </w:p>
+    <w:p>
+      <w:pPr>
+        <w:pStyle w:val="Heading1"/>
+      </w:pPr>
+      <w:r>
+        <w:rPr>
+          <w:rFonts w:ascii="Times New Roman" w:hAnsi="Times New Roman" w:eastAsia="Times New Roman"/>
+          <w:b/>
+          <w:i w:val="0"/>
+          <w:color w:val="1A3A5C"/>
+          <w:sz w:val="32"/>
+        </w:rPr>
+        <w:t>15. Практические сценарии и типичные ошибки</w:t>
+      </w:r>
+    </w:p>
+    <w:p>
+      <w:pPr>
+        <w:pStyle w:val="Heading2"/>
+      </w:pPr>
+      <w:r>
+        <w:rPr>
+          <w:rFonts w:ascii="Times New Roman" w:hAnsi="Times New Roman" w:eastAsia="Times New Roman"/>
+          <w:b/>
+          <w:i w:val="0"/>
+          <w:color w:val="2A4A6C"/>
+          <w:sz w:val="28"/>
+        </w:rPr>
+        <w:t>15.1. Локальные услуги (пример: аренда катера/яхты)</w:t>
+      </w:r>
+    </w:p>
+    <w:p>
+      <w:pPr>
+        <w:pStyle w:val="ListBullet"/>
+      </w:pPr>
+      <w:r>
+        <w:rPr>
+          <w:rFonts w:ascii="Times New Roman" w:hAnsi="Times New Roman" w:eastAsia="Times New Roman"/>
+          <w:b w:val="0"/>
+          <w:i w:val="0"/>
+          <w:sz w:val="24"/>
+        </w:rPr>
+        <w:t>Старт: «Максимум конверсий», оплата за клики, цель «заявка/звонок», адекватный недельный бюджет (≥10×CPA).</w:t>
+      </w:r>
+    </w:p>
+    <w:p>
+      <w:pPr>
+        <w:pStyle w:val="ListBullet"/>
+      </w:pPr>
+      <w:r>
+        <w:rPr>
+          <w:rFonts w:ascii="Times New Roman" w:hAnsi="Times New Roman" w:eastAsia="Times New Roman"/>
+          <w:b w:val="0"/>
+          <w:i w:val="0"/>
+          <w:sz w:val="24"/>
+        </w:rPr>
+        <w:t>Если конверсий &lt;10/нед — временно «Максимум кликов» со средней ценой клика или расширение семантики/гео.</w:t>
+      </w:r>
+    </w:p>
+    <w:p>
+      <w:pPr>
+        <w:pStyle w:val="ListBullet"/>
+      </w:pPr>
+      <w:r>
+        <w:rPr>
+          <w:rFonts w:ascii="Times New Roman" w:hAnsi="Times New Roman" w:eastAsia="Times New Roman"/>
+          <w:b w:val="0"/>
+          <w:i w:val="0"/>
+          <w:sz w:val="24"/>
+        </w:rPr>
+        <w:t>Когда накопилась статистика — вернуть/усилить оптимизацию по конверсиям; при стабильном CPA можно тестировать оплату за конверсии.</w:t>
+      </w:r>
+    </w:p>
+    <w:p>
+      <w:pPr>
+        <w:pStyle w:val="ListBullet"/>
+      </w:pPr>
+      <w:r>
+        <w:rPr>
+          <w:rFonts w:ascii="Times New Roman" w:hAnsi="Times New Roman" w:eastAsia="Times New Roman"/>
+          <w:b w:val="0"/>
+          <w:i w:val="0"/>
+          <w:sz w:val="24"/>
+        </w:rPr>
+        <w:t>Следить не только за CPC, но за цену заявки и долю мусорного трафика (минус-слова, гео, время).</w:t>
+      </w:r>
+    </w:p>
+    <w:p>
+      <w:pPr>
+        <w:pStyle w:val="Heading2"/>
+      </w:pPr>
+      <w:r>
+        <w:rPr>
+          <w:rFonts w:ascii="Times New Roman" w:hAnsi="Times New Roman" w:eastAsia="Times New Roman"/>
+          <w:b/>
+          <w:i w:val="0"/>
+          <w:color w:val="2A4A6C"/>
+          <w:sz w:val="28"/>
+        </w:rPr>
+        <w:t>15.2. E-commerce</w:t>
+      </w:r>
+    </w:p>
+    <w:p>
+      <w:pPr>
+        <w:pStyle w:val="ListBullet"/>
+      </w:pPr>
+      <w:r>
+        <w:rPr>
+          <w:rFonts w:ascii="Times New Roman" w:hAnsi="Times New Roman" w:eastAsia="Times New Roman"/>
+          <w:b w:val="0"/>
+          <w:i w:val="0"/>
+          <w:sz w:val="24"/>
+        </w:rPr>
+        <w:t>Передавать ценность заказа (e-commerce / ценность цели) и работать с ДРР или «Максимум прибыли».</w:t>
+      </w:r>
+    </w:p>
+    <w:p>
+      <w:pPr>
+        <w:pStyle w:val="ListBullet"/>
+      </w:pPr>
+      <w:r>
+        <w:rPr>
+          <w:rFonts w:ascii="Times New Roman" w:hAnsi="Times New Roman" w:eastAsia="Times New Roman"/>
+          <w:b w:val="0"/>
+          <w:i w:val="0"/>
+          <w:sz w:val="24"/>
+        </w:rPr>
+        <w:t>Сегментировать бренд / категории / ретаргетинг, чтобы не смешивать разную маржу в одной «каше».</w:t>
+      </w:r>
+    </w:p>
+    <w:p>
+      <w:pPr>
+        <w:pStyle w:val="Heading2"/>
+      </w:pPr>
+      <w:r>
+        <w:rPr>
+          <w:rFonts w:ascii="Times New Roman" w:hAnsi="Times New Roman" w:eastAsia="Times New Roman"/>
+          <w:b/>
+          <w:i w:val="0"/>
+          <w:color w:val="2A4A6C"/>
+          <w:sz w:val="28"/>
+        </w:rPr>
+        <w:t>15.3. Типичные ошибки</w:t>
+      </w:r>
+    </w:p>
+    <w:p>
+      <w:pPr>
+        <w:pStyle w:val="ListBullet"/>
+      </w:pPr>
+      <w:r>
+        <w:rPr>
+          <w:rFonts w:ascii="Times New Roman" w:hAnsi="Times New Roman" w:eastAsia="Times New Roman"/>
+          <w:b w:val="0"/>
+          <w:i w:val="0"/>
+          <w:sz w:val="24"/>
+        </w:rPr>
+        <w:t>Менять CPA/бюджет каждый день — стратегия не успевает обучиться.</w:t>
+      </w:r>
+    </w:p>
+    <w:p>
+      <w:pPr>
+        <w:pStyle w:val="ListBullet"/>
+      </w:pPr>
+      <w:r>
+        <w:rPr>
+          <w:rFonts w:ascii="Times New Roman" w:hAnsi="Times New Roman" w:eastAsia="Times New Roman"/>
+          <w:b w:val="0"/>
+          <w:i w:val="0"/>
+          <w:sz w:val="24"/>
+        </w:rPr>
+        <w:t>Ставить недостижимую CPA «чтобы было дешевле» — падают показы и обучение.</w:t>
+      </w:r>
+    </w:p>
+    <w:p>
+      <w:pPr>
+        <w:pStyle w:val="ListBullet"/>
+      </w:pPr>
+      <w:r>
+        <w:rPr>
+          <w:rFonts w:ascii="Times New Roman" w:hAnsi="Times New Roman" w:eastAsia="Times New Roman"/>
+          <w:b w:val="0"/>
+          <w:i w:val="0"/>
+          <w:sz w:val="24"/>
+        </w:rPr>
+        <w:t>Оптимизировать только CPC, игнорируя CR и CPA.</w:t>
+      </w:r>
+    </w:p>
+    <w:p>
+      <w:pPr>
+        <w:pStyle w:val="ListBullet"/>
+      </w:pPr>
+      <w:r>
+        <w:rPr>
+          <w:rFonts w:ascii="Times New Roman" w:hAnsi="Times New Roman" w:eastAsia="Times New Roman"/>
+          <w:b w:val="0"/>
+          <w:i w:val="0"/>
+          <w:sz w:val="24"/>
+        </w:rPr>
+        <w:t>Запускать оплату за конверсии без данных и без корректных целей.</w:t>
+      </w:r>
+    </w:p>
+    <w:p>
+      <w:pPr>
+        <w:pStyle w:val="ListBullet"/>
+      </w:pPr>
+      <w:r>
+        <w:rPr>
+          <w:rFonts w:ascii="Times New Roman" w:hAnsi="Times New Roman" w:eastAsia="Times New Roman"/>
+          <w:b w:val="0"/>
+          <w:i w:val="0"/>
+          <w:sz w:val="24"/>
+        </w:rPr>
+        <w:t>Смешивать поиск и РСЯ в одной стратегической логике без раздельного анализа (разные аукционы).</w:t>
+      </w:r>
+    </w:p>
+    <w:p>
+      <w:pPr>
+        <w:pStyle w:val="ListBullet"/>
+      </w:pPr>
+      <w:r>
+        <w:rPr>
+          <w:rFonts w:ascii="Times New Roman" w:hAnsi="Times New Roman" w:eastAsia="Times New Roman"/>
+          <w:b w:val="0"/>
+          <w:i w:val="0"/>
+          <w:sz w:val="24"/>
+        </w:rPr>
+        <w:t>Ломать лендинг во время обучения стратегии.</w:t>
+      </w:r>
+    </w:p>
+    <w:p>
+      <w:pPr>
+        <w:pStyle w:val="ListBullet"/>
+      </w:pPr>
+      <w:r>
+        <w:rPr>
+          <w:rFonts w:ascii="Times New Roman" w:hAnsi="Times New Roman" w:eastAsia="Times New Roman"/>
+          <w:b w:val="0"/>
+          <w:i w:val="0"/>
+          <w:sz w:val="24"/>
+        </w:rPr>
+        <w:t>Не передавать ценность при работе с ДРР.</w:t>
+      </w:r>
+    </w:p>
+    <w:p>
+      <w:pPr>
+        <w:pStyle w:val="ListBullet"/>
+      </w:pPr>
+      <w:r>
+        <w:rPr>
+          <w:rFonts w:ascii="Times New Roman" w:hAnsi="Times New Roman" w:eastAsia="Times New Roman"/>
+          <w:b w:val="0"/>
+          <w:i w:val="0"/>
+          <w:sz w:val="24"/>
+        </w:rPr>
+        <w:t>Делать выводы по 10–20 конверсиям без учёта статистической погрешности.</w:t>
+      </w:r>
+    </w:p>
+    <w:p>
+      <w:pPr>
+        <w:pStyle w:val="Heading1"/>
+      </w:pPr>
+      <w:r>
+        <w:rPr>
+          <w:rFonts w:ascii="Times New Roman" w:hAnsi="Times New Roman" w:eastAsia="Times New Roman"/>
+          <w:b/>
+          <w:i w:val="0"/>
+          <w:color w:val="1A3A5C"/>
+          <w:sz w:val="32"/>
+        </w:rPr>
+        <w:t>16. Шпаргалки и источники</w:t>
+      </w:r>
+    </w:p>
+    <w:p>
+      <w:pPr>
+        <w:pStyle w:val="Heading2"/>
+      </w:pPr>
+      <w:r>
+        <w:rPr>
+          <w:rFonts w:ascii="Times New Roman" w:hAnsi="Times New Roman" w:eastAsia="Times New Roman"/>
+          <w:b/>
+          <w:i w:val="0"/>
+          <w:color w:val="2A4A6C"/>
+          <w:sz w:val="28"/>
+        </w:rPr>
+        <w:t>16.1. Поиск vs сети</w:t>
+      </w:r>
+    </w:p>
+    <w:tbl>
+      <w:tblPr>
+        <w:tblStyle w:val="TableGrid"/>
+        <w:tblW w:type="auto" w:w="0"/>
+        <w:tblLook w:firstColumn="1" w:firstRow="1" w:lastColumn="0" w:lastRow="0" w:noHBand="0" w:noVBand="1" w:val="04A0"/>
+      </w:tblPr>
+      <w:tblGrid>
+        <w:gridCol w:w="3324"/>
+        <w:gridCol w:w="3324"/>
+        <w:gridCol w:w="3324"/>
+      </w:tblGrid>
+      <w:tr>
+        <w:tc>
+          <w:tcPr>
+            <w:tcW w:type="dxa" w:w="3324"/>
+          </w:tcPr>
+          <w:p>
+            <w:r>
+              <w:rPr>
+                <w:rFonts w:ascii="Times New Roman" w:hAnsi="Times New Roman" w:eastAsia="Times New Roman"/>
+                <w:b/>
+                <w:i w:val="0"/>
+                <w:sz w:val="20"/>
+              </w:rPr>
+              <w:t>Параметр</w:t>
+            </w:r>
+          </w:p>
+        </w:tc>
+        <w:tc>
+          <w:tcPr>
+            <w:tcW w:type="dxa" w:w="3324"/>
+          </w:tcPr>
+          <w:p>
+            <w:r>
+              <w:rPr>
+                <w:rFonts w:ascii="Times New Roman" w:hAnsi="Times New Roman" w:eastAsia="Times New Roman"/>
+                <w:b/>
+                <w:i w:val="0"/>
+                <w:sz w:val="20"/>
               </w:rPr>
               <w:t>Поиск / поисковые площадки</w:t>
             </w:r>
@@ -945,14 +4190,15 @@
         </w:tc>
         <w:tc>
           <w:tcPr>
-            <w:tcW w:type="dxa" w:w="3286"/>
+            <w:tcW w:type="dxa" w:w="3324"/>
           </w:tcPr>
           <w:p>
             <w:r>
               <w:rPr>
-                <w:rFonts w:ascii="Times New Roman" w:hAnsi="Times New Roman"/>
+                <w:rFonts w:ascii="Times New Roman" w:hAnsi="Times New Roman" w:eastAsia="Times New Roman"/>
                 <w:b/>
-                <w:sz w:val="22"/>
+                <w:i w:val="0"/>
+                <w:sz w:val="20"/>
               </w:rPr>
               <w:t>РСЯ / внешние сети</w:t>
             </w:r>
@@ -962,26 +4208,30 @@
       <w:tr>
         <w:tc>
           <w:tcPr>
-            <w:tcW w:type="dxa" w:w="3286"/>
+            <w:tcW w:type="dxa" w:w="3324"/>
           </w:tcPr>
           <w:p>
             <w:r>
               <w:rPr>
-                <w:rFonts w:ascii="Times New Roman" w:hAnsi="Times New Roman"/>
+                <w:rFonts w:ascii="Times New Roman" w:hAnsi="Times New Roman" w:eastAsia="Times New Roman"/>
+                <w:b w:val="0"/>
+                <w:i w:val="0"/>
                 <w:sz w:val="20"/>
               </w:rPr>
-              <w:t>Тип аукциона</w:t>
+              <w:t>Аукцион цены</w:t>
             </w:r>
           </w:p>
         </w:tc>
         <w:tc>
           <w:tcPr>
-            <w:tcW w:type="dxa" w:w="3286"/>
+            <w:tcW w:type="dxa" w:w="3324"/>
           </w:tcPr>
           <w:p>
             <w:r>
               <w:rPr>
-                <w:rFonts w:ascii="Times New Roman" w:hAnsi="Times New Roman"/>
+                <w:rFonts w:ascii="Times New Roman" w:hAnsi="Times New Roman" w:eastAsia="Times New Roman"/>
+                <w:b w:val="0"/>
+                <w:i w:val="0"/>
                 <w:sz w:val="20"/>
               </w:rPr>
               <w:t>VCG</w:t>
@@ -990,12 +4240,14 @@
         </w:tc>
         <w:tc>
           <w:tcPr>
-            <w:tcW w:type="dxa" w:w="3286"/>
+            <w:tcW w:type="dxa" w:w="3324"/>
           </w:tcPr>
           <w:p>
             <w:r>
               <w:rPr>
-                <w:rFonts w:ascii="Times New Roman" w:hAnsi="Times New Roman"/>
+                <w:rFonts w:ascii="Times New Roman" w:hAnsi="Times New Roman" w:eastAsia="Times New Roman"/>
+                <w:b w:val="0"/>
+                <w:i w:val="0"/>
                 <w:sz w:val="20"/>
               </w:rPr>
               <w:t>GSP</w:t>
@@ -1006,40 +4258,46 @@
       <w:tr>
         <w:tc>
           <w:tcPr>
-            <w:tcW w:type="dxa" w:w="3286"/>
+            <w:tcW w:type="dxa" w:w="3324"/>
           </w:tcPr>
           <w:p>
             <w:r>
               <w:rPr>
-                <w:rFonts w:ascii="Times New Roman" w:hAnsi="Times New Roman"/>
+                <w:rFonts w:ascii="Times New Roman" w:hAnsi="Times New Roman" w:eastAsia="Times New Roman"/>
+                <w:b w:val="0"/>
+                <w:i w:val="0"/>
                 <w:sz w:val="20"/>
               </w:rPr>
-              <w:t>Что платите</w:t>
+              <w:t>Суть оплаты</w:t>
             </w:r>
           </w:p>
         </w:tc>
         <w:tc>
           <w:tcPr>
-            <w:tcW w:type="dxa" w:w="3286"/>
+            <w:tcW w:type="dxa" w:w="3324"/>
           </w:tcPr>
           <w:p>
             <w:r>
               <w:rPr>
-                <w:rFonts w:ascii="Times New Roman" w:hAnsi="Times New Roman"/>
+                <w:rFonts w:ascii="Times New Roman" w:hAnsi="Times New Roman" w:eastAsia="Times New Roman"/>
+                <w:b w:val="0"/>
+                <w:i w:val="0"/>
                 <w:sz w:val="20"/>
               </w:rPr>
-              <w:t>За объём трафика с учётом влияния на конкурентов</w:t>
+              <w:t>За слои трафика с учётом влияния на конкурентов</w:t>
             </w:r>
           </w:p>
         </w:tc>
         <w:tc>
           <w:tcPr>
-            <w:tcW w:type="dxa" w:w="3286"/>
+            <w:tcW w:type="dxa" w:w="3324"/>
           </w:tcPr>
           <w:p>
             <w:r>
               <w:rPr>
-                <w:rFonts w:ascii="Times New Roman" w:hAnsi="Times New Roman"/>
+                <w:rFonts w:ascii="Times New Roman" w:hAnsi="Times New Roman" w:eastAsia="Times New Roman"/>
+                <w:b w:val="0"/>
+                <w:i w:val="0"/>
                 <w:sz w:val="20"/>
               </w:rPr>
               <w:t>Ориентир — ставка ближайшего конкурента</w:t>
@@ -1050,12 +4308,14 @@
       <w:tr>
         <w:tc>
           <w:tcPr>
-            <w:tcW w:type="dxa" w:w="3286"/>
+            <w:tcW w:type="dxa" w:w="3324"/>
           </w:tcPr>
           <w:p>
             <w:r>
               <w:rPr>
-                <w:rFonts w:ascii="Times New Roman" w:hAnsi="Times New Roman"/>
+                <w:rFonts w:ascii="Times New Roman" w:hAnsi="Times New Roman" w:eastAsia="Times New Roman"/>
+                <w:b w:val="0"/>
+                <w:i w:val="0"/>
                 <w:sz w:val="20"/>
               </w:rPr>
               <w:t>Главные рычаги</w:t>
@@ -1064,29 +4324,33 @@
         </w:tc>
         <w:tc>
           <w:tcPr>
-            <w:tcW w:type="dxa" w:w="3286"/>
+            <w:tcW w:type="dxa" w:w="3324"/>
           </w:tcPr>
           <w:p>
             <w:r>
               <w:rPr>
-                <w:rFonts w:ascii="Times New Roman" w:hAnsi="Times New Roman"/>
+                <w:rFonts w:ascii="Times New Roman" w:hAnsi="Times New Roman" w:eastAsia="Times New Roman"/>
+                <w:b w:val="0"/>
+                <w:i w:val="0"/>
                 <w:sz w:val="20"/>
               </w:rPr>
-              <w:t>Ставка + качество + CTR + релевантность</w:t>
+              <w:t>Ставка + качество + CTR + релевантность запроса</w:t>
             </w:r>
           </w:p>
         </w:tc>
         <w:tc>
           <w:tcPr>
-            <w:tcW w:type="dxa" w:w="3286"/>
+            <w:tcW w:type="dxa" w:w="3324"/>
           </w:tcPr>
           <w:p>
             <w:r>
               <w:rPr>
-                <w:rFonts w:ascii="Times New Roman" w:hAnsi="Times New Roman"/>
+                <w:rFonts w:ascii="Times New Roman" w:hAnsi="Times New Roman" w:eastAsia="Times New Roman"/>
+                <w:b w:val="0"/>
+                <w:i w:val="0"/>
                 <w:sz w:val="20"/>
               </w:rPr>
-              <w:t>Креатив, таргетинг, CTR, ставка</w:t>
+              <w:t>Креатив, таргетинг, CTR, ставка, площадки</w:t>
             </w:r>
           </w:p>
         </w:tc>
@@ -1094,12 +4358,64 @@
       <w:tr>
         <w:tc>
           <w:tcPr>
-            <w:tcW w:type="dxa" w:w="3286"/>
+            <w:tcW w:type="dxa" w:w="3324"/>
           </w:tcPr>
           <w:p>
             <w:r>
               <w:rPr>
-                <w:rFonts w:ascii="Times New Roman" w:hAnsi="Times New Roman"/>
+                <w:rFonts w:ascii="Times New Roman" w:hAnsi="Times New Roman" w:eastAsia="Times New Roman"/>
+                <w:b w:val="0"/>
+                <w:i w:val="0"/>
+                <w:sz w:val="20"/>
+              </w:rPr>
+              <w:t>Ручные ставки</w:t>
+            </w:r>
+          </w:p>
+        </w:tc>
+        <w:tc>
+          <w:tcPr>
+            <w:tcW w:type="dxa" w:w="3324"/>
+          </w:tcPr>
+          <w:p>
+            <w:r>
+              <w:rPr>
+                <w:rFonts w:ascii="Times New Roman" w:hAnsi="Times New Roman" w:eastAsia="Times New Roman"/>
+                <w:b w:val="0"/>
+                <w:i w:val="0"/>
+                <w:sz w:val="20"/>
+              </w:rPr>
+              <w:t>Доступны (кампании только на поиск)</w:t>
+            </w:r>
+          </w:p>
+        </w:tc>
+        <w:tc>
+          <w:tcPr>
+            <w:tcW w:type="dxa" w:w="3324"/>
+          </w:tcPr>
+          <w:p>
+            <w:r>
+              <w:rPr>
+                <w:rFonts w:ascii="Times New Roman" w:hAnsi="Times New Roman" w:eastAsia="Times New Roman"/>
+                <w:b w:val="0"/>
+                <w:i w:val="0"/>
+                <w:sz w:val="20"/>
+              </w:rPr>
+              <w:t>Автоматическое назначение ставки</w:t>
+            </w:r>
+          </w:p>
+        </w:tc>
+      </w:tr>
+      <w:tr>
+        <w:tc>
+          <w:tcPr>
+            <w:tcW w:type="dxa" w:w="3324"/>
+          </w:tcPr>
+          <w:p>
+            <w:r>
+              <w:rPr>
+                <w:rFonts w:ascii="Times New Roman" w:hAnsi="Times New Roman" w:eastAsia="Times New Roman"/>
+                <w:b w:val="0"/>
+                <w:i w:val="0"/>
                 <w:sz w:val="20"/>
               </w:rPr>
               <w:t>Типичные стратегии</w:t>
@@ -1108,29 +4424,33 @@
         </w:tc>
         <w:tc>
           <w:tcPr>
-            <w:tcW w:type="dxa" w:w="3286"/>
+            <w:tcW w:type="dxa" w:w="3324"/>
           </w:tcPr>
           <w:p>
             <w:r>
               <w:rPr>
-                <w:rFonts w:ascii="Times New Roman" w:hAnsi="Times New Roman"/>
+                <w:rFonts w:ascii="Times New Roman" w:hAnsi="Times New Roman" w:eastAsia="Times New Roman"/>
+                <w:b w:val="0"/>
+                <w:i w:val="0"/>
                 <w:sz w:val="20"/>
               </w:rPr>
-              <w:t>Максимум конверсий / кликов (+ ручные ставки)</w:t>
+              <w:t>Конверсии / клики / ручные / прибыль</w:t>
             </w:r>
           </w:p>
         </w:tc>
         <w:tc>
           <w:tcPr>
-            <w:tcW w:type="dxa" w:w="3286"/>
+            <w:tcW w:type="dxa" w:w="3324"/>
           </w:tcPr>
           <w:p>
             <w:r>
               <w:rPr>
-                <w:rFonts w:ascii="Times New Roman" w:hAnsi="Times New Roman"/>
+                <w:rFonts w:ascii="Times New Roman" w:hAnsi="Times New Roman" w:eastAsia="Times New Roman"/>
+                <w:b w:val="0"/>
+                <w:i w:val="0"/>
                 <w:sz w:val="20"/>
               </w:rPr>
-              <w:t>Максимум конверсий / кликов</w:t>
+              <w:t>Конверсии / клики</w:t>
             </w:r>
           </w:p>
         </w:tc>
@@ -1139,13 +4459,345 @@
     <w:p/>
     <w:p>
       <w:pPr>
-        <w:pStyle w:val="Heading1"/>
+        <w:pStyle w:val="Heading2"/>
       </w:pPr>
       <w:r>
         <w:rPr>
-          <w:color w:val="1A3A5C"/>
+          <w:rFonts w:ascii="Times New Roman" w:hAnsi="Times New Roman" w:eastAsia="Times New Roman"/>
+          <w:b/>
+          <w:i w:val="0"/>
+          <w:color w:val="2A4A6C"/>
+          <w:sz w:val="28"/>
         </w:rPr>
-        <w:t>6. Источники</w:t>
+        <w:t>16.2. Выбор стратегии за 30 секунд</w:t>
+      </w:r>
+    </w:p>
+    <w:tbl>
+      <w:tblPr>
+        <w:tblStyle w:val="TableGrid"/>
+        <w:tblW w:type="auto" w:w="0"/>
+        <w:tblLook w:firstColumn="1" w:firstRow="1" w:lastColumn="0" w:lastRow="0" w:noHBand="0" w:noVBand="1" w:val="04A0"/>
+      </w:tblPr>
+      <w:tblGrid>
+        <w:gridCol w:w="3324"/>
+        <w:gridCol w:w="3324"/>
+        <w:gridCol w:w="3324"/>
+      </w:tblGrid>
+      <w:tr>
+        <w:tc>
+          <w:tcPr>
+            <w:tcW w:type="dxa" w:w="3324"/>
+          </w:tcPr>
+          <w:p>
+            <w:r>
+              <w:rPr>
+                <w:rFonts w:ascii="Times New Roman" w:hAnsi="Times New Roman" w:eastAsia="Times New Roman"/>
+                <w:b/>
+                <w:i w:val="0"/>
+                <w:sz w:val="20"/>
+              </w:rPr>
+              <w:t>Ситуация</w:t>
+            </w:r>
+          </w:p>
+        </w:tc>
+        <w:tc>
+          <w:tcPr>
+            <w:tcW w:type="dxa" w:w="3324"/>
+          </w:tcPr>
+          <w:p>
+            <w:r>
+              <w:rPr>
+                <w:rFonts w:ascii="Times New Roman" w:hAnsi="Times New Roman" w:eastAsia="Times New Roman"/>
+                <w:b/>
+                <w:i w:val="0"/>
+                <w:sz w:val="20"/>
+              </w:rPr>
+              <w:t>Стратегия</w:t>
+            </w:r>
+          </w:p>
+        </w:tc>
+        <w:tc>
+          <w:tcPr>
+            <w:tcW w:type="dxa" w:w="3324"/>
+          </w:tcPr>
+          <w:p>
+            <w:r>
+              <w:rPr>
+                <w:rFonts w:ascii="Times New Roman" w:hAnsi="Times New Roman" w:eastAsia="Times New Roman"/>
+                <w:b/>
+                <w:i w:val="0"/>
+                <w:sz w:val="20"/>
+              </w:rPr>
+              <w:t>На что смотреть</w:t>
+            </w:r>
+          </w:p>
+        </w:tc>
+      </w:tr>
+      <w:tr>
+        <w:tc>
+          <w:tcPr>
+            <w:tcW w:type="dxa" w:w="3324"/>
+          </w:tcPr>
+          <w:p>
+            <w:r>
+              <w:rPr>
+                <w:rFonts w:ascii="Times New Roman" w:hAnsi="Times New Roman" w:eastAsia="Times New Roman"/>
+                <w:b w:val="0"/>
+                <w:i w:val="0"/>
+                <w:sz w:val="20"/>
+              </w:rPr>
+              <w:t>Есть цели, 30+ конверсий/нед</w:t>
+            </w:r>
+          </w:p>
+        </w:tc>
+        <w:tc>
+          <w:tcPr>
+            <w:tcW w:type="dxa" w:w="3324"/>
+          </w:tcPr>
+          <w:p>
+            <w:r>
+              <w:rPr>
+                <w:rFonts w:ascii="Times New Roman" w:hAnsi="Times New Roman" w:eastAsia="Times New Roman"/>
+                <w:b w:val="0"/>
+                <w:i w:val="0"/>
+                <w:sz w:val="20"/>
+              </w:rPr>
+              <w:t>Максимум конверсий (CPC)</w:t>
+            </w:r>
+          </w:p>
+        </w:tc>
+        <w:tc>
+          <w:tcPr>
+            <w:tcW w:type="dxa" w:w="3324"/>
+          </w:tcPr>
+          <w:p>
+            <w:r>
+              <w:rPr>
+                <w:rFonts w:ascii="Times New Roman" w:hAnsi="Times New Roman" w:eastAsia="Times New Roman"/>
+                <w:b w:val="0"/>
+                <w:i w:val="0"/>
+                <w:sz w:val="20"/>
+              </w:rPr>
+              <w:t>CPA, число конверсий, ДРР</w:t>
+            </w:r>
+          </w:p>
+        </w:tc>
+      </w:tr>
+      <w:tr>
+        <w:tc>
+          <w:tcPr>
+            <w:tcW w:type="dxa" w:w="3324"/>
+          </w:tcPr>
+          <w:p>
+            <w:r>
+              <w:rPr>
+                <w:rFonts w:ascii="Times New Roman" w:hAnsi="Times New Roman" w:eastAsia="Times New Roman"/>
+                <w:b w:val="0"/>
+                <w:i w:val="0"/>
+                <w:sz w:val="20"/>
+              </w:rPr>
+              <w:t>Нужна точная цена цели</w:t>
+            </w:r>
+          </w:p>
+        </w:tc>
+        <w:tc>
+          <w:tcPr>
+            <w:tcW w:type="dxa" w:w="3324"/>
+          </w:tcPr>
+          <w:p>
+            <w:r>
+              <w:rPr>
+                <w:rFonts w:ascii="Times New Roman" w:hAnsi="Times New Roman" w:eastAsia="Times New Roman"/>
+                <w:b w:val="0"/>
+                <w:i w:val="0"/>
+                <w:sz w:val="20"/>
+              </w:rPr>
+              <w:t>Максимум конверсий (оплата за конверсии)</w:t>
+            </w:r>
+          </w:p>
+        </w:tc>
+        <w:tc>
+          <w:tcPr>
+            <w:tcW w:type="dxa" w:w="3324"/>
+          </w:tcPr>
+          <w:p>
+            <w:r>
+              <w:rPr>
+                <w:rFonts w:ascii="Times New Roman" w:hAnsi="Times New Roman" w:eastAsia="Times New Roman"/>
+                <w:b w:val="0"/>
+                <w:i w:val="0"/>
+                <w:sz w:val="20"/>
+              </w:rPr>
+              <w:t>Фактическая цена цели, объём</w:t>
+            </w:r>
+          </w:p>
+        </w:tc>
+      </w:tr>
+      <w:tr>
+        <w:tc>
+          <w:tcPr>
+            <w:tcW w:type="dxa" w:w="3324"/>
+          </w:tcPr>
+          <w:p>
+            <w:r>
+              <w:rPr>
+                <w:rFonts w:ascii="Times New Roman" w:hAnsi="Times New Roman" w:eastAsia="Times New Roman"/>
+                <w:b w:val="0"/>
+                <w:i w:val="0"/>
+                <w:sz w:val="20"/>
+              </w:rPr>
+              <w:t>Мало конверсий / нужен трафик</w:t>
+            </w:r>
+          </w:p>
+        </w:tc>
+        <w:tc>
+          <w:tcPr>
+            <w:tcW w:type="dxa" w:w="3324"/>
+          </w:tcPr>
+          <w:p>
+            <w:r>
+              <w:rPr>
+                <w:rFonts w:ascii="Times New Roman" w:hAnsi="Times New Roman" w:eastAsia="Times New Roman"/>
+                <w:b w:val="0"/>
+                <w:i w:val="0"/>
+                <w:sz w:val="20"/>
+              </w:rPr>
+              <w:t>Максимум кликов</w:t>
+            </w:r>
+          </w:p>
+        </w:tc>
+        <w:tc>
+          <w:tcPr>
+            <w:tcW w:type="dxa" w:w="3324"/>
+          </w:tcPr>
+          <w:p>
+            <w:r>
+              <w:rPr>
+                <w:rFonts w:ascii="Times New Roman" w:hAnsi="Times New Roman" w:eastAsia="Times New Roman"/>
+                <w:b w:val="0"/>
+                <w:i w:val="0"/>
+                <w:sz w:val="20"/>
+              </w:rPr>
+              <w:t>CPC, качество трафика, CR</w:t>
+            </w:r>
+          </w:p>
+        </w:tc>
+      </w:tr>
+      <w:tr>
+        <w:tc>
+          <w:tcPr>
+            <w:tcW w:type="dxa" w:w="3324"/>
+          </w:tcPr>
+          <w:p>
+            <w:r>
+              <w:rPr>
+                <w:rFonts w:ascii="Times New Roman" w:hAnsi="Times New Roman" w:eastAsia="Times New Roman"/>
+                <w:b w:val="0"/>
+                <w:i w:val="0"/>
+                <w:sz w:val="20"/>
+              </w:rPr>
+              <w:t>Жёсткий контроль на поиске</w:t>
+            </w:r>
+          </w:p>
+        </w:tc>
+        <w:tc>
+          <w:tcPr>
+            <w:tcW w:type="dxa" w:w="3324"/>
+          </w:tcPr>
+          <w:p>
+            <w:r>
+              <w:rPr>
+                <w:rFonts w:ascii="Times New Roman" w:hAnsi="Times New Roman" w:eastAsia="Times New Roman"/>
+                <w:b w:val="0"/>
+                <w:i w:val="0"/>
+                <w:sz w:val="20"/>
+              </w:rPr>
+              <w:t>Ручные ставки</w:t>
+            </w:r>
+          </w:p>
+        </w:tc>
+        <w:tc>
+          <w:tcPr>
+            <w:tcW w:type="dxa" w:w="3324"/>
+          </w:tcPr>
+          <w:p>
+            <w:r>
+              <w:rPr>
+                <w:rFonts w:ascii="Times New Roman" w:hAnsi="Times New Roman" w:eastAsia="Times New Roman"/>
+                <w:b w:val="0"/>
+                <w:i w:val="0"/>
+                <w:sz w:val="20"/>
+              </w:rPr>
+              <w:t>Ставка, позиция, CPA по фразам</w:t>
+            </w:r>
+          </w:p>
+        </w:tc>
+      </w:tr>
+      <w:tr>
+        <w:tc>
+          <w:tcPr>
+            <w:tcW w:type="dxa" w:w="3324"/>
+          </w:tcPr>
+          <w:p>
+            <w:r>
+              <w:rPr>
+                <w:rFonts w:ascii="Times New Roman" w:hAnsi="Times New Roman" w:eastAsia="Times New Roman"/>
+                <w:b w:val="0"/>
+                <w:i w:val="0"/>
+                <w:sz w:val="20"/>
+              </w:rPr>
+              <w:t>Известна маржа и ценность</w:t>
+            </w:r>
+          </w:p>
+        </w:tc>
+        <w:tc>
+          <w:tcPr>
+            <w:tcW w:type="dxa" w:w="3324"/>
+          </w:tcPr>
+          <w:p>
+            <w:r>
+              <w:rPr>
+                <w:rFonts w:ascii="Times New Roman" w:hAnsi="Times New Roman" w:eastAsia="Times New Roman"/>
+                <w:b w:val="0"/>
+                <w:i w:val="0"/>
+                <w:sz w:val="20"/>
+              </w:rPr>
+              <w:t>Максимум прибыли / ДРР</w:t>
+            </w:r>
+          </w:p>
+        </w:tc>
+        <w:tc>
+          <w:tcPr>
+            <w:tcW w:type="dxa" w:w="3324"/>
+          </w:tcPr>
+          <w:p>
+            <w:r>
+              <w:rPr>
+                <w:rFonts w:ascii="Times New Roman" w:hAnsi="Times New Roman" w:eastAsia="Times New Roman"/>
+                <w:b w:val="0"/>
+                <w:i w:val="0"/>
+                <w:sz w:val="20"/>
+              </w:rPr>
+              <w:t>Прибыль, ДРР, маржа</w:t>
+            </w:r>
+          </w:p>
+        </w:tc>
+      </w:tr>
+    </w:tbl>
+    <w:p/>
+    <w:p>
+      <w:pPr>
+        <w:pStyle w:val="Heading2"/>
+      </w:pPr>
+      <w:r>
+        <w:rPr>
+          <w:rFonts w:ascii="Times New Roman" w:hAnsi="Times New Roman" w:eastAsia="Times New Roman"/>
+          <w:b/>
+          <w:i w:val="0"/>
+          <w:color w:val="2A4A6C"/>
+          <w:sz w:val="28"/>
+        </w:rPr>
+        <w:t>16.3. Чек-лист перед запуском</w:t>
       </w:r>
     </w:p>
     <w:p>
@@ -1154,10 +4806,12 @@
       </w:pPr>
       <w:r>
         <w:rPr>
-          <w:rFonts w:ascii="Times New Roman" w:hAnsi="Times New Roman"/>
+          <w:rFonts w:ascii="Times New Roman" w:hAnsi="Times New Roman" w:eastAsia="Times New Roman"/>
+          <w:b w:val="0"/>
+          <w:i w:val="0"/>
           <w:sz w:val="24"/>
         </w:rPr>
-        <w:t>Справка Директа: «Как работает аукцион в Директе» (VCG / GSP) — https://yandex.ru/support/direct/ru/technologies-and-services/vcg-auction</w:t>
+        <w:t>Метрика установлена, цели проверяются тестовыми конверсиями.</w:t>
       </w:r>
     </w:p>
     <w:p>
@@ -1166,10 +4820,12 @@
       </w:pPr>
       <w:r>
         <w:rPr>
-          <w:rFonts w:ascii="Times New Roman" w:hAnsi="Times New Roman"/>
+          <w:rFonts w:ascii="Times New Roman" w:hAnsi="Times New Roman" w:eastAsia="Times New Roman"/>
+          <w:b w:val="0"/>
+          <w:i w:val="0"/>
           <w:sz w:val="24"/>
         </w:rPr>
-        <w:t>Справка Директа: стратегия «Максимум конверсий» — https://yandex.ru/support/direct/ru/strategies/average-cpa</w:t>
+        <w:t>Ценность цели/e-commerce передаётся, если нужен ДРР или прибыль.</w:t>
       </w:r>
     </w:p>
     <w:p>
@@ -1178,10 +4834,12 @@
       </w:pPr>
       <w:r>
         <w:rPr>
-          <w:rFonts w:ascii="Times New Roman" w:hAnsi="Times New Roman"/>
+          <w:rFonts w:ascii="Times New Roman" w:hAnsi="Times New Roman" w:eastAsia="Times New Roman"/>
+          <w:b w:val="0"/>
+          <w:i w:val="0"/>
           <w:sz w:val="24"/>
         </w:rPr>
-        <w:t>Яндекс ЯРД: виды аукционов и работа со ставками</w:t>
+        <w:t>Бюджет ≥ 10 × целевая CPA (для конверсионных стратегий).</w:t>
       </w:r>
     </w:p>
     <w:p>
@@ -1190,7 +4848,178 @@
       </w:pPr>
       <w:r>
         <w:rPr>
-          <w:rFonts w:ascii="Times New Roman" w:hAnsi="Times New Roman"/>
+          <w:rFonts w:ascii="Times New Roman" w:hAnsi="Times New Roman" w:eastAsia="Times New Roman"/>
+          <w:b w:val="0"/>
+          <w:i w:val="0"/>
+          <w:sz w:val="24"/>
+        </w:rPr>
+        <w:t>Ограничения реалистичны относительно рынка (Прогноз бюджета / тестовая неделя).</w:t>
+      </w:r>
+    </w:p>
+    <w:p>
+      <w:pPr>
+        <w:pStyle w:val="ListBullet"/>
+      </w:pPr>
+      <w:r>
+        <w:rPr>
+          <w:rFonts w:ascii="Times New Roman" w:hAnsi="Times New Roman" w:eastAsia="Times New Roman"/>
+          <w:b w:val="0"/>
+          <w:i w:val="0"/>
+          <w:sz w:val="24"/>
+        </w:rPr>
+        <w:t>Минус-слова, гео, расписание согласованы с бизнесом.</w:t>
+      </w:r>
+    </w:p>
+    <w:p>
+      <w:pPr>
+        <w:pStyle w:val="ListBullet"/>
+      </w:pPr>
+      <w:r>
+        <w:rPr>
+          <w:rFonts w:ascii="Times New Roman" w:hAnsi="Times New Roman" w:eastAsia="Times New Roman"/>
+          <w:b w:val="0"/>
+          <w:i w:val="0"/>
+          <w:sz w:val="24"/>
+        </w:rPr>
+        <w:t>Лендинг быстрый, оффер и форма заявки работают.</w:t>
+      </w:r>
+    </w:p>
+    <w:p>
+      <w:pPr>
+        <w:pStyle w:val="ListBullet"/>
+      </w:pPr>
+      <w:r>
+        <w:rPr>
+          <w:rFonts w:ascii="Times New Roman" w:hAnsi="Times New Roman" w:eastAsia="Times New Roman"/>
+          <w:b w:val="0"/>
+          <w:i w:val="0"/>
+          <w:sz w:val="24"/>
+        </w:rPr>
+        <w:t>Заложены 1–2 недели на обучение без ежедневных ломок настроек.</w:t>
+      </w:r>
+    </w:p>
+    <w:p>
+      <w:pPr>
+        <w:pStyle w:val="Heading2"/>
+      </w:pPr>
+      <w:r>
+        <w:rPr>
+          <w:rFonts w:ascii="Times New Roman" w:hAnsi="Times New Roman" w:eastAsia="Times New Roman"/>
+          <w:b/>
+          <w:i w:val="0"/>
+          <w:color w:val="2A4A6C"/>
+          <w:sz w:val="28"/>
+        </w:rPr>
+        <w:t>16.4. Источники</w:t>
+      </w:r>
+    </w:p>
+    <w:p>
+      <w:pPr>
+        <w:pStyle w:val="ListBullet"/>
+      </w:pPr>
+      <w:r>
+        <w:rPr>
+          <w:rFonts w:ascii="Times New Roman" w:hAnsi="Times New Roman" w:eastAsia="Times New Roman"/>
+          <w:b w:val="0"/>
+          <w:i w:val="0"/>
+          <w:sz w:val="24"/>
+        </w:rPr>
+        <w:t>Справка: «Как работает аукцион в Директе» — https://yandex.ru/support/direct/ru/technologies-and-services/vcg-auction</w:t>
+      </w:r>
+    </w:p>
+    <w:p>
+      <w:pPr>
+        <w:pStyle w:val="ListBullet"/>
+      </w:pPr>
+      <w:r>
+        <w:rPr>
+          <w:rFonts w:ascii="Times New Roman" w:hAnsi="Times New Roman" w:eastAsia="Times New Roman"/>
+          <w:b w:val="0"/>
+          <w:i w:val="0"/>
+          <w:sz w:val="24"/>
+        </w:rPr>
+        <w:t>Справка: «Стратегии показов» — https://yandex.ru/support/direct/ru/strategies/select-strategy</w:t>
+      </w:r>
+    </w:p>
+    <w:p>
+      <w:pPr>
+        <w:pStyle w:val="ListBullet"/>
+      </w:pPr>
+      <w:r>
+        <w:rPr>
+          <w:rFonts w:ascii="Times New Roman" w:hAnsi="Times New Roman" w:eastAsia="Times New Roman"/>
+          <w:b w:val="0"/>
+          <w:i w:val="0"/>
+          <w:sz w:val="24"/>
+        </w:rPr>
+        <w:t>Справка: «Максимум конверсий» — https://yandex.ru/support/direct/ru/strategies/average-cpa</w:t>
+      </w:r>
+    </w:p>
+    <w:p>
+      <w:pPr>
+        <w:pStyle w:val="ListBullet"/>
+      </w:pPr>
+      <w:r>
+        <w:rPr>
+          <w:rFonts w:ascii="Times New Roman" w:hAnsi="Times New Roman" w:eastAsia="Times New Roman"/>
+          <w:b w:val="0"/>
+          <w:i w:val="0"/>
+          <w:sz w:val="24"/>
+        </w:rPr>
+        <w:t>Справка: «Максимум кликов» — https://yandex.ru/support/direct/ru/strategies/average-cpc</w:t>
+      </w:r>
+    </w:p>
+    <w:p>
+      <w:pPr>
+        <w:pStyle w:val="ListBullet"/>
+      </w:pPr>
+      <w:r>
+        <w:rPr>
+          <w:rFonts w:ascii="Times New Roman" w:hAnsi="Times New Roman" w:eastAsia="Times New Roman"/>
+          <w:b w:val="0"/>
+          <w:i w:val="0"/>
+          <w:sz w:val="24"/>
+        </w:rPr>
+        <w:t>Справка: «Максимум кликов с ручными ставками» — https://yandex.ru/support/direct/ru/strategies/manual-strategy</w:t>
+      </w:r>
+    </w:p>
+    <w:p>
+      <w:pPr>
+        <w:pStyle w:val="ListBullet"/>
+      </w:pPr>
+      <w:r>
+        <w:rPr>
+          <w:rFonts w:ascii="Times New Roman" w:hAnsi="Times New Roman" w:eastAsia="Times New Roman"/>
+          <w:b w:val="0"/>
+          <w:i w:val="0"/>
+          <w:sz w:val="24"/>
+        </w:rPr>
+        <w:t>Справка: «Недельный бюджет» — https://yandex.ru/support/direct/ru/strategies/week-budget</w:t>
+      </w:r>
+    </w:p>
+    <w:p>
+      <w:pPr>
+        <w:pStyle w:val="ListBullet"/>
+      </w:pPr>
+      <w:r>
+        <w:rPr>
+          <w:rFonts w:ascii="Times New Roman" w:hAnsi="Times New Roman" w:eastAsia="Times New Roman"/>
+          <w:b w:val="0"/>
+          <w:i w:val="0"/>
+          <w:sz w:val="24"/>
+        </w:rPr>
+        <w:t>Яндекс ЯРД: курсы по аукциону и работе со ставками</w:t>
+      </w:r>
+    </w:p>
+    <w:p>
+      <w:pPr>
+        <w:pStyle w:val="ListBullet"/>
+      </w:pPr>
+      <w:r>
+        <w:rPr>
+          <w:rFonts w:ascii="Times New Roman" w:hAnsi="Times New Roman" w:eastAsia="Times New Roman"/>
+          <w:b w:val="0"/>
+          <w:i w:val="0"/>
           <w:sz w:val="24"/>
         </w:rPr>
         <w:t>Материалы Яндекс Рекламы по автостратегиям и ДРР</w:t>
@@ -1199,17 +5028,18 @@
     <w:p>
       <w:r>
         <w:rPr>
-          <w:rFonts w:ascii="Times New Roman" w:hAnsi="Times New Roman"/>
+          <w:rFonts w:ascii="Times New Roman" w:hAnsi="Times New Roman" w:eastAsia="Times New Roman"/>
+          <w:b w:val="0"/>
           <w:i/>
           <w:color w:val="666666"/>
           <w:sz w:val="20"/>
         </w:rPr>
-        <w:t>Примечание: интерфейс и названия настроек Директа периодически обновляются. Перед запуском кампании сверяйте актуальные пункты в интерфейсе и официальной справке.</w:t>
+        <w:t>Примечание: интерфейс Директа и названия настроек периодически обновляются. Перед запуском сверяйте актуальные пункты в кабинете и официальной справке. Этот документ — подробный обзор механики и практики, а не замена оферте и справке Яндекса.</w:t>
       </w:r>
     </w:p>
     <w:sectPr>
       <w:pgSz w:w="12240" w:h="15840"/>
-      <w:pgMar w:top="1134" w:right="1134" w:bottom="1134" w:left="1247" w:header="720" w:footer="720" w:gutter="0"/>
+      <w:pgMar w:top="1020" w:right="1134" w:bottom="1020" w:left="1134" w:header="720" w:footer="720" w:gutter="0"/>
       <w:cols w:space="720"/>
       <w:docGrid w:linePitch="360"/>
     </w:sectPr>
@@ -1584,7 +5414,7 @@
       <w:spacing w:after="120" w:line="276" w:lineRule="auto"/>
     </w:pPr>
     <w:rPr>
-      <w:rFonts w:ascii="Times New Roman" w:hAnsi="Times New Roman"/>
+      <w:rFonts w:ascii="Times New Roman" w:hAnsi="Times New Roman" w:eastAsia="Times New Roman"/>
       <w:sz w:val="24"/>
     </w:rPr>
   </w:style>
